--- a/downloads/student/ai-7-week-23.docx
+++ b/downloads/student/ai-7-week-23.docx
@@ -813,6 +813,16 @@
     <w:p>
       <w:r>
         <w:t>Only 100 trials per design produce noisy estimates. They are fictional stipulated results, not executed simulation or evidence about pupils.</w:t>
+      </w:r>
+    </w:p>
+    <w:p>
+      <w:r>
+        <w:t>Read the labelled picture: Calculate both simulated detection fractions and resource costs. What additional detection is observed for the extra forty units, and does that establish power for an actual classroom study?</w:t>
+      </w:r>
+    </w:p>
+    <w:p>
+      <w:r>
+        <w:t>Change one thing: Change the assumed effect or variability but keep the sample sizes. Predict the result before checking the explanation. What remains the same?</w:t>
       </w:r>
     </w:p>
     <w:p>
@@ -1911,6 +1921,187 @@
         <w:t>Attempt the independent case before hints. Record whether you worked alone, used a hint or followed a model. After feedback, fix the first unsupported step and explain why it changed. A later check uses a changed case, not a copied answer.</w:t>
       </w:r>
     </w:p>
+    <w:p>
+      <w:pPr>
+        <w:pStyle w:val="Heading1"/>
+      </w:pPr>
+      <w:r>
+        <w:t>15. Your lesson route</w:t>
+      </w:r>
+    </w:p>
+    <w:p>
+      <w:r>
+        <w:t>Start with this question: A simulated detection-and-resource trade-off. A fictional simulation repeats a study under the same assumed alternative effect, using two independent-unit sample sizes.</w:t>
+      </w:r>
+    </w:p>
+    <w:tbl>
+      <w:tblPr>
+        <w:tblStyle w:val="LightShading-Accent1"/>
+        <w:tblW w:type="auto" w:w="0"/>
+        <w:tblLook w:firstColumn="1" w:firstRow="1" w:lastColumn="0" w:lastRow="0" w:noHBand="0" w:noVBand="1" w:val="04A0"/>
+      </w:tblPr>
+      <w:tblGrid>
+        <w:gridCol w:w="5112"/>
+        <w:gridCol w:w="5112"/>
+      </w:tblGrid>
+      <w:tr>
+        <w:trPr>
+          <w:tblHeader/>
+        </w:trPr>
+        <w:tc>
+          <w:tcPr>
+            <w:tcW w:type="dxa" w:w="5112"/>
+          </w:tcPr>
+          <w:p>
+            <w:r>
+              <w:t>By the end, I can</w:t>
+            </w:r>
+          </w:p>
+        </w:tc>
+        <w:tc>
+          <w:tcPr>
+            <w:tcW w:type="dxa" w:w="5112"/>
+          </w:tcPr>
+          <w:p>
+            <w:r>
+              <w:t>How I will show it</w:t>
+            </w:r>
+          </w:p>
+        </w:tc>
+      </w:tr>
+      <w:tr>
+        <w:tc>
+          <w:tcPr>
+            <w:tcW w:type="dxa" w:w="5112"/>
+          </w:tcPr>
+          <w:p>
+            <w:r>
+              <w:t>Explain the mechanism and terminology of power and resource tradeoffs</w:t>
+            </w:r>
+          </w:p>
+        </w:tc>
+        <w:tc>
+          <w:tcPr>
+            <w:tcW w:type="dxa" w:w="5112"/>
+          </w:tcPr>
+          <w:p>
+            <w:r>
+              <w:t>Explain the deciding step, show a trace or test, and state one limit.</w:t>
+            </w:r>
+          </w:p>
+        </w:tc>
+      </w:tr>
+      <w:tr>
+        <w:tc>
+          <w:tcPr>
+            <w:tcW w:type="dxa" w:w="5112"/>
+          </w:tcPr>
+          <w:p>
+            <w:r>
+              <w:t>Apply the stated procedure to a new case with a traceable result</w:t>
+            </w:r>
+          </w:p>
+        </w:tc>
+        <w:tc>
+          <w:tcPr>
+            <w:tcW w:type="dxa" w:w="5112"/>
+          </w:tcPr>
+          <w:p>
+            <w:r>
+              <w:t>Explain the deciding step, show a trace or test, and state one limit.</w:t>
+            </w:r>
+          </w:p>
+        </w:tc>
+      </w:tr>
+      <w:tr>
+        <w:tc>
+          <w:tcPr>
+            <w:tcW w:type="dxa" w:w="5112"/>
+          </w:tcPr>
+          <w:p>
+            <w:r>
+              <w:t>Identify an assumption or limitation and design a revealing follow-up</w:t>
+            </w:r>
+          </w:p>
+        </w:tc>
+        <w:tc>
+          <w:tcPr>
+            <w:tcW w:type="dxa" w:w="5112"/>
+          </w:tcPr>
+          <w:p>
+            <w:r>
+              <w:t>Explain the deciding step, show a trace or test, and state one limit.</w:t>
+            </w:r>
+          </w:p>
+        </w:tc>
+      </w:tr>
+    </w:tbl>
+    <w:p>
+      <w:r>
+        <w:t>Remember → watch and explain → try with help → investigate → try independently → keep project evidence. Your teacher may spread this lesson across several classes.</w:t>
+      </w:r>
+    </w:p>
+    <w:p>
+      <w:r>
+        <w:t>Keep your first prediction. Compare it with what the evidence shows and explain any change.</w:t>
+      </w:r>
+    </w:p>
+    <w:p>
+      <w:pPr>
+        <w:pStyle w:val="Heading1"/>
+      </w:pPr>
+      <w:r>
+        <w:t>16. Finish and return</w:t>
+      </w:r>
+    </w:p>
+    <w:p>
+      <w:r>
+        <w:t>Close your notes. Explain this goal in your own words: Explain the mechanism and terminology of power and resource tradeoffs</w:t>
+      </w:r>
+    </w:p>
+    <w:p>
+      <w:pPr>
+        <w:pStyle w:val="Heading3"/>
+      </w:pPr>
+      <w:r>
+        <w:t>My deciding step, evidence and one remaining question</w:t>
+      </w:r>
+    </w:p>
+    <w:p>
+      <w:r>
+        <w:t>________________________________________________________________</w:t>
+      </w:r>
+    </w:p>
+    <w:p>
+      <w:r>
+        <w:t>________________________________________________________________</w:t>
+      </w:r>
+    </w:p>
+    <w:p>
+      <w:r>
+        <w:t>________________________________________________________________</w:t>
+      </w:r>
+    </w:p>
+    <w:p>
+      <w:r>
+        <w:t>________________________________________________________________</w:t>
+      </w:r>
+    </w:p>
+    <w:p>
+      <w:r>
+        <w:t>________________________________________________________________</w:t>
+      </w:r>
+    </w:p>
+    <w:p>
+      <w:r>
+        <w:t>If you are unsure, return to the worked picture and explain one arrow. If you are ready, change an input or assumption and justify your prediction.</w:t>
+      </w:r>
+    </w:p>
+    <w:p>
+      <w:r>
+        <w:t>Save your workbook evidence. At the next review, try a different case before opening your old answer.</w:t>
+      </w:r>
+    </w:p>
     <w:sectPr>
       <w:pgSz w:w="12240" w:h="15840"/>
       <w:pgMar w:top="936" w:right="1008" w:bottom="936" w:left="1008" w:header="720" w:footer="720" w:gutter="0"/>

--- a/downloads/student/ai-7-week-23.docx
+++ b/downloads/student/ai-7-week-23.docx
@@ -2102,6 +2102,202 @@
         <w:t>Save your workbook evidence. At the next review, try a different case before opening your old answer.</w:t>
       </w:r>
     </w:p>
+    <w:p>
+      <w:pPr>
+        <w:pStyle w:val="Heading1"/>
+      </w:pPr>
+      <w:r>
+        <w:t>17. Supported practice, repair and portfolio</w:t>
+      </w:r>
+    </w:p>
+    <w:p>
+      <w:r>
+        <w:t>Use this supported practice once, in the browser or on paper. Keep the reserved independent assessment for a separate first attempt before teacher feedback.</w:t>
+      </w:r>
+    </w:p>
+    <w:p>
+      <w:r>
+        <w:t>A simulated detection-and-resource trade-off. A fictional simulation repeats a study under the same assumed alternative effect, using two independent-unit sample sizes.</w:t>
+      </w:r>
+    </w:p>
+    <w:p>
+      <w:pPr>
+        <w:pStyle w:val="Heading3"/>
+      </w:pPr>
+      <w:r>
+        <w:t>Practice 1: explain the deciding evidence</w:t>
+      </w:r>
+    </w:p>
+    <w:p>
+      <w:r>
+        <w:t>Which labelled step matches this detail? Doubling cost adds 20 percentage points of simulated detection under these assumptions.</w:t>
+      </w:r>
+    </w:p>
+    <w:p>
+      <w:r>
+        <w:t>1. Compare the trade-off</w:t>
+      </w:r>
+    </w:p>
+    <w:p>
+      <w:r>
+        <w:t>2. Estimate simulated detection</w:t>
+      </w:r>
+    </w:p>
+    <w:p>
+      <w:r>
+        <w:t>3. Calculate design cost</w:t>
+      </w:r>
+    </w:p>
+    <w:p>
+      <w:pPr>
+        <w:pStyle w:val="Heading3"/>
+      </w:pPr>
+      <w:r>
+        <w:t>My selected conclusion, deciding fact and explanation</w:t>
+      </w:r>
+    </w:p>
+    <w:p>
+      <w:r>
+        <w:t>________________________________________________________________</w:t>
+      </w:r>
+    </w:p>
+    <w:p>
+      <w:r>
+        <w:t>________________________________________________________________</w:t>
+      </w:r>
+    </w:p>
+    <w:p>
+      <w:r>
+        <w:t>________________________________________________________________</w:t>
+      </w:r>
+    </w:p>
+    <w:p>
+      <w:r>
+        <w:t>________________________________________________________________</w:t>
+      </w:r>
+    </w:p>
+    <w:p>
+      <w:r>
+        <w:t>________________________________________________________________</w:t>
+      </w:r>
+    </w:p>
+    <w:p>
+      <w:r>
+        <w:t>Hint if needed: Read the steps in the pictorial case. Match the supplied detail to the stage that performs or records it.</w:t>
+      </w:r>
+    </w:p>
+    <w:p>
+      <w:r>
+        <w:t>After your attempt, compare with the supported explanation: Compare the trade-off Doubling cost adds 20 percentage points of simulated detection under these assumptions. Power is the probability of detecting a specified effect under a specified model and decision rule. Repeated simulation can estimate it; the estimate depends on effect size, variability, design and test assumptions, not sample size alone.</w:t>
+      </w:r>
+    </w:p>
+    <w:p>
+      <w:pPr>
+        <w:pStyle w:val="Heading3"/>
+      </w:pPr>
+      <w:r>
+        <w:t>Practice 2: explain the deciding evidence</w:t>
+      </w:r>
+    </w:p>
+    <w:p>
+      <w:r>
+        <w:t>Changed-case practice: Change the assumed effect or variability but keep the sample sizes. Which conclusion is supported by the supplied facts?</w:t>
+      </w:r>
+    </w:p>
+    <w:p>
+      <w:r>
+        <w:t>1. This one example guarantees correct results for every future input.</w:t>
+      </w:r>
+    </w:p>
+    <w:p>
+      <w:r>
+        <w:t>2. We can decide the result without examining the changed input or the procedure.</w:t>
+      </w:r>
+    </w:p>
+    <w:p>
+      <w:r>
+        <w:t>3. The detection fractions need new simulation; the resource costs stay 40 and 80.</w:t>
+      </w:r>
+    </w:p>
+    <w:p>
+      <w:pPr>
+        <w:pStyle w:val="Heading3"/>
+      </w:pPr>
+      <w:r>
+        <w:t>My selected conclusion, deciding fact and explanation</w:t>
+      </w:r>
+    </w:p>
+    <w:p>
+      <w:r>
+        <w:t>________________________________________________________________</w:t>
+      </w:r>
+    </w:p>
+    <w:p>
+      <w:r>
+        <w:t>________________________________________________________________</w:t>
+      </w:r>
+    </w:p>
+    <w:p>
+      <w:r>
+        <w:t>________________________________________________________________</w:t>
+      </w:r>
+    </w:p>
+    <w:p>
+      <w:r>
+        <w:t>________________________________________________________________</w:t>
+      </w:r>
+    </w:p>
+    <w:p>
+      <w:r>
+        <w:t>________________________________________________________________</w:t>
+      </w:r>
+    </w:p>
+    <w:p>
+      <w:r>
+        <w:t>Hint if needed: Use the changed condition and the deciding step in the pictorial trace. The answer must say what follows from those facts.</w:t>
+      </w:r>
+    </w:p>
+    <w:p>
+      <w:r>
+        <w:t>After your attempt, compare with the supported explanation: The detection fractions need new simulation; the resource costs stay 40 and 80. Power depends on the data-generating assumptions, while this stated unit-cost calculation does not.</w:t>
+      </w:r>
+    </w:p>
+    <w:p>
+      <w:pPr>
+        <w:pStyle w:val="Heading3"/>
+      </w:pPr>
+      <w:r>
+        <w:t>Repair a missing building block</w:t>
+      </w:r>
+    </w:p>
+    <w:p>
+      <w:r>
+        <w:t>Review Pilot experiments (ai-7/22). Goal: Explain the mechanism and terminology of pilot experiments. Short practice: Calculate reviewer agreement on the four pilot answers. What can the disagreement improve, and why are those revised practice answers not untouched final evidence?. Return to this week and explain what you changed.</w:t>
+      </w:r>
+    </w:p>
+    <w:p>
+      <w:r>
+        <w:t>Review Privacy and data governance (ai-7/20). Goal: Explain the mechanism and terminology of privacy and data governance. Short practice: Point to the analysis table and the restricted identity key. Why are the codes pseudonymous rather than guaranteed anonymous, and what changes if the key is published?. Return to this week and explain what you changed.</w:t>
+      </w:r>
+    </w:p>
+    <w:p>
+      <w:r>
+        <w:t>Review Sensitivity analysis (ai-7/17). Goal: Explain the mechanism and terminology of sensitivity analysis. Short practice: Classify 0.4, 0.6 and 0.8 at cutoffs 0.5, 0.7 and exactly 0.6. Which equality rule decides the boundary, and can these unlabelled scores identify the best cutoff?. Return to this week and explain what you changed.</w:t>
+      </w:r>
+    </w:p>
+    <w:p>
+      <w:pPr>
+        <w:pStyle w:val="Heading3"/>
+      </w:pPr>
+      <w:r>
+        <w:t>Keep your completed work</w:t>
+      </w:r>
+    </w:p>
+    <w:p>
+      <w:r>
+        <w:t>Use Download completed work in the hosted lesson to export your answers, reflections, practice feedback and code-run evidence. Open the HTML copy to read or print it. Drafts stay in this browser when storage is available; clear drafts on a shared device.</w:t>
+      </w:r>
+    </w:p>
     <w:sectPr>
       <w:pgSz w:w="12240" w:h="15840"/>
       <w:pgMar w:top="936" w:right="1008" w:bottom="936" w:left="1008" w:header="720" w:footer="720" w:gutter="0"/>

--- a/downloads/student/ai-7-week-23.docx
+++ b/downloads/student/ai-7-week-23.docx
@@ -42,6 +42,11 @@
       </w:r>
     </w:p>
     <w:p>
+      <w:r>
+        <w:t>Start with the target: Explain the mechanism and terminology of power and resource tradeoffs. Try the recall before opening notes.</w:t>
+      </w:r>
+    </w:p>
+    <w:p>
       <w:pPr>
         <w:pStyle w:val="Heading3"/>
       </w:pPr>
@@ -50,17 +55,59 @@
       </w:r>
     </w:p>
     <w:p>
-      <w:r>
-        <w:t>I can explain the mechanism and terminology of power and resource tradeoffs.</w:t>
-      </w:r>
-    </w:p>
-    <w:p>
-      <w:r>
+      <w:pPr>
+        <w:spacing w:line="336" w:lineRule="auto" w:after="180"/>
+      </w:pPr>
+      <w:r>
+        <w:rPr>
+          <w:b w:val="0"/>
+        </w:rPr>
+        <w:t xml:space="preserve">I can explain the </w:t>
+      </w:r>
+      <w:r>
+        <w:rPr>
+          <w:b/>
+        </w:rPr>
+        <w:t>mechanism</w:t>
+      </w:r>
+      <w:r>
+        <w:rPr>
+          <w:b w:val="0"/>
+        </w:rPr>
+        <w:t xml:space="preserve"> and terminology of </w:t>
+      </w:r>
+      <w:r>
+        <w:rPr>
+          <w:b/>
+        </w:rPr>
+        <w:t>power</w:t>
+      </w:r>
+      <w:r>
+        <w:rPr>
+          <w:b w:val="0"/>
+        </w:rPr>
+        <w:t xml:space="preserve"> and resource tradeoffs.</w:t>
+      </w:r>
+    </w:p>
+    <w:p>
+      <w:pPr>
+        <w:spacing w:line="336" w:lineRule="auto" w:after="180"/>
+      </w:pPr>
+      <w:r>
+        <w:rPr>
+          <w:b w:val="0"/>
+        </w:rPr>
         <w:t>I can apply the stated procedure to a new case with a traceable result.</w:t>
       </w:r>
     </w:p>
     <w:p>
-      <w:r>
+      <w:pPr>
+        <w:spacing w:line="336" w:lineRule="auto" w:after="180"/>
+      </w:pPr>
+      <w:r>
+        <w:rPr>
+          <w:b w:val="0"/>
+        </w:rPr>
         <w:t>I can identify an assumption or limitation and design a revealing follow-up.</w:t>
       </w:r>
     </w:p>
@@ -73,47 +120,137 @@
       </w:r>
     </w:p>
     <w:p>
-      <w:r>
+      <w:pPr>
+        <w:spacing w:line="336" w:lineRule="auto" w:after="180"/>
+      </w:pPr>
+      <w:r>
+        <w:rPr>
+          <w:b w:val="0"/>
+        </w:rPr>
         <w:t>Close your notes first. A rough first answer helps us choose the right starting point; it is not a score for your ability.</w:t>
       </w:r>
     </w:p>
     <w:p>
-      <w:r>
+      <w:pPr>
+        <w:spacing w:line="336" w:lineRule="auto" w:after="180"/>
+      </w:pPr>
+      <w:r>
+        <w:rPr>
+          <w:b w:val="0"/>
+        </w:rPr>
         <w:t>Without opening the old lesson, explain one key idea from Pilot experiments. Give an example and a mistake that the idea helps you avoid.</w:t>
       </w:r>
     </w:p>
     <w:p>
-      <w:r>
+      <w:pPr>
+        <w:spacing w:line="336" w:lineRule="auto" w:after="180"/>
+      </w:pPr>
+      <w:r>
+        <w:rPr>
+          <w:b w:val="0"/>
+        </w:rPr>
         <w:t>Without opening the old lesson, explain one key idea from Privacy and data governance. Give an example and a mistake that the idea helps you avoid.</w:t>
       </w:r>
     </w:p>
     <w:p>
-      <w:r>
+      <w:pPr>
+        <w:spacing w:line="336" w:lineRule="auto" w:after="180"/>
+      </w:pPr>
+      <w:r>
+        <w:rPr>
+          <w:b w:val="0"/>
+        </w:rPr>
         <w:t>Without opening the old lesson, explain one key idea from Sensitivity analysis. Give an example and a mistake that the idea helps you avoid.</w:t>
       </w:r>
     </w:p>
     <w:p>
-      <w:r>
-        <w:t>After trying, check the relevant lesson or ask your teacher. Change the part of your explanation that the evidence shows was wrong.</w:t>
-      </w:r>
-    </w:p>
-    <w:p>
-      <w:r>
+      <w:pPr>
+        <w:spacing w:line="336" w:lineRule="auto" w:after="180"/>
+      </w:pPr>
+      <w:r>
+        <w:rPr>
+          <w:b w:val="0"/>
+        </w:rPr>
+        <w:t xml:space="preserve">After trying, check the relevant lesson or ask your teacher. Change the part of your explanation that the </w:t>
+      </w:r>
+      <w:r>
+        <w:rPr>
+          <w:b/>
+        </w:rPr>
+        <w:t>evidence</w:t>
+      </w:r>
+      <w:r>
+        <w:rPr>
+          <w:b w:val="0"/>
+        </w:rPr>
+        <w:t xml:space="preserve"> shows was wrong.</w:t>
+      </w:r>
+    </w:p>
+    <w:p>
+      <w:pPr>
+        <w:spacing w:line="336" w:lineRule="auto" w:after="180"/>
+      </w:pPr>
+      <w:r>
+        <w:rPr>
+          <w:b w:val="0"/>
+        </w:rPr>
         <w:t>This week you will practise:</w:t>
       </w:r>
     </w:p>
     <w:p>
-      <w:r>
-        <w:t>Explain the mechanism and terminology of power and resource tradeoffs</w:t>
-      </w:r>
-    </w:p>
-    <w:p>
-      <w:r>
+      <w:pPr>
+        <w:spacing w:line="336" w:lineRule="auto" w:after="180"/>
+      </w:pPr>
+      <w:r>
+        <w:rPr>
+          <w:b w:val="0"/>
+        </w:rPr>
+        <w:t xml:space="preserve">Explain the </w:t>
+      </w:r>
+      <w:r>
+        <w:rPr>
+          <w:b/>
+        </w:rPr>
+        <w:t>mechanism</w:t>
+      </w:r>
+      <w:r>
+        <w:rPr>
+          <w:b w:val="0"/>
+        </w:rPr>
+        <w:t xml:space="preserve"> and terminology of </w:t>
+      </w:r>
+      <w:r>
+        <w:rPr>
+          <w:b/>
+        </w:rPr>
+        <w:t>power</w:t>
+      </w:r>
+      <w:r>
+        <w:rPr>
+          <w:b w:val="0"/>
+        </w:rPr>
+        <w:t xml:space="preserve"> and resource tradeoffs</w:t>
+      </w:r>
+    </w:p>
+    <w:p>
+      <w:pPr>
+        <w:spacing w:line="336" w:lineRule="auto" w:after="180"/>
+      </w:pPr>
+      <w:r>
+        <w:rPr>
+          <w:b w:val="0"/>
+        </w:rPr>
         <w:t>Apply the stated procedure to a new case with a traceable result</w:t>
       </w:r>
     </w:p>
     <w:p>
-      <w:r>
+      <w:pPr>
+        <w:spacing w:line="336" w:lineRule="auto" w:after="180"/>
+      </w:pPr>
+      <w:r>
+        <w:rPr>
+          <w:b w:val="0"/>
+        </w:rPr>
         <w:t>Identify an assumption or limitation and design a revealing follow-up</w:t>
       </w:r>
     </w:p>
@@ -126,8 +263,38 @@
       </w:r>
     </w:p>
     <w:p>
-      <w:r>
-        <w:t>Recall Pilot experiments. Explain why a recorded result needs its input conditions and evidence source before it can support a claim.</w:t>
+      <w:pPr>
+        <w:spacing w:line="336" w:lineRule="auto" w:after="180"/>
+      </w:pPr>
+      <w:r>
+        <w:rPr>
+          <w:b w:val="0"/>
+        </w:rPr>
+        <w:t xml:space="preserve">Recall Pilot experiments. Explain why a recorded result needs its </w:t>
+      </w:r>
+      <w:r>
+        <w:rPr>
+          <w:b/>
+        </w:rPr>
+        <w:t>input</w:t>
+      </w:r>
+      <w:r>
+        <w:rPr>
+          <w:b w:val="0"/>
+        </w:rPr>
+        <w:t xml:space="preserve"> conditions and </w:t>
+      </w:r>
+      <w:r>
+        <w:rPr>
+          <w:b/>
+        </w:rPr>
+        <w:t>evidence</w:t>
+      </w:r>
+      <w:r>
+        <w:rPr>
+          <w:b w:val="0"/>
+        </w:rPr>
+        <w:t xml:space="preserve"> source before it can support a claim.</w:t>
       </w:r>
     </w:p>
     <w:p>
@@ -162,8 +329,26 @@
       </w:r>
     </w:p>
     <w:p>
-      <w:r>
-        <w:t>Explain power and resource tradeoffs using the records and boundaries of this fictional investigation.</w:t>
+      <w:pPr>
+        <w:spacing w:line="336" w:lineRule="auto" w:after="180"/>
+      </w:pPr>
+      <w:r>
+        <w:rPr>
+          <w:b w:val="0"/>
+        </w:rPr>
+        <w:t xml:space="preserve">Explain </w:t>
+      </w:r>
+      <w:r>
+        <w:rPr>
+          <w:b/>
+        </w:rPr>
+        <w:t>power</w:t>
+      </w:r>
+      <w:r>
+        <w:rPr>
+          <w:b w:val="0"/>
+        </w:rPr>
+        <w:t xml:space="preserve"> and resource tradeoffs using the records and boundaries of this fictional investigation.</w:t>
       </w:r>
     </w:p>
     <w:p>
@@ -176,12 +361,46 @@
     </w:p>
     <w:p>
       <w:r>
-        <w:t>Power concerns detecting a declared effect under a specified model and test. Planning depends on effect size, variability, unit independence and budget.</w:t>
-      </w:r>
-    </w:p>
-    <w:p>
-      <w:r>
-        <w:t>Begin by writing the question the procedure is intended to answer. Identify the information already supplied, the information it will produce and the information still missing. These are constructed classroom examples; they do not require live accounts, private records or an external service. Do not treat a plausible explanation as a measured outcome.</w:t>
+        <w:t>Investigate the supplied Power and resource tradeoffs case. Separate observations, given facts and assumptions before choosing an explanation.</w:t>
+      </w:r>
+    </w:p>
+    <w:p>
+      <w:pPr>
+        <w:spacing w:line="336" w:lineRule="auto" w:after="180"/>
+      </w:pPr>
+      <w:r>
+        <w:rPr>
+          <w:b/>
+        </w:rPr>
+        <w:t>Power</w:t>
+      </w:r>
+      <w:r>
+        <w:rPr>
+          <w:b w:val="0"/>
+        </w:rPr>
+        <w:t xml:space="preserve"> concerns detecting a declared effect under a specified model and test. Planning depends on effect size, variability, unit independence and budget.</w:t>
+      </w:r>
+    </w:p>
+    <w:p>
+      <w:pPr>
+        <w:spacing w:line="336" w:lineRule="auto" w:after="180"/>
+      </w:pPr>
+      <w:r>
+        <w:rPr>
+          <w:b w:val="0"/>
+        </w:rPr>
+        <w:t>Begin by writing the question the procedure is intended to answer. Identify the information already supplied, the information it will produce and the information still missing.</w:t>
+      </w:r>
+    </w:p>
+    <w:p>
+      <w:pPr>
+        <w:spacing w:line="336" w:lineRule="auto" w:after="180"/>
+      </w:pPr>
+      <w:r>
+        <w:rPr>
+          <w:b w:val="0"/>
+        </w:rPr>
+        <w:t>These are constructed classroom examples; they do not require live accounts, private records or an external service. Do not treat a plausible explanation as a measured outcome.</w:t>
       </w:r>
     </w:p>
     <w:p>
@@ -217,6 +436,17 @@
     </w:p>
     <w:p>
       <w:r>
+        <w:t>Follow the mechanism for Power and resource tradeoffs. Connect each labelled input, deciding step and result.</w:t>
+      </w:r>
+    </w:p>
+    <w:p>
+      <w:pPr>
+        <w:spacing w:line="336" w:lineRule="auto" w:after="180"/>
+      </w:pPr>
+      <w:r>
+        <w:rPr>
+          <w:b w:val="0"/>
+        </w:rPr>
         <w:t>Use supplied simulation results rather than an unsupported universal sample-size rule. Estimated detection frequency is detections/simulated alternative trials; false positives require null trials separately.</w:t>
       </w:r>
     </w:p>
@@ -313,8 +543,49 @@
       </w:r>
     </w:p>
     <w:p>
-      <w:r>
-        <w:t>Before applying the procedure, write its units, denominator or decision boundary where relevant. A partner should be able to repeat each step using the same inputs. If a required input is absent or violates the stated contract, record that condition explicitly instead of quietly replacing it with a convenient value.</w:t>
+      <w:pPr>
+        <w:spacing w:line="336" w:lineRule="auto" w:after="180"/>
+      </w:pPr>
+      <w:r>
+        <w:rPr>
+          <w:b w:val="0"/>
+        </w:rPr>
+        <w:t xml:space="preserve">Before applying the procedure, write its units, denominator or decision boundary where relevant. A partner should be able to repeat each step using the same </w:t>
+      </w:r>
+      <w:r>
+        <w:rPr>
+          <w:b/>
+        </w:rPr>
+        <w:t>input</w:t>
+      </w:r>
+      <w:r>
+        <w:rPr>
+          <w:b w:val="0"/>
+        </w:rPr>
+        <w:t>s.</w:t>
+      </w:r>
+    </w:p>
+    <w:p>
+      <w:pPr>
+        <w:spacing w:line="336" w:lineRule="auto" w:after="180"/>
+      </w:pPr>
+      <w:r>
+        <w:rPr>
+          <w:b w:val="0"/>
+        </w:rPr>
+        <w:t xml:space="preserve">If a required </w:t>
+      </w:r>
+      <w:r>
+        <w:rPr>
+          <w:b/>
+        </w:rPr>
+        <w:t>input</w:t>
+      </w:r>
+      <w:r>
+        <w:rPr>
+          <w:b w:val="0"/>
+        </w:rPr>
+        <w:t xml:space="preserve"> is absent or violates the stated contract, record that condition explicitly instead of quietly replacing it with a convenient value.</w:t>
       </w:r>
     </w:p>
     <w:p>
@@ -326,8 +597,26 @@
       </w:r>
     </w:p>
     <w:p>
-      <w:r>
-        <w:t>Point to the input, the deciding step and the result in this week’s visual. Explain the same step in ordinary words. A picture helps when you can say what each part represents.</w:t>
+      <w:pPr>
+        <w:spacing w:line="336" w:lineRule="auto" w:after="180"/>
+      </w:pPr>
+      <w:r>
+        <w:rPr>
+          <w:b w:val="0"/>
+        </w:rPr>
+        <w:t xml:space="preserve">Point to the </w:t>
+      </w:r>
+      <w:r>
+        <w:rPr>
+          <w:b/>
+        </w:rPr>
+        <w:t>input</w:t>
+      </w:r>
+      <w:r>
+        <w:rPr>
+          <w:b w:val="0"/>
+        </w:rPr>
+        <w:t>, the deciding step and the result in this week’s visual. Explain the same step in ordinary words. A picture helps when you can say what each part represents.</w:t>
       </w:r>
     </w:p>
     <w:p>
@@ -339,6 +628,11 @@
       </w:r>
     </w:p>
     <w:p>
+      <w:r>
+        <w:t>Compare the supplied cases for Power and resource tradeoffs. Identify the detail that changes the conclusion.</w:t>
+      </w:r>
+    </w:p>
+    <w:p>
       <w:pPr>
         <w:pStyle w:val="Heading3"/>
       </w:pPr>
@@ -347,7 +641,13 @@
       </w:r>
     </w:p>
     <w:p>
-      <w:r>
+      <w:pPr>
+        <w:spacing w:line="336" w:lineRule="auto" w:after="180"/>
+      </w:pPr>
+      <w:r>
+        <w:rPr>
+          <w:b w:val="0"/>
+        </w:rPr>
         <w:t>For a fixed alternative100 simulations detect62 times at n20 and83 at n40. Per-unit cost3 credits. Show the intermediate steps and give the conclusion with its scope.</w:t>
       </w:r>
     </w:p>
@@ -393,18 +693,81 @@
       </w:r>
     </w:p>
     <w:p>
-      <w:r>
+      <w:pPr>
+        <w:pStyle w:val="Heading3"/>
+      </w:pPr>
+      <w:r>
+        <w:t>Change one thing</w:t>
+      </w:r>
+    </w:p>
+    <w:p>
+      <w:pPr>
+        <w:spacing w:line="336" w:lineRule="auto" w:after="180"/>
+        <w:shd w:fill="F5F1FB"/>
+      </w:pPr>
+      <w:r>
+        <w:rPr>
+          <w:b w:val="0"/>
+        </w:rPr>
         <w:t>Change: Change the assumed effect or variability but keep the sample sizes.</w:t>
       </w:r>
     </w:p>
     <w:p>
-      <w:r>
-        <w:t>Prediction: The detection fractions need new simulation; the resource costs stay 40 and 80.</w:t>
-      </w:r>
-    </w:p>
-    <w:p>
-      <w:r>
-        <w:t>Reason: Power depends on the data-generating assumptions, while this stated unit-cost calculation does not.</w:t>
+      <w:pPr>
+        <w:pStyle w:val="Heading3"/>
+      </w:pPr>
+      <w:r>
+        <w:t>Predicted result</w:t>
+      </w:r>
+    </w:p>
+    <w:p>
+      <w:pPr>
+        <w:spacing w:line="336" w:lineRule="auto" w:after="180"/>
+        <w:shd w:fill="F1F6FC"/>
+      </w:pPr>
+      <w:r>
+        <w:rPr>
+          <w:b/>
+        </w:rPr>
+        <w:t>Prediction</w:t>
+      </w:r>
+      <w:r>
+        <w:rPr>
+          <w:b w:val="0"/>
+        </w:rPr>
+        <w:t>: The detection fractions need new simulation; the resource costs stay 40 and 80.</w:t>
+      </w:r>
+    </w:p>
+    <w:p>
+      <w:pPr>
+        <w:pStyle w:val="Heading3"/>
+      </w:pPr>
+      <w:r>
+        <w:t>Why the result follows</w:t>
+      </w:r>
+    </w:p>
+    <w:p>
+      <w:pPr>
+        <w:spacing w:line="336" w:lineRule="auto" w:after="180"/>
+        <w:shd w:fill="F1F6FC"/>
+      </w:pPr>
+      <w:r>
+        <w:rPr>
+          <w:b w:val="0"/>
+        </w:rPr>
+        <w:t xml:space="preserve">Reason: </w:t>
+      </w:r>
+      <w:r>
+        <w:rPr>
+          <w:b/>
+        </w:rPr>
+        <w:t>Power</w:t>
+      </w:r>
+      <w:r>
+        <w:rPr>
+          <w:b w:val="0"/>
+        </w:rPr>
+        <w:t xml:space="preserve"> depends on the data-generating assumptions, while this stated unit-cost calculation does not.</w:t>
       </w:r>
     </w:p>
     <w:p>
@@ -413,6 +776,11 @@
       </w:pPr>
       <w:r>
         <w:t>05. Words that unlock the idea</w:t>
+      </w:r>
+    </w:p>
+    <w:p>
+      <w:r>
+        <w:t>Use the vocabulary of Power and resource tradeoffs to explain a concrete decision, rather than only memorising definitions.</w:t>
       </w:r>
     </w:p>
     <w:tbl>
@@ -550,29 +918,115 @@
     </w:p>
     <w:p>
       <w:r>
+        <w:t>Follow the worked trace for Power and resource tradeoffs, predict a step, then compare with its explanation.</w:t>
+      </w:r>
+    </w:p>
+    <w:p>
+      <w:pPr>
+        <w:spacing w:line="336" w:lineRule="auto" w:after="180"/>
+      </w:pPr>
+      <w:r>
+        <w:rPr>
+          <w:b w:val="0"/>
+        </w:rPr>
         <w:t>For a fixed alternative100 simulations detect62 times at n20 and83 at n40. Per-unit cost3 credits.</w:t>
       </w:r>
     </w:p>
     <w:p>
-      <w:r>
+      <w:pPr>
+        <w:spacing w:line="336" w:lineRule="auto" w:after="180"/>
+      </w:pPr>
+      <w:r>
+        <w:rPr>
+          <w:b w:val="0"/>
+        </w:rPr>
         <w:t>Estimated detection62% versus83%; cost60 versus120 credits per study. These simulation frequencies depend on the supplied model; null error is unmeasured.</w:t>
       </w:r>
     </w:p>
     <w:p>
-      <w:r>
-        <w:t>Compare the intermediate evidence with the final statement. Explain why each number or decision follows from the stated inputs. The conclusion belongs to this scenario and procedure; changing the inputs, evaluation population or authority can change what it establishes. Retain the raw record so a later revision can be compared honestly.</w:t>
-      </w:r>
-    </w:p>
-    <w:p>
       <w:pPr>
         <w:pStyle w:val="Heading3"/>
       </w:pPr>
       <w:r>
+        <w:t>Worked explanation · Power and resource tradeoffs</w:t>
+      </w:r>
+    </w:p>
+    <w:p>
+      <w:pPr>
+        <w:spacing w:line="336" w:lineRule="auto" w:after="180"/>
+        <w:shd w:fill="F1F6FC"/>
+      </w:pPr>
+      <w:r>
+        <w:rPr>
+          <w:b w:val="0"/>
+        </w:rPr>
+        <w:t xml:space="preserve">Compare the intermediate </w:t>
+      </w:r>
+      <w:r>
+        <w:rPr>
+          <w:b/>
+        </w:rPr>
+        <w:t>evidence</w:t>
+      </w:r>
+      <w:r>
+        <w:rPr>
+          <w:b w:val="0"/>
+        </w:rPr>
+        <w:t xml:space="preserve"> with the final statement. Explain why each number or decision follows from the stated </w:t>
+      </w:r>
+      <w:r>
+        <w:rPr>
+          <w:b/>
+        </w:rPr>
+        <w:t>input</w:t>
+      </w:r>
+      <w:r>
+        <w:rPr>
+          <w:b w:val="0"/>
+        </w:rPr>
+        <w:t>s.</w:t>
+      </w:r>
+    </w:p>
+    <w:p>
+      <w:pPr>
+        <w:spacing w:line="336" w:lineRule="auto" w:after="180"/>
+        <w:shd w:fill="F1F6FC"/>
+      </w:pPr>
+      <w:r>
+        <w:rPr>
+          <w:b w:val="0"/>
+        </w:rPr>
+        <w:t xml:space="preserve">The conclusion belongs to this scenario and procedure; changing the </w:t>
+      </w:r>
+      <w:r>
+        <w:rPr>
+          <w:b/>
+        </w:rPr>
+        <w:t>input</w:t>
+      </w:r>
+      <w:r>
+        <w:rPr>
+          <w:b w:val="0"/>
+        </w:rPr>
+        <w:t>s, evaluation population or authority can change what it establishes. Retain the raw record so a later revision can be compared honestly.</w:t>
+      </w:r>
+    </w:p>
+    <w:p>
+      <w:pPr>
+        <w:pStyle w:val="Heading3"/>
+      </w:pPr>
+      <w:r>
         <w:t>Learn from the worked case</w:t>
       </w:r>
     </w:p>
     <w:p>
-      <w:r>
+      <w:pPr>
+        <w:spacing w:line="336" w:lineRule="auto" w:after="180"/>
+      </w:pPr>
+      <w:r>
+        <w:rPr>
+          <w:b w:val="0"/>
+        </w:rPr>
         <w:t>Cover the result before checking it. Say what is given, choose the procedure, and follow one step at a time. Then uncover the result and explain your first mismatch. Ask why a step is allowed, not only what number it produces.</w:t>
       </w:r>
     </w:p>
@@ -585,7 +1039,13 @@
       </w:r>
     </w:p>
     <w:p>
-      <w:r>
+      <w:pPr>
+        <w:spacing w:line="336" w:lineRule="auto" w:after="180"/>
+      </w:pPr>
+      <w:r>
+        <w:rPr>
+          <w:b w:val="0"/>
+        </w:rPr>
         <w:t>A simulated detection-and-resource trade-off. A fictional simulation repeats a study under the same assumed alternative effect, using two independent-unit sample sizes.</w:t>
       </w:r>
     </w:p>
@@ -598,8 +1058,35 @@
       </w:r>
     </w:p>
     <w:p>
-      <w:r>
-        <w:t>There are 100 simulation trials per design. At n=20, 60 detect the specified effect; at n=40, 80 detect it. Each independent unit costs 2 resource units. Same test and effect assumptions are used.</w:t>
+      <w:pPr>
+        <w:pStyle w:val="Heading3"/>
+      </w:pPr>
+      <w:r>
+        <w:t>Supplied facts</w:t>
+      </w:r>
+    </w:p>
+    <w:p>
+      <w:pPr>
+        <w:spacing w:line="336" w:lineRule="auto" w:after="180"/>
+        <w:shd w:fill="F1F6FC"/>
+      </w:pPr>
+      <w:r>
+        <w:rPr>
+          <w:b w:val="0"/>
+        </w:rPr>
+        <w:t xml:space="preserve">There are 100 </w:t>
+      </w:r>
+      <w:r>
+        <w:rPr>
+          <w:b/>
+        </w:rPr>
+        <w:t>simulation trial</w:t>
+      </w:r>
+      <w:r>
+        <w:rPr>
+          <w:b w:val="0"/>
+        </w:rPr>
+        <w:t>s per design. At n=20, 60 detect the specified effect; at n=40, 80 detect it. Each independent unit costs 2 resource units. Same test and effect assumptions are used.</w:t>
       </w:r>
     </w:p>
     <w:p>
@@ -798,30 +1285,132 @@
       </w:r>
     </w:p>
     <w:p>
-      <w:r>
-        <w:t>Power is the probability of detecting a specified effect under a specified model and decision rule. Repeated simulation can estimate it; the estimate depends on effect size, variability, design and test assumptions, not sample size alone.</w:t>
-      </w:r>
-    </w:p>
-    <w:p>
       <w:pPr>
         <w:pStyle w:val="Heading3"/>
       </w:pPr>
       <w:r>
+        <w:t>Why the result follows</w:t>
+      </w:r>
+    </w:p>
+    <w:p>
+      <w:pPr>
+        <w:spacing w:line="336" w:lineRule="auto" w:after="180"/>
+        <w:shd w:fill="F1F6FC"/>
+      </w:pPr>
+      <w:r>
+        <w:rPr>
+          <w:b/>
+        </w:rPr>
+        <w:t>Power</w:t>
+      </w:r>
+      <w:r>
+        <w:rPr>
+          <w:b w:val="0"/>
+        </w:rPr>
+        <w:t xml:space="preserve"> is the probability of detecting a specified effect under a specified model and decision rule.</w:t>
+      </w:r>
+    </w:p>
+    <w:p>
+      <w:pPr>
+        <w:spacing w:line="336" w:lineRule="auto" w:after="180"/>
+        <w:shd w:fill="F1F6FC"/>
+      </w:pPr>
+      <w:r>
+        <w:rPr>
+          <w:b w:val="0"/>
+        </w:rPr>
+        <w:t>Repeated simulation can estimate it; the estimate depends on effect size, variability, design and test assumptions, not sample size alone.</w:t>
+      </w:r>
+    </w:p>
+    <w:p>
+      <w:pPr>
+        <w:pStyle w:val="Heading3"/>
+      </w:pPr>
+      <w:r>
         <w:t>What this example does not establish</w:t>
       </w:r>
     </w:p>
     <w:p>
-      <w:r>
-        <w:t>Only 100 trials per design produce noisy estimates. They are fictional stipulated results, not executed simulation or evidence about pupils.</w:t>
-      </w:r>
-    </w:p>
-    <w:p>
-      <w:r>
-        <w:t>Read the labelled picture: Calculate both simulated detection fractions and resource costs. What additional detection is observed for the extra forty units, and does that establish power for an actual classroom study?</w:t>
-      </w:r>
-    </w:p>
-    <w:p>
-      <w:r>
+      <w:pPr>
+        <w:pStyle w:val="Heading3"/>
+      </w:pPr>
+      <w:r>
+        <w:t>Keep the stated limit</w:t>
+      </w:r>
+    </w:p>
+    <w:p>
+      <w:pPr>
+        <w:spacing w:line="336" w:lineRule="auto" w:after="180"/>
+        <w:shd w:fill="FFF5E6"/>
+      </w:pPr>
+      <w:r>
+        <w:rPr>
+          <w:b w:val="0"/>
+        </w:rPr>
+        <w:t xml:space="preserve">Only 100 trials per design produce noisy estimates. They are fictional stipulated results, not executed simulation or </w:t>
+      </w:r>
+      <w:r>
+        <w:rPr>
+          <w:b/>
+        </w:rPr>
+        <w:t>evidence</w:t>
+      </w:r>
+      <w:r>
+        <w:rPr>
+          <w:b w:val="0"/>
+        </w:rPr>
+        <w:t xml:space="preserve"> about pupils.</w:t>
+      </w:r>
+    </w:p>
+    <w:p>
+      <w:pPr>
+        <w:pStyle w:val="Heading3"/>
+      </w:pPr>
+      <w:r>
+        <w:t>Keep the stated limit</w:t>
+      </w:r>
+    </w:p>
+    <w:p>
+      <w:pPr>
+        <w:spacing w:line="336" w:lineRule="auto" w:after="180"/>
+        <w:shd w:fill="FFF5E6"/>
+      </w:pPr>
+      <w:r>
+        <w:rPr>
+          <w:b w:val="0"/>
+        </w:rPr>
+        <w:t xml:space="preserve">Read the labelled picture: Calculate both simulated detection fractions and resource costs. What additional detection is observed for the extra forty units, and does that establish </w:t>
+      </w:r>
+      <w:r>
+        <w:rPr>
+          <w:b/>
+        </w:rPr>
+        <w:t>power</w:t>
+      </w:r>
+      <w:r>
+        <w:rPr>
+          <w:b w:val="0"/>
+        </w:rPr>
+        <w:t xml:space="preserve"> for an actual classroom study?</w:t>
+      </w:r>
+    </w:p>
+    <w:p>
+      <w:pPr>
+        <w:pStyle w:val="Heading3"/>
+      </w:pPr>
+      <w:r>
+        <w:t>Keep the stated limit</w:t>
+      </w:r>
+    </w:p>
+    <w:p>
+      <w:pPr>
+        <w:spacing w:line="336" w:lineRule="auto" w:after="180"/>
+        <w:shd w:fill="FFF5E6"/>
+      </w:pPr>
+      <w:r>
+        <w:rPr>
+          <w:b w:val="0"/>
+        </w:rPr>
         <w:t>Change one thing: Change the assumed effect or variability but keep the sample sizes. Predict the result before checking the explanation. What remains the same?</w:t>
       </w:r>
     </w:p>
@@ -835,12 +1424,24 @@
     </w:p>
     <w:p>
       <w:r>
-        <w:t>Power estimates do not repair biased sampling or establish the probability a particular hypothesis is true.</w:t>
-      </w:r>
-    </w:p>
-    <w:p>
-      <w:r>
-        <w:t>A useful check asks what would make the reasoning fail. Distinguish a failure to execute the declared procedure from a weakness in the procedure itself. The first may require a correction; the second requires an explicitly revised method and new evidence. Preserve unsuccessful cases so an improved result cannot hide the original problem.</w:t>
+        <w:t>Find the unsupported step in the Power and resource tradeoffs claim and explain a repair using the supplied evidence.</w:t>
+      </w:r>
+    </w:p>
+    <w:p>
+      <w:pPr>
+        <w:spacing w:line="336" w:lineRule="auto" w:after="180"/>
+      </w:pPr>
+      <w:r>
+        <w:rPr>
+          <w:b/>
+        </w:rPr>
+        <w:t>Power</w:t>
+      </w:r>
+      <w:r>
+        <w:rPr>
+          <w:b w:val="0"/>
+        </w:rPr>
+        <w:t xml:space="preserve"> estimates do not repair biased sampling or establish the probability a particular hypothesis is true.</w:t>
       </w:r>
     </w:p>
     <w:p>
@@ -848,6 +1449,50 @@
         <w:pStyle w:val="Heading3"/>
       </w:pPr>
       <w:r>
+        <w:t>Check the claim against the facts</w:t>
+      </w:r>
+    </w:p>
+    <w:p>
+      <w:pPr>
+        <w:spacing w:line="336" w:lineRule="auto" w:after="180"/>
+        <w:shd w:fill="FFF5E6"/>
+      </w:pPr>
+      <w:r>
+        <w:rPr>
+          <w:b w:val="0"/>
+        </w:rPr>
+        <w:t>A useful check asks what would make the reasoning fail. Distinguish a failure to execute the declared procedure from a weakness in the procedure itself.</w:t>
+      </w:r>
+    </w:p>
+    <w:p>
+      <w:pPr>
+        <w:spacing w:line="336" w:lineRule="auto" w:after="180"/>
+        <w:shd w:fill="FFF5E6"/>
+      </w:pPr>
+      <w:r>
+        <w:rPr>
+          <w:b w:val="0"/>
+        </w:rPr>
+        <w:t xml:space="preserve">The first may require a correction; the second requires an explicitly revised method and new </w:t>
+      </w:r>
+      <w:r>
+        <w:rPr>
+          <w:b/>
+        </w:rPr>
+        <w:t>evidence</w:t>
+      </w:r>
+      <w:r>
+        <w:rPr>
+          <w:b w:val="0"/>
+        </w:rPr>
+        <w:t>. Preserve unsuccessful cases so an improved result cannot hide the original problem.</w:t>
+      </w:r>
+    </w:p>
+    <w:p>
+      <w:pPr>
+        <w:pStyle w:val="Heading3"/>
+      </w:pPr>
+      <w:r>
         <w:t>Guided: restate the worked result, then name the assumption or limitation that prevents a broader conclusion.</w:t>
       </w:r>
     </w:p>
@@ -885,8 +1530,37 @@
       </w:r>
     </w:p>
     <w:p>
-      <w:r>
-        <w:t>A report omits this qualification: Power estimates do not repair biased sampling or establish the probability a particular hypothesis is true. Explain how omitting it could change a reader's interpretation, and write an accurate replacement.</w:t>
+      <w:pPr>
+        <w:spacing w:line="336" w:lineRule="auto" w:after="180"/>
+      </w:pPr>
+      <w:r>
+        <w:rPr>
+          <w:b w:val="0"/>
+        </w:rPr>
+        <w:t xml:space="preserve">A report omits this qualification: </w:t>
+      </w:r>
+      <w:r>
+        <w:rPr>
+          <w:b/>
+        </w:rPr>
+        <w:t>Power</w:t>
+      </w:r>
+      <w:r>
+        <w:rPr>
+          <w:b w:val="0"/>
+        </w:rPr>
+        <w:t xml:space="preserve"> estimates do not repair biased sampling or establish the probability a particular hypothesis is true.</w:t>
+      </w:r>
+    </w:p>
+    <w:p>
+      <w:pPr>
+        <w:spacing w:line="336" w:lineRule="auto" w:after="180"/>
+      </w:pPr>
+      <w:r>
+        <w:rPr>
+          <w:b w:val="0"/>
+        </w:rPr>
+        <w:t>Explain how omitting it could change a reader's interpretation, and write an accurate replacement.</w:t>
       </w:r>
     </w:p>
     <w:p>
@@ -937,7 +1611,54 @@
     </w:p>
     <w:p>
       <w:r>
-        <w:t>Explain the weekly mechanism in your own words. Use the worked scenario to name its input, decision rule and output.</w:t>
+        <w:t>Practise Power and resource tradeoffs with support, then explain the deciding step in your own words.</w:t>
+      </w:r>
+    </w:p>
+    <w:p>
+      <w:pPr>
+        <w:spacing w:line="336" w:lineRule="auto" w:after="180"/>
+      </w:pPr>
+      <w:r>
+        <w:rPr>
+          <w:b w:val="0"/>
+        </w:rPr>
+        <w:t xml:space="preserve">Explain the weekly </w:t>
+      </w:r>
+      <w:r>
+        <w:rPr>
+          <w:b/>
+        </w:rPr>
+        <w:t>mechanism</w:t>
+      </w:r>
+      <w:r>
+        <w:rPr>
+          <w:b w:val="0"/>
+        </w:rPr>
+        <w:t xml:space="preserve"> in your own words. Use the worked scenario to name its </w:t>
+      </w:r>
+      <w:r>
+        <w:rPr>
+          <w:b/>
+        </w:rPr>
+        <w:t>input</w:t>
+      </w:r>
+      <w:r>
+        <w:rPr>
+          <w:b w:val="0"/>
+        </w:rPr>
+        <w:t xml:space="preserve">, decision rule and </w:t>
+      </w:r>
+      <w:r>
+        <w:rPr>
+          <w:b/>
+        </w:rPr>
+        <w:t>output</w:t>
+      </w:r>
+      <w:r>
+        <w:rPr>
+          <w:b w:val="0"/>
+        </w:rPr>
+        <w:t>.</w:t>
       </w:r>
     </w:p>
     <w:p>
@@ -1010,8 +1731,38 @@
       </w:r>
     </w:p>
     <w:p>
-      <w:r>
-        <w:t>Use workbook W2 for the connected example “Power and resource tradeoffs”. First fill the input and rule boxes. Try the middle steps before asking for a hint. After a hint, try the next step yourself.</w:t>
+      <w:pPr>
+        <w:spacing w:line="336" w:lineRule="auto" w:after="180"/>
+      </w:pPr>
+      <w:r>
+        <w:rPr>
+          <w:b w:val="0"/>
+        </w:rPr>
+        <w:t>Use workbook W2 for the connected example “</w:t>
+      </w:r>
+      <w:r>
+        <w:rPr>
+          <w:b/>
+        </w:rPr>
+        <w:t>Power</w:t>
+      </w:r>
+      <w:r>
+        <w:rPr>
+          <w:b w:val="0"/>
+        </w:rPr>
+        <w:t xml:space="preserve"> and resource tradeoffs”. First fill the </w:t>
+      </w:r>
+      <w:r>
+        <w:rPr>
+          <w:b/>
+        </w:rPr>
+        <w:t>input</w:t>
+      </w:r>
+      <w:r>
+        <w:rPr>
+          <w:b w:val="0"/>
+        </w:rPr>
+        <w:t xml:space="preserve"> and rule boxes. Try the middle steps before asking for a hint. After a hint, try the next step yourself.</w:t>
       </w:r>
     </w:p>
     <w:tbl>
@@ -1094,7 +1845,13 @@
       </w:tr>
     </w:tbl>
     <w:p>
-      <w:r>
+      <w:pPr>
+        <w:spacing w:line="336" w:lineRule="auto" w:after="180"/>
+      </w:pPr>
+      <w:r>
+        <w:rPr>
+          <w:b w:val="0"/>
+        </w:rPr>
         <w:t>Explain your trace to a partner. Your partner points to one step to check. Swap roles on the next case. Each person writes their own explanation.</w:t>
       </w:r>
     </w:p>
@@ -1107,12 +1864,47 @@
       </w:r>
     </w:p>
     <w:p>
-      <w:r>
-        <w:t>Use the worked case for Power and resource tradeoffs. Proposed explanation: “The worked result establishes every future case”. Decide whether this explanation is supported. Point to the step or supplied fact that decides; explain your repair if needed.</w:t>
-      </w:r>
-    </w:p>
-    <w:p>
-      <w:r>
+      <w:pPr>
+        <w:spacing w:line="336" w:lineRule="auto" w:after="180"/>
+      </w:pPr>
+      <w:r>
+        <w:rPr>
+          <w:b w:val="0"/>
+        </w:rPr>
+        <w:t xml:space="preserve">Use the worked case for </w:t>
+      </w:r>
+      <w:r>
+        <w:rPr>
+          <w:b/>
+        </w:rPr>
+        <w:t>Power</w:t>
+      </w:r>
+      <w:r>
+        <w:rPr>
+          <w:b w:val="0"/>
+        </w:rPr>
+        <w:t xml:space="preserve"> and resource tradeoffs. Proposed explanation: “The worked result establishes every future case”. Decide whether this explanation is supported.</w:t>
+      </w:r>
+    </w:p>
+    <w:p>
+      <w:pPr>
+        <w:spacing w:line="336" w:lineRule="auto" w:after="180"/>
+      </w:pPr>
+      <w:r>
+        <w:rPr>
+          <w:b w:val="0"/>
+        </w:rPr>
+        <w:t>Point to the step or supplied fact that decides; explain your repair if needed.</w:t>
+      </w:r>
+    </w:p>
+    <w:p>
+      <w:pPr>
+        <w:spacing w:line="336" w:lineRule="auto" w:after="180"/>
+      </w:pPr>
+      <w:r>
+        <w:rPr>
+          <w:b w:val="0"/>
+        </w:rPr>
         <w:t>Answer on your own before discussion. If you are unsure, say which step you need help with.</w:t>
       </w:r>
     </w:p>
@@ -1125,8 +1917,27 @@
       </w:r>
     </w:p>
     <w:p>
-      <w:r>
-        <w:t>Calculate both simulated detection fractions and resource costs. What additional detection is observed for the extra forty units, and does that establish power for an actual classroom study?</w:t>
+      <w:pPr>
+        <w:spacing w:line="336" w:lineRule="auto" w:after="180"/>
+        <w:shd w:fill="F5F1FB"/>
+      </w:pPr>
+      <w:r>
+        <w:rPr>
+          <w:b w:val="0"/>
+        </w:rPr>
+        <w:t xml:space="preserve">Calculate both simulated detection fractions and resource costs. What additional detection is observed for the extra forty units, and does that establish </w:t>
+      </w:r>
+      <w:r>
+        <w:rPr>
+          <w:b/>
+        </w:rPr>
+        <w:t>power</w:t>
+      </w:r>
+      <w:r>
+        <w:rPr>
+          <w:b w:val="0"/>
+        </w:rPr>
+        <w:t xml:space="preserve"> for an actual classroom study?</w:t>
       </w:r>
     </w:p>
     <w:p>
@@ -1158,7 +1969,13 @@
       </w:r>
     </w:p>
     <w:p>
-      <w:r>
+      <w:pPr>
+        <w:spacing w:line="336" w:lineRule="auto" w:after="180"/>
+      </w:pPr>
+      <w:r>
+        <w:rPr>
+          <w:b w:val="0"/>
+        </w:rPr>
         <w:t>This is supported practice. Keep the separately named independent case for an attempt before feedback.</w:t>
       </w:r>
     </w:p>
@@ -1171,6 +1988,11 @@
       </w:r>
     </w:p>
     <w:p>
+      <w:r>
+        <w:t>Investigate Power and resource tradeoffs. Record the prediction, actual observation or labelled paper trace, explanation and next test separately.</w:t>
+      </w:r>
+    </w:p>
+    <w:p>
       <w:pPr>
         <w:pStyle w:val="Heading3"/>
       </w:pPr>
@@ -1179,7 +2001,13 @@
       </w:r>
     </w:p>
     <w:p>
-      <w:r>
+      <w:pPr>
+        <w:spacing w:line="336" w:lineRule="auto" w:after="180"/>
+      </w:pPr>
+      <w:r>
+        <w:rPr>
+          <w:b w:val="0"/>
+        </w:rPr>
         <w:t>For a fixed alternative100 simulations detect62 times at n20 and83 at n40. Per-unit cost3 credits. Show the intermediate steps and give the conclusion with its scope.</w:t>
       </w:r>
     </w:p>
@@ -1320,7 +2148,13 @@
       </w:tr>
     </w:tbl>
     <w:p>
-      <w:r>
+      <w:pPr>
+        <w:spacing w:line="336" w:lineRule="auto" w:after="180"/>
+      </w:pPr>
+      <w:r>
+        <w:rPr>
+          <w:b w:val="0"/>
+        </w:rPr>
         <w:t>On paper, trace the supplied procedure. If code is provided, predict before running it in a local practice file. Never write an expected answer as though it were an observed run.</w:t>
       </w:r>
     </w:p>
@@ -1333,7 +2167,13 @@
       </w:r>
     </w:p>
     <w:p>
-      <w:r>
+      <w:pPr>
+        <w:spacing w:line="336" w:lineRule="auto" w:after="180"/>
+      </w:pPr>
+      <w:r>
+        <w:rPr>
+          <w:b w:val="0"/>
+        </w:rPr>
         <w:t>Before trying: what do I expect, and why? While trying: which step could first go wrong? Afterwards: what did I actually observe, and what should change? Keep “not run” if you only traced the procedure.</w:t>
       </w:r>
     </w:p>
@@ -1346,6 +2186,11 @@
       </w:r>
     </w:p>
     <w:p>
+      <w:r>
+        <w:t>Move from recall to tracing, diagnosis and transfer in Power and resource tradeoffs. Explain why each step is justified.</w:t>
+      </w:r>
+    </w:p>
+    <w:p>
       <w:pPr>
         <w:pStyle w:val="Heading3"/>
       </w:pPr>
@@ -1354,18 +2199,106 @@
       </w:r>
     </w:p>
     <w:p>
-      <w:r>
-        <w:t>Explain the weekly mechanism in your own words. Use the worked scenario to name its input, decision rule and output.</w:t>
-      </w:r>
-    </w:p>
-    <w:p>
-      <w:r>
-        <w:t>A report omits this qualification: Power estimates do not repair biased sampling or establish the probability a particular hypothesis is true. Explain how omitting it could change a reader's interpretation, and write an accurate replacement.</w:t>
-      </w:r>
-    </w:p>
-    <w:p>
-      <w:r>
-        <w:t>For the worked scenario, propose one additional case that could reveal a failure, describe its expected outcome before running it, and explain what would need to remain fixed for a fair comparison. Do not reuse W4 as a new final test after receiving feedback.</w:t>
+      <w:pPr>
+        <w:spacing w:line="336" w:lineRule="auto" w:after="180"/>
+      </w:pPr>
+      <w:r>
+        <w:rPr>
+          <w:b w:val="0"/>
+        </w:rPr>
+        <w:t xml:space="preserve">Explain the weekly </w:t>
+      </w:r>
+      <w:r>
+        <w:rPr>
+          <w:b/>
+        </w:rPr>
+        <w:t>mechanism</w:t>
+      </w:r>
+      <w:r>
+        <w:rPr>
+          <w:b w:val="0"/>
+        </w:rPr>
+        <w:t xml:space="preserve"> in your own words. Use the worked scenario to name its </w:t>
+      </w:r>
+      <w:r>
+        <w:rPr>
+          <w:b/>
+        </w:rPr>
+        <w:t>input</w:t>
+      </w:r>
+      <w:r>
+        <w:rPr>
+          <w:b w:val="0"/>
+        </w:rPr>
+        <w:t xml:space="preserve">, decision rule and </w:t>
+      </w:r>
+      <w:r>
+        <w:rPr>
+          <w:b/>
+        </w:rPr>
+        <w:t>output</w:t>
+      </w:r>
+      <w:r>
+        <w:rPr>
+          <w:b w:val="0"/>
+        </w:rPr>
+        <w:t>.</w:t>
+      </w:r>
+    </w:p>
+    <w:p>
+      <w:pPr>
+        <w:spacing w:line="336" w:lineRule="auto" w:after="180"/>
+      </w:pPr>
+      <w:r>
+        <w:rPr>
+          <w:b w:val="0"/>
+        </w:rPr>
+        <w:t xml:space="preserve">A report omits this qualification: </w:t>
+      </w:r>
+      <w:r>
+        <w:rPr>
+          <w:b/>
+        </w:rPr>
+        <w:t>Power</w:t>
+      </w:r>
+      <w:r>
+        <w:rPr>
+          <w:b w:val="0"/>
+        </w:rPr>
+        <w:t xml:space="preserve"> estimates do not repair biased sampling or establish the probability a particular hypothesis is true.</w:t>
+      </w:r>
+    </w:p>
+    <w:p>
+      <w:pPr>
+        <w:spacing w:line="336" w:lineRule="auto" w:after="180"/>
+      </w:pPr>
+      <w:r>
+        <w:rPr>
+          <w:b w:val="0"/>
+        </w:rPr>
+        <w:t>Explain how omitting it could change a reader's interpretation, and write an accurate replacement.</w:t>
+      </w:r>
+    </w:p>
+    <w:p>
+      <w:pPr>
+        <w:spacing w:line="336" w:lineRule="auto" w:after="180"/>
+      </w:pPr>
+      <w:r>
+        <w:rPr>
+          <w:b w:val="0"/>
+        </w:rPr>
+        <w:t>For the worked scenario, propose one additional case that could reveal a failure, describe its expected outcome before running it, and explain what would need to remain fixed for a fair comparison.</w:t>
+      </w:r>
+    </w:p>
+    <w:p>
+      <w:pPr>
+        <w:spacing w:line="336" w:lineRule="auto" w:after="180"/>
+      </w:pPr>
+      <w:r>
+        <w:rPr>
+          <w:b w:val="0"/>
+        </w:rPr>
+        <w:t>Do not reuse W4 as a new final test after receiving feedback.</w:t>
       </w:r>
     </w:p>
     <w:p>
@@ -1411,7 +2344,101 @@
     </w:p>
     <w:p>
       <w:r>
-        <w:t>Add a labelled power and resource tradeoffs evidence sheet to Reproducible AI Research Study. Show how you can explain the mechanism and terminology of power and resource tradeoffs. Use the supplied fictional case and keep its inputs, intermediate steps, calculation or prediction, and limitation. Connect this record to last week’s record; a matching answer without a trace is insufficient.</w:t>
+        <w:t>Apply this week’s idea to Reproducible AI Research Study. Keep an annotated decision and the evidence supporting it.</w:t>
+      </w:r>
+    </w:p>
+    <w:p>
+      <w:pPr>
+        <w:spacing w:line="336" w:lineRule="auto" w:after="180"/>
+      </w:pPr>
+      <w:r>
+        <w:rPr>
+          <w:b w:val="0"/>
+        </w:rPr>
+        <w:t xml:space="preserve">Add a labelled </w:t>
+      </w:r>
+      <w:r>
+        <w:rPr>
+          <w:b/>
+        </w:rPr>
+        <w:t>power</w:t>
+      </w:r>
+      <w:r>
+        <w:rPr>
+          <w:b w:val="0"/>
+        </w:rPr>
+        <w:t xml:space="preserve"> and resource tradeoffs </w:t>
+      </w:r>
+      <w:r>
+        <w:rPr>
+          <w:b/>
+        </w:rPr>
+        <w:t>evidence</w:t>
+      </w:r>
+      <w:r>
+        <w:rPr>
+          <w:b w:val="0"/>
+        </w:rPr>
+        <w:t xml:space="preserve"> sheet to Reproducible AI Research Study. Show how you can explain the </w:t>
+      </w:r>
+      <w:r>
+        <w:rPr>
+          <w:b/>
+        </w:rPr>
+        <w:t>mechanism</w:t>
+      </w:r>
+      <w:r>
+        <w:rPr>
+          <w:b w:val="0"/>
+        </w:rPr>
+        <w:t xml:space="preserve"> and terminology of </w:t>
+      </w:r>
+      <w:r>
+        <w:rPr>
+          <w:b/>
+        </w:rPr>
+        <w:t>power</w:t>
+      </w:r>
+      <w:r>
+        <w:rPr>
+          <w:b w:val="0"/>
+        </w:rPr>
+        <w:t xml:space="preserve"> and resource tradeoffs.</w:t>
+      </w:r>
+    </w:p>
+    <w:p>
+      <w:pPr>
+        <w:spacing w:line="336" w:lineRule="auto" w:after="180"/>
+      </w:pPr>
+      <w:r>
+        <w:rPr>
+          <w:b w:val="0"/>
+        </w:rPr>
+        <w:t xml:space="preserve">Use the supplied fictional case and keep its </w:t>
+      </w:r>
+      <w:r>
+        <w:rPr>
+          <w:b/>
+        </w:rPr>
+        <w:t>input</w:t>
+      </w:r>
+      <w:r>
+        <w:rPr>
+          <w:b w:val="0"/>
+        </w:rPr>
+        <w:t xml:space="preserve">s, intermediate steps, calculation or </w:t>
+      </w:r>
+      <w:r>
+        <w:rPr>
+          <w:b/>
+        </w:rPr>
+        <w:t>prediction</w:t>
+      </w:r>
+      <w:r>
+        <w:rPr>
+          <w:b w:val="0"/>
+        </w:rPr>
+        <w:t>, and limitation. Connect this record to last week’s record; a matching answer without a trace is insufficient.</w:t>
       </w:r>
     </w:p>
     <w:tbl>
@@ -1539,7 +2566,13 @@
       </w:r>
     </w:p>
     <w:p>
-      <w:r>
+      <w:pPr>
+        <w:spacing w:line="336" w:lineRule="auto" w:after="180"/>
+      </w:pPr>
+      <w:r>
+        <w:rPr>
+          <w:b w:val="0"/>
+        </w:rPr>
         <w:t>For the Reproducible AI Research Study, retain an annotated worked trace and the changed-case reasoning. Connect the claim to its records, units and assumptions so another investigator can challenge or reproduce it.</w:t>
       </w:r>
     </w:p>
@@ -1553,7 +2586,29 @@
     </w:p>
     <w:p>
       <w:r>
-        <w:t>Complete the supported workbook tasks before attempting W4 independently. Record any hints or help used. After feedback, use the teacher's fresh retry rather than copying the earlier answer. For a project, select a relevant new case, predict the outcome from the declared rule and preserve the result alongside any revision.</w:t>
+        <w:t>Use a genuinely new case for independent evidence. Previously discussed examples remain practice; use the separately named independent case before feedback.</w:t>
+      </w:r>
+    </w:p>
+    <w:p>
+      <w:pPr>
+        <w:spacing w:line="336" w:lineRule="auto" w:after="180"/>
+      </w:pPr>
+      <w:r>
+        <w:rPr>
+          <w:b w:val="0"/>
+        </w:rPr>
+        <w:t>Complete the supported workbook tasks before attempting W4 independently. Record any hints or help used. After feedback, use the teacher's fresh retry rather than copying the earlier answer.</w:t>
+      </w:r>
+    </w:p>
+    <w:p>
+      <w:pPr>
+        <w:spacing w:line="336" w:lineRule="auto" w:after="180"/>
+      </w:pPr>
+      <w:r>
+        <w:rPr>
+          <w:b w:val="0"/>
+        </w:rPr>
+        <w:t>For a project, select a relevant new case, predict the outcome from the declared rule and preserve the result alongside any revision.</w:t>
       </w:r>
     </w:p>
     <w:p>
@@ -1590,8 +2645,25 @@
       </w:r>
     </w:p>
     <w:p>
-      <w:r>
-        <w:t>For the worked scenario, propose one additional case that could reveal a failure, describe its expected outcome before running it, and explain what would need to remain fixed for a fair comparison. Do not reuse W4 as a new final test after receiving feedback.</w:t>
+      <w:pPr>
+        <w:spacing w:line="336" w:lineRule="auto" w:after="180"/>
+      </w:pPr>
+      <w:r>
+        <w:rPr>
+          <w:b w:val="0"/>
+        </w:rPr>
+        <w:t>For the worked scenario, propose one additional case that could reveal a failure, describe its expected outcome before running it, and explain what would need to remain fixed for a fair comparison.</w:t>
+      </w:r>
+    </w:p>
+    <w:p>
+      <w:pPr>
+        <w:spacing w:line="336" w:lineRule="auto" w:after="180"/>
+      </w:pPr>
+      <w:r>
+        <w:rPr>
+          <w:b w:val="0"/>
+        </w:rPr>
+        <w:t>Do not reuse W4 as a new final test after receiving feedback.</w:t>
       </w:r>
     </w:p>
     <w:p>
@@ -1628,6 +2700,11 @@
       </w:pPr>
       <w:r>
         <w:t>13. Study a complete case</w:t>
+      </w:r>
+    </w:p>
+    <w:p>
+      <w:r>
+        <w:t>Revisit the complete Power and resource tradeoffs case for supported practice. Repeated examples do not become fresh assessments.</w:t>
       </w:r>
     </w:p>
     <w:p>
@@ -1731,8 +2808,26 @@
       </w:r>
     </w:p>
     <w:p>
-      <w:r>
-        <w:t>Follow the input through the stated procedure to its result. Cover the result first, predict it, then explain every intermediate step. The text/table accompanies the figure so the example can be read without colour.</w:t>
+      <w:pPr>
+        <w:spacing w:line="336" w:lineRule="auto" w:after="180"/>
+      </w:pPr>
+      <w:r>
+        <w:rPr>
+          <w:b w:val="0"/>
+        </w:rPr>
+        <w:t xml:space="preserve">Follow the </w:t>
+      </w:r>
+      <w:r>
+        <w:rPr>
+          <w:b/>
+        </w:rPr>
+        <w:t>input</w:t>
+      </w:r>
+      <w:r>
+        <w:rPr>
+          <w:b w:val="0"/>
+        </w:rPr>
+        <w:t xml:space="preserve"> through the stated procedure to its result. Cover the result first, predict it, then explain every intermediate step. The text/table accompanies the figure so the example can be read without colour.</w:t>
       </w:r>
     </w:p>
     <w:p>
@@ -1782,6 +2877,11 @@
       </w:r>
     </w:p>
     <w:p>
+      <w:r>
+        <w:t>Attempt the reserved new case before feedback. Record support; the earlier examples below remain additional practice.</w:t>
+      </w:r>
+    </w:p>
+    <w:p>
       <w:pPr>
         <w:pStyle w:val="Heading3"/>
       </w:pPr>
@@ -1790,7 +2890,13 @@
       </w:r>
     </w:p>
     <w:p>
-      <w:r>
+      <w:pPr>
+        <w:spacing w:line="336" w:lineRule="auto" w:after="180"/>
+      </w:pPr>
+      <w:r>
+        <w:rPr>
+          <w:b w:val="0"/>
+        </w:rPr>
         <w:t>One hundred alternative trials detect70 at n30 and85 at n60; unit cost2. Compare.</w:t>
       </w:r>
     </w:p>
@@ -1838,7 +2944,13 @@
       </w:r>
     </w:p>
     <w:p>
-      <w:r>
+      <w:pPr>
+        <w:spacing w:line="336" w:lineRule="auto" w:after="180"/>
+      </w:pPr>
+      <w:r>
+        <w:rPr>
+          <w:b w:val="0"/>
+        </w:rPr>
         <w:t>Attempt this case before feedback. Record any help. Earlier examples below are further practice; a case already practised with feedback cannot establish fresh transfer.</w:t>
       </w:r>
     </w:p>
@@ -1851,7 +2963,13 @@
       </w:r>
     </w:p>
     <w:p>
-      <w:r>
+      <w:pPr>
+        <w:spacing w:line="336" w:lineRule="auto" w:after="180"/>
+      </w:pPr>
+      <w:r>
+        <w:rPr>
+          <w:b w:val="0"/>
+        </w:rPr>
         <w:t>One hundred alternative trials detect70 at n30 and85 at n60; unit cost2. Compare.</w:t>
       </w:r>
     </w:p>
@@ -1904,7 +3022,13 @@
       </w:r>
     </w:p>
     <w:p>
-      <w:r>
+      <w:pPr>
+        <w:spacing w:line="336" w:lineRule="auto" w:after="180"/>
+      </w:pPr>
+      <w:r>
+        <w:rPr>
+          <w:b w:val="0"/>
+        </w:rPr>
         <w:t>Record support used: none, hint or teacher explanation. After feedback, a different case is needed to demonstrate independence.</w:t>
       </w:r>
     </w:p>
@@ -1917,8 +3041,25 @@
       </w:r>
     </w:p>
     <w:p>
-      <w:r>
-        <w:t>Attempt the independent case before hints. Record whether you worked alone, used a hint or followed a model. After feedback, fix the first unsupported step and explain why it changed. A later check uses a changed case, not a copied answer.</w:t>
+      <w:pPr>
+        <w:spacing w:line="336" w:lineRule="auto" w:after="180"/>
+      </w:pPr>
+      <w:r>
+        <w:rPr>
+          <w:b w:val="0"/>
+        </w:rPr>
+        <w:t>Attempt the independent case before hints. Record whether you worked alone, used a hint or followed a model. After feedback, fix the first unsupported step and explain why it changed.</w:t>
+      </w:r>
+    </w:p>
+    <w:p>
+      <w:pPr>
+        <w:spacing w:line="336" w:lineRule="auto" w:after="180"/>
+      </w:pPr>
+      <w:r>
+        <w:rPr>
+          <w:b w:val="0"/>
+        </w:rPr>
+        <w:t>A later check uses a changed case, not a copied answer.</w:t>
       </w:r>
     </w:p>
     <w:p>
@@ -1931,6 +3072,17 @@
     </w:p>
     <w:p>
       <w:r>
+        <w:t>Use this map to navigate Power and resource tradeoffs, connect the goals to tasks and keep one evidence record for each attempt.</w:t>
+      </w:r>
+    </w:p>
+    <w:p>
+      <w:pPr>
+        <w:spacing w:line="336" w:lineRule="auto" w:after="180"/>
+      </w:pPr>
+      <w:r>
+        <w:rPr>
+          <w:b w:val="0"/>
+        </w:rPr>
         <w:t>Start with this question: A simulated detection-and-resource trade-off. A fictional simulation repeats a study under the same assumed alternative effect, using two independent-unit sample sizes.</w:t>
       </w:r>
     </w:p>
@@ -2037,13 +3189,61 @@
       </w:tr>
     </w:tbl>
     <w:p>
-      <w:r>
-        <w:t>Remember → watch and explain → try with help → investigate → try independently → keep project evidence. Your teacher may spread this lesson across several classes.</w:t>
-      </w:r>
-    </w:p>
-    <w:p>
-      <w:r>
-        <w:t>Keep your first prediction. Compare it with what the evidence shows and explain any change.</w:t>
+      <w:pPr>
+        <w:spacing w:line="336" w:lineRule="auto" w:after="180"/>
+      </w:pPr>
+      <w:r>
+        <w:rPr>
+          <w:b w:val="0"/>
+        </w:rPr>
+        <w:t xml:space="preserve">Remember → watch and explain → try with help → investigate → try independently → keep project </w:t>
+      </w:r>
+      <w:r>
+        <w:rPr>
+          <w:b/>
+        </w:rPr>
+        <w:t>evidence</w:t>
+      </w:r>
+      <w:r>
+        <w:rPr>
+          <w:b w:val="0"/>
+        </w:rPr>
+        <w:t>. Your teacher may spread this lesson across several classes.</w:t>
+      </w:r>
+    </w:p>
+    <w:p>
+      <w:pPr>
+        <w:spacing w:line="336" w:lineRule="auto" w:after="180"/>
+      </w:pPr>
+      <w:r>
+        <w:rPr>
+          <w:b w:val="0"/>
+        </w:rPr>
+        <w:t xml:space="preserve">Keep your first </w:t>
+      </w:r>
+      <w:r>
+        <w:rPr>
+          <w:b/>
+        </w:rPr>
+        <w:t>prediction</w:t>
+      </w:r>
+      <w:r>
+        <w:rPr>
+          <w:b w:val="0"/>
+        </w:rPr>
+        <w:t xml:space="preserve">. Compare it with what the </w:t>
+      </w:r>
+      <w:r>
+        <w:rPr>
+          <w:b/>
+        </w:rPr>
+        <w:t>evidence</w:t>
+      </w:r>
+      <w:r>
+        <w:rPr>
+          <w:b w:val="0"/>
+        </w:rPr>
+        <w:t xml:space="preserve"> shows and explain any change.</w:t>
       </w:r>
     </w:p>
     <w:p>
@@ -2056,7 +3256,42 @@
     </w:p>
     <w:p>
       <w:r>
-        <w:t>Close your notes. Explain this goal in your own words: Explain the mechanism and terminology of power and resource tradeoffs</w:t>
+        <w:t>Explain Power and resource tradeoffs without notes, identify a remaining question and plan a later check with a changed case.</w:t>
+      </w:r>
+    </w:p>
+    <w:p>
+      <w:pPr>
+        <w:spacing w:line="336" w:lineRule="auto" w:after="180"/>
+      </w:pPr>
+      <w:r>
+        <w:rPr>
+          <w:b w:val="0"/>
+        </w:rPr>
+        <w:t xml:space="preserve">Close your notes. Explain this goal in your own words: Explain the </w:t>
+      </w:r>
+      <w:r>
+        <w:rPr>
+          <w:b/>
+        </w:rPr>
+        <w:t>mechanism</w:t>
+      </w:r>
+      <w:r>
+        <w:rPr>
+          <w:b w:val="0"/>
+        </w:rPr>
+        <w:t xml:space="preserve"> and terminology of </w:t>
+      </w:r>
+      <w:r>
+        <w:rPr>
+          <w:b/>
+        </w:rPr>
+        <w:t>power</w:t>
+      </w:r>
+      <w:r>
+        <w:rPr>
+          <w:b w:val="0"/>
+        </w:rPr>
+        <w:t xml:space="preserve"> and resource tradeoffs</w:t>
       </w:r>
     </w:p>
     <w:p>
@@ -2093,13 +3328,61 @@
       </w:r>
     </w:p>
     <w:p>
-      <w:r>
-        <w:t>If you are unsure, return to the worked picture and explain one arrow. If you are ready, change an input or assumption and justify your prediction.</w:t>
-      </w:r>
-    </w:p>
-    <w:p>
-      <w:r>
-        <w:t>Save your workbook evidence. At the next review, try a different case before opening your old answer.</w:t>
+      <w:pPr>
+        <w:spacing w:line="336" w:lineRule="auto" w:after="180"/>
+      </w:pPr>
+      <w:r>
+        <w:rPr>
+          <w:b w:val="0"/>
+        </w:rPr>
+        <w:t xml:space="preserve">If you are unsure, return to the worked picture and explain one arrow. If you are ready, change an </w:t>
+      </w:r>
+      <w:r>
+        <w:rPr>
+          <w:b/>
+        </w:rPr>
+        <w:t>input</w:t>
+      </w:r>
+      <w:r>
+        <w:rPr>
+          <w:b w:val="0"/>
+        </w:rPr>
+        <w:t xml:space="preserve"> or assumption and justify your </w:t>
+      </w:r>
+      <w:r>
+        <w:rPr>
+          <w:b/>
+        </w:rPr>
+        <w:t>prediction</w:t>
+      </w:r>
+      <w:r>
+        <w:rPr>
+          <w:b w:val="0"/>
+        </w:rPr>
+        <w:t>.</w:t>
+      </w:r>
+    </w:p>
+    <w:p>
+      <w:pPr>
+        <w:spacing w:line="336" w:lineRule="auto" w:after="180"/>
+      </w:pPr>
+      <w:r>
+        <w:rPr>
+          <w:b w:val="0"/>
+        </w:rPr>
+        <w:t xml:space="preserve">Save your workbook </w:t>
+      </w:r>
+      <w:r>
+        <w:rPr>
+          <w:b/>
+        </w:rPr>
+        <w:t>evidence</w:t>
+      </w:r>
+      <w:r>
+        <w:rPr>
+          <w:b w:val="0"/>
+        </w:rPr>
+        <w:t>. At the next review, try a different case before opening your old answer.</w:t>
       </w:r>
     </w:p>
     <w:p>
@@ -2112,11 +3395,28 @@
     </w:p>
     <w:p>
       <w:r>
+        <w:t>Attempt supported questions before using hints or feedback. Review a missing building block, then keep the completed work.</w:t>
+      </w:r>
+    </w:p>
+    <w:p>
+      <w:pPr>
+        <w:spacing w:line="336" w:lineRule="auto" w:after="180"/>
+      </w:pPr>
+      <w:r>
+        <w:rPr>
+          <w:b w:val="0"/>
+        </w:rPr>
         <w:t>Use this supported practice once, in the browser or on paper. Keep the reserved independent assessment for a separate first attempt before teacher feedback.</w:t>
       </w:r>
     </w:p>
     <w:p>
-      <w:r>
+      <w:pPr>
+        <w:spacing w:line="336" w:lineRule="auto" w:after="180"/>
+      </w:pPr>
+      <w:r>
+        <w:rPr>
+          <w:b w:val="0"/>
+        </w:rPr>
         <w:t>A simulated detection-and-resource trade-off. A fictional simulation repeats a study under the same assumed alternative effect, using two independent-unit sample sizes.</w:t>
       </w:r>
     </w:p>
@@ -2129,22 +3429,49 @@
       </w:r>
     </w:p>
     <w:p>
-      <w:r>
+      <w:pPr>
+        <w:spacing w:line="336" w:lineRule="auto" w:after="180"/>
+      </w:pPr>
+      <w:r>
+        <w:rPr>
+          <w:b w:val="0"/>
+        </w:rPr>
         <w:t>Which labelled step matches this detail? Doubling cost adds 20 percentage points of simulated detection under these assumptions.</w:t>
       </w:r>
     </w:p>
     <w:p>
-      <w:r>
+      <w:pPr>
+        <w:spacing w:line="336" w:lineRule="auto" w:after="180"/>
+        <w:shd w:fill="F4F9FC"/>
+      </w:pPr>
+      <w:r>
+        <w:rPr>
+          <w:b w:val="0"/>
+        </w:rPr>
         <w:t>1. Compare the trade-off</w:t>
       </w:r>
     </w:p>
     <w:p>
-      <w:r>
+      <w:pPr>
+        <w:spacing w:line="336" w:lineRule="auto" w:after="180"/>
+        <w:shd w:fill="F4F9FC"/>
+      </w:pPr>
+      <w:r>
+        <w:rPr>
+          <w:b w:val="0"/>
+        </w:rPr>
         <w:t>2. Estimate simulated detection</w:t>
       </w:r>
     </w:p>
     <w:p>
-      <w:r>
+      <w:pPr>
+        <w:spacing w:line="336" w:lineRule="auto" w:after="180"/>
+        <w:shd w:fill="F4F9FC"/>
+      </w:pPr>
+      <w:r>
+        <w:rPr>
+          <w:b w:val="0"/>
+        </w:rPr>
         <w:t>3. Calculate design cost</w:t>
       </w:r>
     </w:p>
@@ -2182,40 +3509,160 @@
       </w:r>
     </w:p>
     <w:p>
-      <w:r>
+      <w:pPr>
+        <w:pStyle w:val="Heading3"/>
+      </w:pPr>
+      <w:r>
+        <w:t>Hint · try first</w:t>
+      </w:r>
+    </w:p>
+    <w:p>
+      <w:pPr>
+        <w:spacing w:line="336" w:lineRule="auto" w:after="180"/>
+        <w:shd w:fill="F1F6F8"/>
+      </w:pPr>
+      <w:r>
+        <w:rPr>
+          <w:b w:val="0"/>
+        </w:rPr>
         <w:t>Hint if needed: Read the steps in the pictorial case. Match the supplied detail to the stage that performs or records it.</w:t>
       </w:r>
     </w:p>
     <w:p>
-      <w:r>
-        <w:t>After your attempt, compare with the supported explanation: Compare the trade-off Doubling cost adds 20 percentage points of simulated detection under these assumptions. Power is the probability of detecting a specified effect under a specified model and decision rule. Repeated simulation can estimate it; the estimate depends on effect size, variability, design and test assumptions, not sample size alone.</w:t>
-      </w:r>
-    </w:p>
-    <w:p>
       <w:pPr>
         <w:pStyle w:val="Heading3"/>
       </w:pPr>
       <w:r>
+        <w:t>Feedback · compare after trying</w:t>
+      </w:r>
+    </w:p>
+    <w:p>
+      <w:pPr>
+        <w:spacing w:line="336" w:lineRule="auto" w:after="180"/>
+        <w:shd w:fill="F1F6FC"/>
+      </w:pPr>
+      <w:r>
+        <w:rPr>
+          <w:b w:val="0"/>
+        </w:rPr>
+        <w:t>After your attempt, compare with the supported explanation: Compare the trade-off Doubling cost adds 20 percentage points of simulated detection under these assumptions.</w:t>
+      </w:r>
+    </w:p>
+    <w:p>
+      <w:pPr>
+        <w:spacing w:line="336" w:lineRule="auto" w:after="180"/>
+        <w:shd w:fill="F1F6FC"/>
+      </w:pPr>
+      <w:r>
+        <w:rPr>
+          <w:b/>
+        </w:rPr>
+        <w:t>Power</w:t>
+      </w:r>
+      <w:r>
+        <w:rPr>
+          <w:b w:val="0"/>
+        </w:rPr>
+        <w:t xml:space="preserve"> is the probability of detecting a specified effect under a specified model and decision rule.</w:t>
+      </w:r>
+    </w:p>
+    <w:p>
+      <w:pPr>
+        <w:spacing w:line="336" w:lineRule="auto" w:after="180"/>
+        <w:shd w:fill="F1F6FC"/>
+      </w:pPr>
+      <w:r>
+        <w:rPr>
+          <w:b w:val="0"/>
+        </w:rPr>
+        <w:t>Repeated simulation can estimate it; the estimate depends on effect size, variability, design and test assumptions, not sample size alone.</w:t>
+      </w:r>
+    </w:p>
+    <w:p>
+      <w:pPr>
+        <w:pStyle w:val="Heading3"/>
+      </w:pPr>
+      <w:r>
         <w:t>Practice 2: explain the deciding evidence</w:t>
       </w:r>
     </w:p>
     <w:p>
-      <w:r>
+      <w:pPr>
+        <w:pStyle w:val="Heading3"/>
+      </w:pPr>
+      <w:r>
+        <w:t>Changed case · predict first</w:t>
+      </w:r>
+    </w:p>
+    <w:p>
+      <w:pPr>
+        <w:spacing w:line="336" w:lineRule="auto" w:after="180"/>
+        <w:shd w:fill="F5F1FB"/>
+      </w:pPr>
+      <w:r>
+        <w:rPr>
+          <w:b w:val="0"/>
+        </w:rPr>
         <w:t>Changed-case practice: Change the assumed effect or variability but keep the sample sizes. Which conclusion is supported by the supplied facts?</w:t>
       </w:r>
     </w:p>
     <w:p>
-      <w:r>
-        <w:t>1. This one example guarantees correct results for every future input.</w:t>
-      </w:r>
-    </w:p>
-    <w:p>
-      <w:r>
-        <w:t>2. We can decide the result without examining the changed input or the procedure.</w:t>
-      </w:r>
-    </w:p>
-    <w:p>
-      <w:r>
+      <w:pPr>
+        <w:spacing w:line="336" w:lineRule="auto" w:after="180"/>
+        <w:shd w:fill="F4F9FC"/>
+      </w:pPr>
+      <w:r>
+        <w:rPr>
+          <w:b w:val="0"/>
+        </w:rPr>
+        <w:t xml:space="preserve">1. This one example guarantees correct results for every future </w:t>
+      </w:r>
+      <w:r>
+        <w:rPr>
+          <w:b/>
+        </w:rPr>
+        <w:t>input</w:t>
+      </w:r>
+      <w:r>
+        <w:rPr>
+          <w:b w:val="0"/>
+        </w:rPr>
+        <w:t>.</w:t>
+      </w:r>
+    </w:p>
+    <w:p>
+      <w:pPr>
+        <w:spacing w:line="336" w:lineRule="auto" w:after="180"/>
+        <w:shd w:fill="F4F9FC"/>
+      </w:pPr>
+      <w:r>
+        <w:rPr>
+          <w:b w:val="0"/>
+        </w:rPr>
+        <w:t xml:space="preserve">2. We can decide the result without examining the changed </w:t>
+      </w:r>
+      <w:r>
+        <w:rPr>
+          <w:b/>
+        </w:rPr>
+        <w:t>input</w:t>
+      </w:r>
+      <w:r>
+        <w:rPr>
+          <w:b w:val="0"/>
+        </w:rPr>
+        <w:t xml:space="preserve"> or the procedure.</w:t>
+      </w:r>
+    </w:p>
+    <w:p>
+      <w:pPr>
+        <w:spacing w:line="336" w:lineRule="auto" w:after="180"/>
+        <w:shd w:fill="F4F9FC"/>
+      </w:pPr>
+      <w:r>
+        <w:rPr>
+          <w:b w:val="0"/>
+        </w:rPr>
         <w:t>3. The detection fractions need new simulation; the resource costs stay 40 and 80.</w:t>
       </w:r>
     </w:p>
@@ -2253,36 +3700,183 @@
       </w:r>
     </w:p>
     <w:p>
-      <w:r>
+      <w:pPr>
+        <w:pStyle w:val="Heading3"/>
+      </w:pPr>
+      <w:r>
+        <w:t>Hint · try first</w:t>
+      </w:r>
+    </w:p>
+    <w:p>
+      <w:pPr>
+        <w:spacing w:line="336" w:lineRule="auto" w:after="180"/>
+        <w:shd w:fill="F1F6F8"/>
+      </w:pPr>
+      <w:r>
+        <w:rPr>
+          <w:b w:val="0"/>
+        </w:rPr>
         <w:t>Hint if needed: Use the changed condition and the deciding step in the pictorial trace. The answer must say what follows from those facts.</w:t>
       </w:r>
     </w:p>
     <w:p>
-      <w:r>
-        <w:t>After your attempt, compare with the supported explanation: The detection fractions need new simulation; the resource costs stay 40 and 80. Power depends on the data-generating assumptions, while this stated unit-cost calculation does not.</w:t>
-      </w:r>
-    </w:p>
-    <w:p>
       <w:pPr>
         <w:pStyle w:val="Heading3"/>
       </w:pPr>
       <w:r>
+        <w:t>Feedback · compare after trying</w:t>
+      </w:r>
+    </w:p>
+    <w:p>
+      <w:pPr>
+        <w:spacing w:line="336" w:lineRule="auto" w:after="180"/>
+        <w:shd w:fill="F1F6FC"/>
+      </w:pPr>
+      <w:r>
+        <w:rPr>
+          <w:b w:val="0"/>
+        </w:rPr>
+        <w:t>After your attempt, compare with the supported explanation: The detection fractions need new simulation; the resource costs stay 40 and 80.</w:t>
+      </w:r>
+    </w:p>
+    <w:p>
+      <w:pPr>
+        <w:spacing w:line="336" w:lineRule="auto" w:after="180"/>
+        <w:shd w:fill="F1F6FC"/>
+      </w:pPr>
+      <w:r>
+        <w:rPr>
+          <w:b/>
+        </w:rPr>
+        <w:t>Power</w:t>
+      </w:r>
+      <w:r>
+        <w:rPr>
+          <w:b w:val="0"/>
+        </w:rPr>
+        <w:t xml:space="preserve"> depends on the data-generating assumptions, while this stated unit-cost calculation does not.</w:t>
+      </w:r>
+    </w:p>
+    <w:p>
+      <w:pPr>
+        <w:pStyle w:val="Heading3"/>
+      </w:pPr>
+      <w:r>
         <w:t>Repair a missing building block</w:t>
       </w:r>
     </w:p>
     <w:p>
-      <w:r>
-        <w:t>Review Pilot experiments (ai-7/22). Goal: Explain the mechanism and terminology of pilot experiments. Short practice: Calculate reviewer agreement on the four pilot answers. What can the disagreement improve, and why are those revised practice answers not untouched final evidence?. Return to this week and explain what you changed.</w:t>
-      </w:r>
-    </w:p>
-    <w:p>
-      <w:r>
-        <w:t>Review Privacy and data governance (ai-7/20). Goal: Explain the mechanism and terminology of privacy and data governance. Short practice: Point to the analysis table and the restricted identity key. Why are the codes pseudonymous rather than guaranteed anonymous, and what changes if the key is published?. Return to this week and explain what you changed.</w:t>
-      </w:r>
-    </w:p>
-    <w:p>
-      <w:r>
-        <w:t>Review Sensitivity analysis (ai-7/17). Goal: Explain the mechanism and terminology of sensitivity analysis. Short practice: Classify 0.4, 0.6 and 0.8 at cutoffs 0.5, 0.7 and exactly 0.6. Which equality rule decides the boundary, and can these unlabelled scores identify the best cutoff?. Return to this week and explain what you changed.</w:t>
+      <w:pPr>
+        <w:spacing w:line="336" w:lineRule="auto" w:after="180"/>
+      </w:pPr>
+      <w:r>
+        <w:rPr>
+          <w:b w:val="0"/>
+        </w:rPr>
+        <w:t xml:space="preserve">Review Pilot experiments (ai-7/22). Goal: Explain the </w:t>
+      </w:r>
+      <w:r>
+        <w:rPr>
+          <w:b/>
+        </w:rPr>
+        <w:t>mechanism</w:t>
+      </w:r>
+      <w:r>
+        <w:rPr>
+          <w:b w:val="0"/>
+        </w:rPr>
+        <w:t xml:space="preserve"> and terminology of pilot experiments. Short practice: Calculate reviewer agreement on the four pilot answers.</w:t>
+      </w:r>
+    </w:p>
+    <w:p>
+      <w:pPr>
+        <w:spacing w:line="336" w:lineRule="auto" w:after="180"/>
+      </w:pPr>
+      <w:r>
+        <w:rPr>
+          <w:b w:val="0"/>
+        </w:rPr>
+        <w:t xml:space="preserve">What can the disagreement improve, and why are those revised practice answers not untouched final </w:t>
+      </w:r>
+      <w:r>
+        <w:rPr>
+          <w:b/>
+        </w:rPr>
+        <w:t>evidence</w:t>
+      </w:r>
+      <w:r>
+        <w:rPr>
+          <w:b w:val="0"/>
+        </w:rPr>
+        <w:t>?. Return to this week and explain what you changed.</w:t>
+      </w:r>
+    </w:p>
+    <w:p>
+      <w:pPr>
+        <w:spacing w:line="336" w:lineRule="auto" w:after="180"/>
+      </w:pPr>
+      <w:r>
+        <w:rPr>
+          <w:b w:val="0"/>
+        </w:rPr>
+        <w:t xml:space="preserve">Review Privacy and data governance (ai-7/20). Goal: Explain the </w:t>
+      </w:r>
+      <w:r>
+        <w:rPr>
+          <w:b/>
+        </w:rPr>
+        <w:t>mechanism</w:t>
+      </w:r>
+      <w:r>
+        <w:rPr>
+          <w:b w:val="0"/>
+        </w:rPr>
+        <w:t xml:space="preserve"> and terminology of privacy and data governance. Short practice: Point to the analysis table and the restricted identity key.</w:t>
+      </w:r>
+    </w:p>
+    <w:p>
+      <w:pPr>
+        <w:spacing w:line="336" w:lineRule="auto" w:after="180"/>
+      </w:pPr>
+      <w:r>
+        <w:rPr>
+          <w:b w:val="0"/>
+        </w:rPr>
+        <w:t>Why are the codes pseudonymous rather than guaranteed anonymous, and what changes if the key is published?. Return to this week and explain what you changed.</w:t>
+      </w:r>
+    </w:p>
+    <w:p>
+      <w:pPr>
+        <w:spacing w:line="336" w:lineRule="auto" w:after="180"/>
+      </w:pPr>
+      <w:r>
+        <w:rPr>
+          <w:b w:val="0"/>
+        </w:rPr>
+        <w:t xml:space="preserve">Review Sensitivity analysis (ai-7/17). Goal: Explain the </w:t>
+      </w:r>
+      <w:r>
+        <w:rPr>
+          <w:b/>
+        </w:rPr>
+        <w:t>mechanism</w:t>
+      </w:r>
+      <w:r>
+        <w:rPr>
+          <w:b w:val="0"/>
+        </w:rPr>
+        <w:t xml:space="preserve"> and terminology of sensitivity analysis. Short practice: Classify 0.4, 0.6 and 0.8 at cutoffs 0.5, 0.7 and exactly 0.6.</w:t>
+      </w:r>
+    </w:p>
+    <w:p>
+      <w:pPr>
+        <w:spacing w:line="336" w:lineRule="auto" w:after="180"/>
+      </w:pPr>
+      <w:r>
+        <w:rPr>
+          <w:b w:val="0"/>
+        </w:rPr>
+        <w:t>Which equality rule decides the boundary, and can these unlabelled scores identify the best cutoff?. Return to this week and explain what you changed.</w:t>
       </w:r>
     </w:p>
     <w:p>
@@ -2294,8 +3888,632 @@
       </w:r>
     </w:p>
     <w:p>
-      <w:r>
-        <w:t>Use Download completed work in the hosted lesson to export your answers, reflections, practice feedback and code-run evidence. Open the HTML copy to read or print it. Drafts stay in this browser when storage is available; clear drafts on a shared device.</w:t>
+      <w:pPr>
+        <w:spacing w:line="336" w:lineRule="auto" w:after="180"/>
+      </w:pPr>
+      <w:r>
+        <w:rPr>
+          <w:b w:val="0"/>
+        </w:rPr>
+        <w:t xml:space="preserve">Use Download completed work in the hosted lesson to export your answers, reflections, practice feedback and code-run </w:t>
+      </w:r>
+      <w:r>
+        <w:rPr>
+          <w:b/>
+        </w:rPr>
+        <w:t>evidence</w:t>
+      </w:r>
+      <w:r>
+        <w:rPr>
+          <w:b w:val="0"/>
+        </w:rPr>
+        <w:t>. Open the HTML copy to read or print it.</w:t>
+      </w:r>
+    </w:p>
+    <w:p>
+      <w:pPr>
+        <w:spacing w:line="336" w:lineRule="auto" w:after="180"/>
+      </w:pPr>
+      <w:r>
+        <w:rPr>
+          <w:b w:val="0"/>
+        </w:rPr>
+        <w:t>Drafts stay in this browser when storage is available; clear drafts on a shared device.</w:t>
+      </w:r>
+    </w:p>
+    <w:p>
+      <w:pPr>
+        <w:pStyle w:val="Heading1"/>
+      </w:pPr>
+      <w:r>
+        <w:t>18. Visual concept journey</w:t>
+      </w:r>
+    </w:p>
+    <w:p>
+      <w:r>
+        <w:t>Explain each Power and resource tradeoffs graphic using its labels, deciding evidence and relevant limitation.</w:t>
+      </w:r>
+    </w:p>
+    <w:p>
+      <w:pPr>
+        <w:pStyle w:val="Heading3"/>
+      </w:pPr>
+      <w:r>
+        <w:t>01. Power and resource tradeoffs: the case</w:t>
+      </w:r>
+    </w:p>
+    <w:p>
+      <w:r>
+        <w:drawing>
+          <wp:inline xmlns:a="http://schemas.openxmlformats.org/drawingml/2006/main" xmlns:pic="http://schemas.openxmlformats.org/drawingml/2006/picture">
+            <wp:extent cx="5486400" cy="2843784"/>
+            <wp:docPr id="3" name="Picture 3" descr="A simulated detection-and-resource trade-off. A fictional simulation repeats a study under the same assumed alternative effect, using two independent-unit sample sizes. Supplied facts: There are 100 simulation trials per design. At n=20, 60 detect the specified effect; at n=40, 80 detect it. Each independent unit costs 2 resource units. Same test and effect assumptions are used."/>
+            <wp:cNvGraphicFramePr>
+              <a:graphicFrameLocks noChangeAspect="1"/>
+            </wp:cNvGraphicFramePr>
+            <a:graphic>
+              <a:graphicData uri="http://schemas.openxmlformats.org/drawingml/2006/picture">
+                <pic:pic>
+                  <pic:nvPicPr>
+                    <pic:cNvPr id="0" name="academy-story-ai-7-23-01.png"/>
+                    <pic:cNvPicPr/>
+                  </pic:nvPicPr>
+                  <pic:blipFill>
+                    <a:blip r:embed="rId11"/>
+                    <a:stretch>
+                      <a:fillRect/>
+                    </a:stretch>
+                  </pic:blipFill>
+                  <pic:spPr>
+                    <a:xfrm>
+                      <a:off x="0" y="0"/>
+                      <a:ext cx="5486400" cy="2843784"/>
+                    </a:xfrm>
+                    <a:prstGeom prst="rect"/>
+                  </pic:spPr>
+                </pic:pic>
+              </a:graphicData>
+            </a:graphic>
+          </wp:inline>
+        </w:drawing>
+      </w:r>
+    </w:p>
+    <w:p>
+      <w:pPr>
+        <w:spacing w:line="336" w:lineRule="auto" w:after="180"/>
+      </w:pPr>
+      <w:r>
+        <w:rPr>
+          <w:b w:val="0"/>
+        </w:rPr>
+        <w:t>A simulated detection-and-resource trade-off. A fictional simulation repeats a study under the same assumed alternative effect, using two independent-unit sample sizes.</w:t>
+      </w:r>
+    </w:p>
+    <w:p>
+      <w:pPr>
+        <w:spacing w:line="336" w:lineRule="auto" w:after="180"/>
+      </w:pPr>
+      <w:r>
+        <w:rPr>
+          <w:b w:val="0"/>
+        </w:rPr>
+        <w:t xml:space="preserve">Supplied facts: There are 100 </w:t>
+      </w:r>
+      <w:r>
+        <w:rPr>
+          <w:b/>
+        </w:rPr>
+        <w:t>simulation trial</w:t>
+      </w:r>
+      <w:r>
+        <w:rPr>
+          <w:b w:val="0"/>
+        </w:rPr>
+        <w:t>s per design. At n=20, 60 detect the specified effect; at n=40, 80 detect it. Each independent unit costs 2 resource units. Same test and effect assumptions are used.</w:t>
+      </w:r>
+    </w:p>
+    <w:p>
+      <w:pPr>
+        <w:spacing w:line="336" w:lineRule="auto" w:after="180"/>
+        <w:shd w:fill="F5F1FB"/>
+      </w:pPr>
+      <w:r>
+        <w:rPr>
+          <w:b w:val="0"/>
+        </w:rPr>
+        <w:t>Point to the given fact that matters most. Explain why it matters.</w:t>
+      </w:r>
+    </w:p>
+    <w:p>
+      <w:pPr>
+        <w:pStyle w:val="Heading3"/>
+      </w:pPr>
+      <w:r>
+        <w:t>02. Follow the deciding steps</w:t>
+      </w:r>
+    </w:p>
+    <w:p>
+      <w:r>
+        <w:drawing>
+          <wp:inline xmlns:a="http://schemas.openxmlformats.org/drawingml/2006/main" xmlns:pic="http://schemas.openxmlformats.org/drawingml/2006/picture">
+            <wp:extent cx="5486400" cy="3337560"/>
+            <wp:docPr id="4" name="Picture 4" descr="Estimate simulated detection: Observed detection fractions are 60/100=60% and 80/100=80%. → Calculate design cost: n=20 costs 40 resource units; n=40 costs 80 units. → Compare the trade-off: Doubling cost adds 20 percentage points of simulated detection under these assumptions."/>
+            <wp:cNvGraphicFramePr>
+              <a:graphicFrameLocks noChangeAspect="1"/>
+            </wp:cNvGraphicFramePr>
+            <a:graphic>
+              <a:graphicData uri="http://schemas.openxmlformats.org/drawingml/2006/picture">
+                <pic:pic>
+                  <pic:nvPicPr>
+                    <pic:cNvPr id="0" name="academy-story-ai-7-23-02.png"/>
+                    <pic:cNvPicPr/>
+                  </pic:nvPicPr>
+                  <pic:blipFill>
+                    <a:blip r:embed="rId12"/>
+                    <a:stretch>
+                      <a:fillRect/>
+                    </a:stretch>
+                  </pic:blipFill>
+                  <pic:spPr>
+                    <a:xfrm>
+                      <a:off x="0" y="0"/>
+                      <a:ext cx="5486400" cy="3337560"/>
+                    </a:xfrm>
+                    <a:prstGeom prst="rect"/>
+                  </pic:spPr>
+                </pic:pic>
+              </a:graphicData>
+            </a:graphic>
+          </wp:inline>
+        </w:drawing>
+      </w:r>
+    </w:p>
+    <w:p>
+      <w:pPr>
+        <w:spacing w:line="336" w:lineRule="auto" w:after="180"/>
+      </w:pPr>
+      <w:r>
+        <w:rPr>
+          <w:b w:val="0"/>
+        </w:rPr>
+        <w:t>Estimate simulated detection: Observed detection fractions are 60/100=</w:t>
+      </w:r>
+      <w:r>
+        <w:rPr>
+          <w:b/>
+        </w:rPr>
+        <w:t>60%</w:t>
+      </w:r>
+      <w:r>
+        <w:rPr>
+          <w:b w:val="0"/>
+        </w:rPr>
+        <w:t xml:space="preserve"> and 80/100=</w:t>
+      </w:r>
+      <w:r>
+        <w:rPr>
+          <w:b/>
+        </w:rPr>
+        <w:t>80%</w:t>
+      </w:r>
+      <w:r>
+        <w:rPr>
+          <w:b w:val="0"/>
+        </w:rPr>
+        <w:t>. → Calculate design cost: n=20 costs 40 resource units; n=40 costs 80 units. → Compare the trade-off: Doubling cost adds 20 percentage points of simulated detection under these assumptions.</w:t>
+      </w:r>
+    </w:p>
+    <w:p>
+      <w:pPr>
+        <w:spacing w:line="336" w:lineRule="auto" w:after="180"/>
+        <w:shd w:fill="F5F1FB"/>
+      </w:pPr>
+      <w:r>
+        <w:rPr>
+          <w:b w:val="0"/>
+        </w:rPr>
+        <w:t xml:space="preserve">Point to each numbered stage and explain which recorded </w:t>
+      </w:r>
+      <w:r>
+        <w:rPr>
+          <w:b/>
+        </w:rPr>
+        <w:t>input</w:t>
+      </w:r>
+      <w:r>
+        <w:rPr>
+          <w:b w:val="0"/>
+        </w:rPr>
+        <w:t xml:space="preserve"> it uses.</w:t>
+      </w:r>
+    </w:p>
+    <w:p>
+      <w:pPr>
+        <w:pStyle w:val="Heading3"/>
+      </w:pPr>
+      <w:r>
+        <w:t>03. Stipulated simulation and resource records</w:t>
+      </w:r>
+    </w:p>
+    <w:p>
+      <w:r>
+        <w:drawing>
+          <wp:inline xmlns:a="http://schemas.openxmlformats.org/drawingml/2006/main" xmlns:pic="http://schemas.openxmlformats.org/drawingml/2006/picture">
+            <wp:extent cx="5486400" cy="3096768"/>
+            <wp:docPr id="5" name="Picture 5" descr="Stipulated simulation and resource records. Smaller design: Independent units = 20, Detections = 60, Trials = 100, Cost units = 40. Larger design: Independent units = 40, Detections = 80, Trials = 100, Cost units = 80."/>
+            <wp:cNvGraphicFramePr>
+              <a:graphicFrameLocks noChangeAspect="1"/>
+            </wp:cNvGraphicFramePr>
+            <a:graphic>
+              <a:graphicData uri="http://schemas.openxmlformats.org/drawingml/2006/picture">
+                <pic:pic>
+                  <pic:nvPicPr>
+                    <pic:cNvPr id="0" name="academy-story-ai-7-23-03.png"/>
+                    <pic:cNvPicPr/>
+                  </pic:nvPicPr>
+                  <pic:blipFill>
+                    <a:blip r:embed="rId13"/>
+                    <a:stretch>
+                      <a:fillRect/>
+                    </a:stretch>
+                  </pic:blipFill>
+                  <pic:spPr>
+                    <a:xfrm>
+                      <a:off x="0" y="0"/>
+                      <a:ext cx="5486400" cy="3096768"/>
+                    </a:xfrm>
+                    <a:prstGeom prst="rect"/>
+                  </pic:spPr>
+                </pic:pic>
+              </a:graphicData>
+            </a:graphic>
+          </wp:inline>
+        </w:drawing>
+      </w:r>
+    </w:p>
+    <w:p>
+      <w:pPr>
+        <w:spacing w:line="336" w:lineRule="auto" w:after="180"/>
+      </w:pPr>
+      <w:r>
+        <w:rPr>
+          <w:b w:val="0"/>
+        </w:rPr>
+        <w:t>Stipulated simulation and resource records. Smaller design: Independent units = 20, Detections = 60, Trials = 100, Cost units = 40. Larger design: Independent units = 40, Detections = 80, Trials = 100, Cost units = 80.</w:t>
+      </w:r>
+    </w:p>
+    <w:p>
+      <w:pPr>
+        <w:spacing w:line="336" w:lineRule="auto" w:after="180"/>
+        <w:shd w:fill="F5F1FB"/>
+      </w:pPr>
+      <w:r>
+        <w:rPr>
+          <w:b w:val="0"/>
+        </w:rPr>
+        <w:t>Read the labels and values. Explain the relationship the model shows.</w:t>
+      </w:r>
+    </w:p>
+    <w:p>
+      <w:pPr>
+        <w:pStyle w:val="Heading3"/>
+      </w:pPr>
+      <w:r>
+        <w:t>04. Change one thing. Trace what follows.</w:t>
+      </w:r>
+    </w:p>
+    <w:p>
+      <w:r>
+        <w:drawing>
+          <wp:inline xmlns:a="http://schemas.openxmlformats.org/drawingml/2006/main" xmlns:pic="http://schemas.openxmlformats.org/drawingml/2006/picture">
+            <wp:extent cx="5486400" cy="3191256"/>
+            <wp:docPr id="6" name="Picture 6" descr="Original case: Doubling cost adds 20 percentage points of simulated detection under these assumptions. Changed condition: Change the assumed effect or variability but keep the sample sizes. Expected result: The detection fractions need new simulation; the resource costs stay 40 and 80. Reason: Power depends on the data-generating assumptions, while this stated unit-cost calculation does not."/>
+            <wp:cNvGraphicFramePr>
+              <a:graphicFrameLocks noChangeAspect="1"/>
+            </wp:cNvGraphicFramePr>
+            <a:graphic>
+              <a:graphicData uri="http://schemas.openxmlformats.org/drawingml/2006/picture">
+                <pic:pic>
+                  <pic:nvPicPr>
+                    <pic:cNvPr id="0" name="academy-story-ai-7-23-04.png"/>
+                    <pic:cNvPicPr/>
+                  </pic:nvPicPr>
+                  <pic:blipFill>
+                    <a:blip r:embed="rId14"/>
+                    <a:stretch>
+                      <a:fillRect/>
+                    </a:stretch>
+                  </pic:blipFill>
+                  <pic:spPr>
+                    <a:xfrm>
+                      <a:off x="0" y="0"/>
+                      <a:ext cx="5486400" cy="3191256"/>
+                    </a:xfrm>
+                    <a:prstGeom prst="rect"/>
+                  </pic:spPr>
+                </pic:pic>
+              </a:graphicData>
+            </a:graphic>
+          </wp:inline>
+        </w:drawing>
+      </w:r>
+    </w:p>
+    <w:p>
+      <w:pPr>
+        <w:spacing w:line="336" w:lineRule="auto" w:after="180"/>
+      </w:pPr>
+      <w:r>
+        <w:rPr>
+          <w:b w:val="0"/>
+        </w:rPr>
+        <w:t>Original case: Doubling cost adds 20 percentage points of simulated detection under these assumptions. Changed condition: Change the assumed effect or variability but keep the sample sizes.</w:t>
+      </w:r>
+    </w:p>
+    <w:p>
+      <w:pPr>
+        <w:spacing w:line="336" w:lineRule="auto" w:after="180"/>
+      </w:pPr>
+      <w:r>
+        <w:rPr>
+          <w:b w:val="0"/>
+        </w:rPr>
+        <w:t xml:space="preserve">Expected result: The detection fractions need new simulation; the resource costs stay 40 and 80. Reason: </w:t>
+      </w:r>
+      <w:r>
+        <w:rPr>
+          <w:b/>
+        </w:rPr>
+        <w:t>Power</w:t>
+      </w:r>
+      <w:r>
+        <w:rPr>
+          <w:b w:val="0"/>
+        </w:rPr>
+        <w:t xml:space="preserve"> depends on the data-generating assumptions, while this stated unit-cost calculation does not.</w:t>
+      </w:r>
+    </w:p>
+    <w:p>
+      <w:pPr>
+        <w:spacing w:line="336" w:lineRule="auto" w:after="180"/>
+        <w:shd w:fill="F5F1FB"/>
+      </w:pPr>
+      <w:r>
+        <w:rPr>
+          <w:b w:val="0"/>
+        </w:rPr>
+        <w:t>Predict before checking the worked changed-case result. Name what changed and what the supplied facts allow you to conclude.</w:t>
+      </w:r>
+    </w:p>
+    <w:p>
+      <w:pPr>
+        <w:pStyle w:val="Heading3"/>
+      </w:pPr>
+      <w:r>
+        <w:t>05. Connect the explanation to its limit</w:t>
+      </w:r>
+    </w:p>
+    <w:p>
+      <w:r>
+        <w:drawing>
+          <wp:inline xmlns:a="http://schemas.openxmlformats.org/drawingml/2006/main" xmlns:pic="http://schemas.openxmlformats.org/drawingml/2006/picture">
+            <wp:extent cx="5486400" cy="2834640"/>
+            <wp:docPr id="7" name="Picture 7" descr="Power is the probability of detecting a specified effect under a specified model and decision rule. Repeated simulation can estimate it; the estimate depends on effect size, variability, design and test assumptions, not sample size alone. Limit: Only 100 trials per design produce noisy estimates. They are fictional stipulated results, not executed simulation or evidence about pupils."/>
+            <wp:cNvGraphicFramePr>
+              <a:graphicFrameLocks noChangeAspect="1"/>
+            </wp:cNvGraphicFramePr>
+            <a:graphic>
+              <a:graphicData uri="http://schemas.openxmlformats.org/drawingml/2006/picture">
+                <pic:pic>
+                  <pic:nvPicPr>
+                    <pic:cNvPr id="0" name="academy-story-ai-7-23-05.png"/>
+                    <pic:cNvPicPr/>
+                  </pic:nvPicPr>
+                  <pic:blipFill>
+                    <a:blip r:embed="rId15"/>
+                    <a:stretch>
+                      <a:fillRect/>
+                    </a:stretch>
+                  </pic:blipFill>
+                  <pic:spPr>
+                    <a:xfrm>
+                      <a:off x="0" y="0"/>
+                      <a:ext cx="5486400" cy="2834640"/>
+                    </a:xfrm>
+                    <a:prstGeom prst="rect"/>
+                  </pic:spPr>
+                </pic:pic>
+              </a:graphicData>
+            </a:graphic>
+          </wp:inline>
+        </w:drawing>
+      </w:r>
+    </w:p>
+    <w:p>
+      <w:pPr>
+        <w:spacing w:line="336" w:lineRule="auto" w:after="180"/>
+      </w:pPr>
+      <w:r>
+        <w:rPr>
+          <w:b/>
+        </w:rPr>
+        <w:t>Power</w:t>
+      </w:r>
+      <w:r>
+        <w:rPr>
+          <w:b w:val="0"/>
+        </w:rPr>
+        <w:t xml:space="preserve"> is the probability of detecting a specified effect under a specified model and decision rule.</w:t>
+      </w:r>
+    </w:p>
+    <w:p>
+      <w:pPr>
+        <w:spacing w:line="336" w:lineRule="auto" w:after="180"/>
+      </w:pPr>
+      <w:r>
+        <w:rPr>
+          <w:b w:val="0"/>
+        </w:rPr>
+        <w:t>Repeated simulation can estimate it; the estimate depends on effect size, variability, design and test assumptions, not sample size alone. Limit: Only 100 trials per design produce noisy estimates.</w:t>
+      </w:r>
+    </w:p>
+    <w:p>
+      <w:pPr>
+        <w:spacing w:line="336" w:lineRule="auto" w:after="180"/>
+      </w:pPr>
+      <w:r>
+        <w:rPr>
+          <w:b w:val="0"/>
+        </w:rPr>
+        <w:t xml:space="preserve">They are fictional stipulated results, not executed simulation or </w:t>
+      </w:r>
+      <w:r>
+        <w:rPr>
+          <w:b/>
+        </w:rPr>
+        <w:t>evidence</w:t>
+      </w:r>
+      <w:r>
+        <w:rPr>
+          <w:b w:val="0"/>
+        </w:rPr>
+        <w:t xml:space="preserve"> about pupils.</w:t>
+      </w:r>
+    </w:p>
+    <w:p>
+      <w:pPr>
+        <w:spacing w:line="336" w:lineRule="auto" w:after="180"/>
+        <w:shd w:fill="F5F1FB"/>
+      </w:pPr>
+      <w:r>
+        <w:rPr>
+          <w:b w:val="0"/>
+        </w:rPr>
+        <w:t>Explain the case, then point to a limit on the claim.</w:t>
+      </w:r>
+    </w:p>
+    <w:p>
+      <w:pPr>
+        <w:pStyle w:val="Heading3"/>
+      </w:pPr>
+      <w:r>
+        <w:t>06. Make the idea visible in your project</w:t>
+      </w:r>
+    </w:p>
+    <w:p>
+      <w:r>
+        <w:drawing>
+          <wp:inline xmlns:a="http://schemas.openxmlformats.org/drawingml/2006/main" xmlns:pic="http://schemas.openxmlformats.org/drawingml/2006/picture">
+            <wp:extent cx="5486400" cy="3681984"/>
+            <wp:docPr id="8" name="Picture 8" descr="For the Reproducible AI Research Study, retain an annotated worked trace and the changed-case reasoning. Connect the claim to its records, units and assumptions so another investigator can challenge or reproduce it. Draw your input, deciding step, result and limit. Supported question: Calculate both simulated detection fractions and resource costs. What additional detection is observed for the extra forty units, and does that establish power for an actual classroom study?"/>
+            <wp:cNvGraphicFramePr>
+              <a:graphicFrameLocks noChangeAspect="1"/>
+            </wp:cNvGraphicFramePr>
+            <a:graphic>
+              <a:graphicData uri="http://schemas.openxmlformats.org/drawingml/2006/picture">
+                <pic:pic>
+                  <pic:nvPicPr>
+                    <pic:cNvPr id="0" name="academy-story-ai-7-23-06.png"/>
+                    <pic:cNvPicPr/>
+                  </pic:nvPicPr>
+                  <pic:blipFill>
+                    <a:blip r:embed="rId16"/>
+                    <a:stretch>
+                      <a:fillRect/>
+                    </a:stretch>
+                  </pic:blipFill>
+                  <pic:spPr>
+                    <a:xfrm>
+                      <a:off x="0" y="0"/>
+                      <a:ext cx="5486400" cy="3681984"/>
+                    </a:xfrm>
+                    <a:prstGeom prst="rect"/>
+                  </pic:spPr>
+                </pic:pic>
+              </a:graphicData>
+            </a:graphic>
+          </wp:inline>
+        </w:drawing>
+      </w:r>
+    </w:p>
+    <w:p>
+      <w:pPr>
+        <w:spacing w:line="336" w:lineRule="auto" w:after="180"/>
+      </w:pPr>
+      <w:r>
+        <w:rPr>
+          <w:b w:val="0"/>
+        </w:rPr>
+        <w:t>For the Reproducible AI Research Study, retain an annotated worked trace and the changed-case reasoning. Connect the claim to its records, units and assumptions so another investigator can challenge or reproduce it.</w:t>
+      </w:r>
+    </w:p>
+    <w:p>
+      <w:pPr>
+        <w:spacing w:line="336" w:lineRule="auto" w:after="180"/>
+      </w:pPr>
+      <w:r>
+        <w:rPr>
+          <w:b w:val="0"/>
+        </w:rPr>
+        <w:t xml:space="preserve">Draw your </w:t>
+      </w:r>
+      <w:r>
+        <w:rPr>
+          <w:b/>
+        </w:rPr>
+        <w:t>input</w:t>
+      </w:r>
+      <w:r>
+        <w:rPr>
+          <w:b w:val="0"/>
+        </w:rPr>
+        <w:t>, deciding step, result and limit. Supported question: Calculate both simulated detection fractions and resource costs.</w:t>
+      </w:r>
+    </w:p>
+    <w:p>
+      <w:pPr>
+        <w:spacing w:line="336" w:lineRule="auto" w:after="180"/>
+      </w:pPr>
+      <w:r>
+        <w:rPr>
+          <w:b w:val="0"/>
+        </w:rPr>
+        <w:t xml:space="preserve">What additional detection is observed for the extra forty units, and does that establish </w:t>
+      </w:r>
+      <w:r>
+        <w:rPr>
+          <w:b/>
+        </w:rPr>
+        <w:t>power</w:t>
+      </w:r>
+      <w:r>
+        <w:rPr>
+          <w:b w:val="0"/>
+        </w:rPr>
+        <w:t xml:space="preserve"> for an actual classroom study?</w:t>
+      </w:r>
+    </w:p>
+    <w:p>
+      <w:pPr>
+        <w:spacing w:line="336" w:lineRule="auto" w:after="180"/>
+        <w:shd w:fill="F5F1FB"/>
+      </w:pPr>
+      <w:r>
+        <w:rPr>
+          <w:b w:val="0"/>
+        </w:rPr>
+        <w:t xml:space="preserve">Draw your project trace and justify the deciding step using </w:t>
+      </w:r>
+      <w:r>
+        <w:rPr>
+          <w:b/>
+        </w:rPr>
+        <w:t>evidence</w:t>
+      </w:r>
+      <w:r>
+        <w:rPr>
+          <w:b w:val="0"/>
+        </w:rPr>
+        <w:t>.</w:t>
       </w:r>
     </w:p>
     <w:sectPr>

--- a/downloads/student/ai-7-week-23.docx
+++ b/downloads/student/ai-7-week-23.docx
@@ -25,12 +25,17 @@
         <w:pStyle w:val="Heading1"/>
       </w:pPr>
       <w:r>
-        <w:t>Before you start</w:t>
-      </w:r>
-    </w:p>
-    <w:p>
-      <w:r>
-        <w:t>Recall Pilot experiments. Explain why a recorded result needs its input conditions and evidence source before it can support a claim.</w:t>
+        <w:t>Compare model-specific detection estimates with resource costs</w:t>
+      </w:r>
+    </w:p>
+    <w:p>
+      <w:r>
+        <w:t>Distinguish supplied alternative-trial frequencies, per-study cost and unmeasured null error.</w:t>
+      </w:r>
+    </w:p>
+    <w:p>
+      <w:r>
+        <w:t>Question and contract → complete main ledger → separate picture → boundary probes → investigation → independent attempt.</w:t>
       </w:r>
     </w:p>
     <w:p>
@@ -38,20 +43,20 @@
         <w:pStyle w:val="Heading1"/>
       </w:pPr>
       <w:r>
-        <w:t>01. Your mission</w:t>
-      </w:r>
-    </w:p>
-    <w:p>
-      <w:r>
-        <w:t>Start with the target: Explain the mechanism and terminology of power and resource tradeoffs. Try the recall before opening notes.</w:t>
-      </w:r>
-    </w:p>
-    <w:p>
-      <w:pPr>
-        <w:pStyle w:val="Heading3"/>
-      </w:pPr>
-      <w:r>
-        <w:t>Your learning target</w:t>
+        <w:t>01. Compare model-specific detection estimates with resource costs</w:t>
+      </w:r>
+    </w:p>
+    <w:p>
+      <w:r>
+        <w:t>Distinguish supplied alternative-trial frequencies, per-study cost and unmeasured null error.</w:t>
+      </w:r>
+    </w:p>
+    <w:p>
+      <w:pPr>
+        <w:pStyle w:val="Heading2"/>
+      </w:pPr>
+      <w:r>
+        <w:t>Learning goals</w:t>
       </w:r>
     </w:p>
     <w:p>
@@ -113,10 +118,10 @@
     </w:p>
     <w:p>
       <w:pPr>
-        <w:pStyle w:val="Heading3"/>
-      </w:pPr>
-      <w:r>
-        <w:t>Remember before reading</w:t>
+        <w:pStyle w:val="Heading2"/>
+      </w:pPr>
+      <w:r>
+        <w:t>Retrieve before reading</w:t>
       </w:r>
     </w:p>
     <w:p>
@@ -188,6 +193,100 @@
     </w:p>
     <w:p>
       <w:pPr>
+        <w:pStyle w:val="Heading2"/>
+      </w:pPr>
+      <w:r>
+        <w:t>Starting explanation</w:t>
+      </w:r>
+    </w:p>
+    <w:p>
+      <w:pPr>
+        <w:pStyle w:val="ListBullet"/>
+      </w:pPr>
+      <w:r>
+        <w:t>Recall Pilot experiments. Explain why a recorded result needs its input conditions and evidence source before it can support a claim.</w:t>
+      </w:r>
+    </w:p>
+    <w:p>
+      <w:pPr>
+        <w:pStyle w:val="Heading3"/>
+      </w:pPr>
+      <w:r>
+        <w:t>My starting explanation</w:t>
+      </w:r>
+    </w:p>
+    <w:p>
+      <w:r>
+        <w:t>________________________________________________________________</w:t>
+      </w:r>
+    </w:p>
+    <w:p>
+      <w:r>
+        <w:t>________________________________________________________________</w:t>
+      </w:r>
+    </w:p>
+    <w:p>
+      <w:r>
+        <w:t>________________________________________________________________</w:t>
+      </w:r>
+    </w:p>
+    <w:p>
+      <w:pPr>
+        <w:pStyle w:val="Heading2"/>
+      </w:pPr>
+      <w:r>
+        <w:t>End goal</w:t>
+      </w:r>
+    </w:p>
+    <w:p>
+      <w:pPr>
+        <w:spacing w:line="336" w:lineRule="auto" w:after="180"/>
+      </w:pPr>
+      <w:r>
+        <w:rPr>
+          <w:b w:val="0"/>
+        </w:rPr>
+        <w:t xml:space="preserve">Explain </w:t>
+      </w:r>
+      <w:r>
+        <w:rPr>
+          <w:b/>
+        </w:rPr>
+        <w:t>power</w:t>
+      </w:r>
+      <w:r>
+        <w:rPr>
+          <w:b w:val="0"/>
+        </w:rPr>
+        <w:t xml:space="preserve"> and resource tradeoffs using the records and boundaries of this fictional investigation.</w:t>
+      </w:r>
+    </w:p>
+    <w:p>
+      <w:pPr>
+        <w:pStyle w:val="Heading2"/>
+      </w:pPr>
+      <w:r>
+        <w:t>Earlier wording, alternatives and picture transcripts · reference / check after trying</w:t>
+      </w:r>
+    </w:p>
+    <w:p>
+      <w:pPr>
+        <w:pStyle w:val="Heading3"/>
+      </w:pPr>
+      <w:r>
+        <w:t>Your learning target</w:t>
+      </w:r>
+    </w:p>
+    <w:p>
+      <w:pPr>
+        <w:pStyle w:val="Heading3"/>
+      </w:pPr>
+      <w:r>
+        <w:t>Remember before reading</w:t>
+      </w:r>
+    </w:p>
+    <w:p>
+      <w:pPr>
         <w:spacing w:line="336" w:lineRule="auto" w:after="180"/>
       </w:pPr>
       <w:r>
@@ -264,13 +363,689 @@
     </w:p>
     <w:p>
       <w:pPr>
+        <w:pStyle w:val="Heading3"/>
+      </w:pPr>
+      <w:r>
+        <w:t>This week’s end goal</w:t>
+      </w:r>
+    </w:p>
+    <w:p>
+      <w:pPr>
+        <w:pStyle w:val="Heading1"/>
+      </w:pPr>
+      <w:r>
+        <w:t>02. Understand the question and evidence contract</w:t>
+      </w:r>
+    </w:p>
+    <w:p>
+      <w:r>
+        <w:t>Distinguish supplied alternative-trial frequencies, per-study cost and unmeasured null error.</w:t>
+      </w:r>
+    </w:p>
+    <w:p>
+      <w:pPr>
+        <w:pStyle w:val="Heading2"/>
+      </w:pPr>
+      <w:r>
+        <w:t>Start with the research problem</w:t>
+      </w:r>
+    </w:p>
+    <w:p>
+      <w:pPr>
         <w:spacing w:line="336" w:lineRule="auto" w:after="180"/>
       </w:pPr>
       <w:r>
         <w:rPr>
           <w:b w:val="0"/>
         </w:rPr>
-        <w:t xml:space="preserve">Recall Pilot experiments. Explain why a recorded result needs its </w:t>
+        <w:t>Power is the probability that a specified test rejects under a specified alternative effect and design. A finite set of simulations can estimate that probability, with simulation uncertainty. This lesson supplies counts; it does not run those simulations. Larger sample size may improve detection under the stated assumptions while costing more, but no universal sample-size rule follows.</w:t>
+      </w:r>
+    </w:p>
+    <w:p>
+      <w:pPr>
+        <w:spacing w:line="336" w:lineRule="auto" w:after="180"/>
+      </w:pPr>
+      <w:r>
+        <w:rPr>
+          <w:b w:val="0"/>
+        </w:rPr>
+        <w:t>Keep the effect, variability, unit independence, test and resource model visible.</w:t>
+      </w:r>
+    </w:p>
+    <w:p>
+      <w:pPr>
+        <w:pStyle w:val="Heading2"/>
+      </w:pPr>
+      <w:r>
+        <w:t>Original concept explanation</w:t>
+      </w:r>
+    </w:p>
+    <w:p>
+      <w:pPr>
+        <w:spacing w:line="336" w:lineRule="auto" w:after="180"/>
+      </w:pPr>
+      <w:r>
+        <w:rPr>
+          <w:b/>
+        </w:rPr>
+        <w:t>Power</w:t>
+      </w:r>
+      <w:r>
+        <w:rPr>
+          <w:b w:val="0"/>
+        </w:rPr>
+        <w:t xml:space="preserve"> concerns detecting a declared effect under a specified model and test. Planning depends on effect size, variability, unit independence and budget.</w:t>
+      </w:r>
+    </w:p>
+    <w:p>
+      <w:pPr>
+        <w:pStyle w:val="Heading2"/>
+      </w:pPr>
+      <w:r>
+        <w:t>Complete case inputs, rules and limits</w:t>
+      </w:r>
+    </w:p>
+    <w:tbl>
+      <w:tblPr>
+        <w:tblStyle w:val="LightShading-Accent1"/>
+        <w:tblW w:type="auto" w:w="0"/>
+        <w:tblLook w:firstColumn="1" w:firstRow="1" w:lastColumn="0" w:lastRow="0" w:noHBand="0" w:noVBand="1" w:val="04A0"/>
+      </w:tblPr>
+      <w:tblGrid>
+        <w:gridCol w:w="5112"/>
+        <w:gridCol w:w="5112"/>
+      </w:tblGrid>
+      <w:tr>
+        <w:trPr>
+          <w:tblHeader/>
+        </w:trPr>
+        <w:tc>
+          <w:tcPr>
+            <w:tcW w:type="dxa" w:w="5112"/>
+          </w:tcPr>
+          <w:p>
+            <w:r>
+              <w:t>Planning item</w:t>
+            </w:r>
+          </w:p>
+        </w:tc>
+        <w:tc>
+          <w:tcPr>
+            <w:tcW w:type="dxa" w:w="5112"/>
+          </w:tcPr>
+          <w:p>
+            <w:r>
+              <w:t>Complete main example</w:t>
+            </w:r>
+          </w:p>
+        </w:tc>
+      </w:tr>
+      <w:tr>
+        <w:tc>
+          <w:tcPr>
+            <w:tcW w:type="dxa" w:w="5112"/>
+          </w:tcPr>
+          <w:p>
+            <w:r>
+              <w:t>Alternative model</w:t>
+            </w:r>
+          </w:p>
+        </w:tc>
+        <w:tc>
+          <w:tcPr>
+            <w:tcW w:type="dxa" w:w="5112"/>
+          </w:tcPr>
+          <w:p>
+            <w:r>
+              <w:t>Fixed supplied alternative and test; model details not provided for reproduction</w:t>
+            </w:r>
+          </w:p>
+        </w:tc>
+      </w:tr>
+      <w:tr>
+        <w:tc>
+          <w:tcPr>
+            <w:tcW w:type="dxa" w:w="5112"/>
+          </w:tcPr>
+          <w:p>
+            <w:r>
+              <w:t>Trial counts</w:t>
+            </w:r>
+          </w:p>
+        </w:tc>
+        <w:tc>
+          <w:tcPr>
+            <w:tcW w:type="dxa" w:w="5112"/>
+          </w:tcPr>
+          <w:p>
+            <w:r>
+              <w:t>One hundred alternative simulations per design, stipulated</w:t>
+            </w:r>
+          </w:p>
+        </w:tc>
+      </w:tr>
+      <w:tr>
+        <w:tc>
+          <w:tcPr>
+            <w:tcW w:type="dxa" w:w="5112"/>
+          </w:tcPr>
+          <w:p>
+            <w:r>
+              <w:t>Small design</w:t>
+            </w:r>
+          </w:p>
+        </w:tc>
+        <w:tc>
+          <w:tcPr>
+            <w:tcW w:type="dxa" w:w="5112"/>
+          </w:tcPr>
+          <w:p>
+            <w:r>
+              <w:t>n = 20 independent units; 62 detections</w:t>
+            </w:r>
+          </w:p>
+        </w:tc>
+      </w:tr>
+      <w:tr>
+        <w:tc>
+          <w:tcPr>
+            <w:tcW w:type="dxa" w:w="5112"/>
+          </w:tcPr>
+          <w:p>
+            <w:r>
+              <w:t>Large design</w:t>
+            </w:r>
+          </w:p>
+        </w:tc>
+        <w:tc>
+          <w:tcPr>
+            <w:tcW w:type="dxa" w:w="5112"/>
+          </w:tcPr>
+          <w:p>
+            <w:r>
+              <w:t>n = 40 independent units; 83 detections</w:t>
+            </w:r>
+          </w:p>
+        </w:tc>
+      </w:tr>
+      <w:tr>
+        <w:tc>
+          <w:tcPr>
+            <w:tcW w:type="dxa" w:w="5112"/>
+          </w:tcPr>
+          <w:p>
+            <w:r>
+              <w:t>Unit cost</w:t>
+            </w:r>
+          </w:p>
+        </w:tc>
+        <w:tc>
+          <w:tcPr>
+            <w:tcW w:type="dxa" w:w="5112"/>
+          </w:tcPr>
+          <w:p>
+            <w:r>
+              <w:t>Three credits per independent unit</w:t>
+            </w:r>
+          </w:p>
+        </w:tc>
+      </w:tr>
+      <w:tr>
+        <w:tc>
+          <w:tcPr>
+            <w:tcW w:type="dxa" w:w="5112"/>
+          </w:tcPr>
+          <w:p>
+            <w:r>
+              <w:t>Per-study cost</w:t>
+            </w:r>
+          </w:p>
+        </w:tc>
+        <w:tc>
+          <w:tcPr>
+            <w:tcW w:type="dxa" w:w="5112"/>
+          </w:tcPr>
+          <w:p>
+            <w:r>
+              <w:t>n × 3, not the total cost of all one hundred simulation trials</w:t>
+            </w:r>
+          </w:p>
+        </w:tc>
+      </w:tr>
+      <w:tr>
+        <w:tc>
+          <w:tcPr>
+            <w:tcW w:type="dxa" w:w="5112"/>
+          </w:tcPr>
+          <w:p>
+            <w:r>
+              <w:t>Unknown quantities</w:t>
+            </w:r>
+          </w:p>
+        </w:tc>
+        <w:tc>
+          <w:tcPr>
+            <w:tcW w:type="dxa" w:w="5112"/>
+          </w:tcPr>
+          <w:p>
+            <w:r>
+              <w:t>Null false-positive rate, simulation uncertainty interval, real-study power and actual compute cost</w:t>
+            </w:r>
+          </w:p>
+        </w:tc>
+      </w:tr>
+      <w:tr>
+        <w:tc>
+          <w:tcPr>
+            <w:tcW w:type="dxa" w:w="5112"/>
+          </w:tcPr>
+          <w:p>
+            <w:r>
+              <w:t>Separate picture</w:t>
+            </w:r>
+          </w:p>
+        </w:tc>
+        <w:tc>
+          <w:tcPr>
+            <w:tcW w:type="dxa" w:w="5112"/>
+          </w:tcPr>
+          <w:p>
+            <w:r>
+              <w:t>Different supplied counts: 60/100 and 80/100, unit cost two resource units</w:t>
+            </w:r>
+          </w:p>
+        </w:tc>
+      </w:tr>
+    </w:tbl>
+    <w:p>
+      <w:pPr>
+        <w:pStyle w:val="Heading2"/>
+      </w:pPr>
+      <w:r>
+        <w:t>Name given and missing evidence</w:t>
+      </w:r>
+    </w:p>
+    <w:p>
+      <w:pPr>
+        <w:pStyle w:val="Heading3"/>
+      </w:pPr>
+      <w:r>
+        <w:t>List the given facts and one fact that is not supplied.</w:t>
+      </w:r>
+    </w:p>
+    <w:p>
+      <w:r>
+        <w:t>________________________________________________________________</w:t>
+      </w:r>
+    </w:p>
+    <w:p>
+      <w:r>
+        <w:t>________________________________________________________________</w:t>
+      </w:r>
+    </w:p>
+    <w:p>
+      <w:r>
+        <w:t>________________________________________________________________</w:t>
+      </w:r>
+    </w:p>
+    <w:p>
+      <w:pPr>
+        <w:pStyle w:val="Heading2"/>
+      </w:pPr>
+      <w:r>
+        <w:t>Earlier wording, alternatives and picture transcripts · reference / check after trying</w:t>
+      </w:r>
+    </w:p>
+    <w:p>
+      <w:pPr>
+        <w:spacing w:line="336" w:lineRule="auto" w:after="180"/>
+      </w:pPr>
+      <w:r>
+        <w:rPr>
+          <w:b w:val="0"/>
+        </w:rPr>
+        <w:t>Begin by writing the question the procedure is intended to answer. Identify the information already supplied, the information it will produce and the information still missing.</w:t>
+      </w:r>
+    </w:p>
+    <w:p>
+      <w:pPr>
+        <w:spacing w:line="336" w:lineRule="auto" w:after="180"/>
+      </w:pPr>
+      <w:r>
+        <w:rPr>
+          <w:b w:val="0"/>
+        </w:rPr>
+        <w:t>These are constructed classroom examples; they do not require live accounts, private records or an external service. Do not treat a plausible explanation as a measured outcome.</w:t>
+      </w:r>
+    </w:p>
+    <w:p>
+      <w:pPr>
+        <w:pStyle w:val="Heading1"/>
+      </w:pPr>
+      <w:r>
+        <w:t>03. Trace the complete main case before interpreting it</w:t>
+      </w:r>
+    </w:p>
+    <w:p>
+      <w:r>
+        <w:t>Follow each evidence-to-conclusion step and retain unknown quantities.</w:t>
+      </w:r>
+    </w:p>
+    <w:p>
+      <w:pPr>
+        <w:pStyle w:val="Heading2"/>
+      </w:pPr>
+      <w:r>
+        <w:t>Original declared procedure</w:t>
+      </w:r>
+    </w:p>
+    <w:p>
+      <w:pPr>
+        <w:spacing w:line="336" w:lineRule="auto" w:after="180"/>
+      </w:pPr>
+      <w:r>
+        <w:rPr>
+          <w:b w:val="0"/>
+        </w:rPr>
+        <w:t>Use supplied simulation results rather than an unsupported universal sample-size rule. Estimated detection frequency is detections/simulated alternative trials; false positives require null trials separately.</w:t>
+      </w:r>
+    </w:p>
+    <w:p>
+      <w:pPr>
+        <w:pStyle w:val="Heading2"/>
+      </w:pPr>
+      <w:r>
+        <w:t>Complete main-case evidence ledger</w:t>
+      </w:r>
+    </w:p>
+    <w:tbl>
+      <w:tblPr>
+        <w:tblStyle w:val="LightShading-Accent1"/>
+        <w:tblW w:type="auto" w:w="0"/>
+        <w:tblLook w:firstColumn="1" w:firstRow="1" w:lastColumn="0" w:lastRow="0" w:noHBand="0" w:noVBand="1" w:val="04A0"/>
+      </w:tblPr>
+      <w:tblGrid>
+        <w:gridCol w:w="3408"/>
+        <w:gridCol w:w="3408"/>
+        <w:gridCol w:w="3408"/>
+      </w:tblGrid>
+      <w:tr>
+        <w:trPr>
+          <w:tblHeader/>
+        </w:trPr>
+        <w:tc>
+          <w:tcPr>
+            <w:tcW w:type="dxa" w:w="3408"/>
+          </w:tcPr>
+          <w:p>
+            <w:r>
+              <w:t>Main quantity</w:t>
+            </w:r>
+          </w:p>
+        </w:tc>
+        <w:tc>
+          <w:tcPr>
+            <w:tcW w:type="dxa" w:w="3408"/>
+          </w:tcPr>
+          <w:p>
+            <w:r>
+              <w:t>n = 20</w:t>
+            </w:r>
+          </w:p>
+        </w:tc>
+        <w:tc>
+          <w:tcPr>
+            <w:tcW w:type="dxa" w:w="3408"/>
+          </w:tcPr>
+          <w:p>
+            <w:r>
+              <w:t>n = 40</w:t>
+            </w:r>
+          </w:p>
+        </w:tc>
+      </w:tr>
+      <w:tr>
+        <w:tc>
+          <w:tcPr>
+            <w:tcW w:type="dxa" w:w="3408"/>
+          </w:tcPr>
+          <w:p>
+            <w:r>
+              <w:t>Supplied detections / alternative trials</w:t>
+            </w:r>
+          </w:p>
+        </w:tc>
+        <w:tc>
+          <w:tcPr>
+            <w:tcW w:type="dxa" w:w="3408"/>
+          </w:tcPr>
+          <w:p>
+            <w:r>
+              <w:t>62/100</w:t>
+            </w:r>
+          </w:p>
+        </w:tc>
+        <w:tc>
+          <w:tcPr>
+            <w:tcW w:type="dxa" w:w="3408"/>
+          </w:tcPr>
+          <w:p>
+            <w:r>
+              <w:t>83/100</w:t>
+            </w:r>
+          </w:p>
+        </w:tc>
+      </w:tr>
+      <w:tr>
+        <w:tc>
+          <w:tcPr>
+            <w:tcW w:type="dxa" w:w="3408"/>
+          </w:tcPr>
+          <w:p>
+            <w:r>
+              <w:t>Estimated detection frequency</w:t>
+            </w:r>
+          </w:p>
+        </w:tc>
+        <w:tc>
+          <w:tcPr>
+            <w:tcW w:type="dxa" w:w="3408"/>
+          </w:tcPr>
+          <w:p>
+            <w:r>
+              <w:t>62%</w:t>
+            </w:r>
+          </w:p>
+        </w:tc>
+        <w:tc>
+          <w:tcPr>
+            <w:tcW w:type="dxa" w:w="3408"/>
+          </w:tcPr>
+          <w:p>
+            <w:r>
+              <w:t>83%</w:t>
+            </w:r>
+          </w:p>
+        </w:tc>
+      </w:tr>
+      <w:tr>
+        <w:tc>
+          <w:tcPr>
+            <w:tcW w:type="dxa" w:w="3408"/>
+          </w:tcPr>
+          <w:p>
+            <w:r>
+              <w:t>Independent units per study</w:t>
+            </w:r>
+          </w:p>
+        </w:tc>
+        <w:tc>
+          <w:tcPr>
+            <w:tcW w:type="dxa" w:w="3408"/>
+          </w:tcPr>
+          <w:p>
+            <w:r>
+              <w:t>20</w:t>
+            </w:r>
+          </w:p>
+        </w:tc>
+        <w:tc>
+          <w:tcPr>
+            <w:tcW w:type="dxa" w:w="3408"/>
+          </w:tcPr>
+          <w:p>
+            <w:r>
+              <w:t>40</w:t>
+            </w:r>
+          </w:p>
+        </w:tc>
+      </w:tr>
+      <w:tr>
+        <w:tc>
+          <w:tcPr>
+            <w:tcW w:type="dxa" w:w="3408"/>
+          </w:tcPr>
+          <w:p>
+            <w:r>
+              <w:t>Per-unit cost</w:t>
+            </w:r>
+          </w:p>
+        </w:tc>
+        <w:tc>
+          <w:tcPr>
+            <w:tcW w:type="dxa" w:w="3408"/>
+          </w:tcPr>
+          <w:p>
+            <w:r>
+              <w:t>3 credits</w:t>
+            </w:r>
+          </w:p>
+        </w:tc>
+        <w:tc>
+          <w:tcPr>
+            <w:tcW w:type="dxa" w:w="3408"/>
+          </w:tcPr>
+          <w:p>
+            <w:r>
+              <w:t>3 credits</w:t>
+            </w:r>
+          </w:p>
+        </w:tc>
+      </w:tr>
+      <w:tr>
+        <w:tc>
+          <w:tcPr>
+            <w:tcW w:type="dxa" w:w="3408"/>
+          </w:tcPr>
+          <w:p>
+            <w:r>
+              <w:t>Per-study cost</w:t>
+            </w:r>
+          </w:p>
+        </w:tc>
+        <w:tc>
+          <w:tcPr>
+            <w:tcW w:type="dxa" w:w="3408"/>
+          </w:tcPr>
+          <w:p>
+            <w:r>
+              <w:t>20 × 3 = 60 credits</w:t>
+            </w:r>
+          </w:p>
+        </w:tc>
+        <w:tc>
+          <w:tcPr>
+            <w:tcW w:type="dxa" w:w="3408"/>
+          </w:tcPr>
+          <w:p>
+            <w:r>
+              <w:t>40 × 3 = 120 credits</w:t>
+            </w:r>
+          </w:p>
+        </w:tc>
+      </w:tr>
+      <w:tr>
+        <w:tc>
+          <w:tcPr>
+            <w:tcW w:type="dxa" w:w="3408"/>
+          </w:tcPr>
+          <w:p>
+            <w:r>
+              <w:t>Large minus small</w:t>
+            </w:r>
+          </w:p>
+        </w:tc>
+        <w:tc>
+          <w:tcPr>
+            <w:tcW w:type="dxa" w:w="3408"/>
+          </w:tcPr>
+          <w:p>
+            <w:r>
+              <w:t>21 percentage points more observed detection</w:t>
+            </w:r>
+          </w:p>
+        </w:tc>
+        <w:tc>
+          <w:tcPr>
+            <w:tcW w:type="dxa" w:w="3408"/>
+          </w:tcPr>
+          <w:p>
+            <w:r>
+              <w:t>60 extra credits per study</w:t>
+            </w:r>
+          </w:p>
+        </w:tc>
+      </w:tr>
+      <w:tr>
+        <w:tc>
+          <w:tcPr>
+            <w:tcW w:type="dxa" w:w="3408"/>
+          </w:tcPr>
+          <w:p>
+            <w:r>
+              <w:t>Null error and actual-study guarantee</w:t>
+            </w:r>
+          </w:p>
+        </w:tc>
+        <w:tc>
+          <w:tcPr>
+            <w:tcW w:type="dxa" w:w="3408"/>
+          </w:tcPr>
+          <w:p>
+            <w:r>
+              <w:t>Not supplied</w:t>
+            </w:r>
+          </w:p>
+        </w:tc>
+        <w:tc>
+          <w:tcPr>
+            <w:tcW w:type="dxa" w:w="3408"/>
+          </w:tcPr>
+          <w:p>
+            <w:r>
+              <w:t>Not supplied</w:t>
+            </w:r>
+          </w:p>
+        </w:tc>
+      </w:tr>
+    </w:tbl>
+    <w:p>
+      <w:pPr>
+        <w:pStyle w:val="Heading2"/>
+      </w:pPr>
+      <w:r>
+        <w:t>State the scope and explain the visual</w:t>
+      </w:r>
+    </w:p>
+    <w:p>
+      <w:pPr>
+        <w:spacing w:line="336" w:lineRule="auto" w:after="180"/>
+      </w:pPr>
+      <w:r>
+        <w:rPr>
+          <w:b w:val="0"/>
+        </w:rPr>
+        <w:t xml:space="preserve">Before applying the procedure, write its units, denominator or decision boundary where relevant. A partner should be able to repeat each step using the same </w:t>
       </w:r>
       <w:r>
         <w:rPr>
@@ -282,50 +1057,30 @@
         <w:rPr>
           <w:b w:val="0"/>
         </w:rPr>
-        <w:t xml:space="preserve"> conditions and </w:t>
+        <w:t>s.</w:t>
+      </w:r>
+    </w:p>
+    <w:p>
+      <w:pPr>
+        <w:spacing w:line="336" w:lineRule="auto" w:after="180"/>
+      </w:pPr>
+      <w:r>
+        <w:rPr>
+          <w:b w:val="0"/>
+        </w:rPr>
+        <w:t xml:space="preserve">If a required </w:t>
       </w:r>
       <w:r>
         <w:rPr>
           <w:b/>
         </w:rPr>
-        <w:t>evidence</w:t>
+        <w:t>input</w:t>
       </w:r>
       <w:r>
         <w:rPr>
           <w:b w:val="0"/>
         </w:rPr>
-        <w:t xml:space="preserve"> source before it can support a claim.</w:t>
-      </w:r>
-    </w:p>
-    <w:p>
-      <w:pPr>
-        <w:pStyle w:val="Heading3"/>
-      </w:pPr>
-      <w:r>
-        <w:t>My starting explanation</w:t>
-      </w:r>
-    </w:p>
-    <w:p>
-      <w:r>
-        <w:t>________________________________________________________________</w:t>
-      </w:r>
-    </w:p>
-    <w:p>
-      <w:r>
-        <w:t>________________________________________________________________</w:t>
-      </w:r>
-    </w:p>
-    <w:p>
-      <w:r>
-        <w:t>________________________________________________________________</w:t>
-      </w:r>
-    </w:p>
-    <w:p>
-      <w:pPr>
-        <w:pStyle w:val="Heading3"/>
-      </w:pPr>
-      <w:r>
-        <w:t>This week’s end goal</w:t>
+        <w:t xml:space="preserve"> is absent or violates the stated contract, record that condition explicitly instead of quietly replacing it with a convenient value.</w:t>
       </w:r>
     </w:p>
     <w:p>
@@ -336,118 +1091,27 @@
         <w:rPr>
           <w:b w:val="0"/>
         </w:rPr>
-        <w:t xml:space="preserve">Explain </w:t>
+        <w:t xml:space="preserve">Point to the </w:t>
       </w:r>
       <w:r>
         <w:rPr>
           <w:b/>
         </w:rPr>
-        <w:t>power</w:t>
+        <w:t>input</w:t>
       </w:r>
       <w:r>
         <w:rPr>
           <w:b w:val="0"/>
         </w:rPr>
-        <w:t xml:space="preserve"> and resource tradeoffs using the records and boundaries of this fictional investigation.</w:t>
-      </w:r>
-    </w:p>
-    <w:p>
-      <w:pPr>
-        <w:pStyle w:val="Heading1"/>
-      </w:pPr>
-      <w:r>
-        <w:t>02. Notice the evidence</w:t>
-      </w:r>
-    </w:p>
-    <w:p>
-      <w:r>
-        <w:t>Investigate the supplied Power and resource tradeoffs case. Separate observations, given facts and assumptions before choosing an explanation.</w:t>
-      </w:r>
-    </w:p>
-    <w:p>
-      <w:pPr>
-        <w:spacing w:line="336" w:lineRule="auto" w:after="180"/>
-      </w:pPr>
-      <w:r>
-        <w:rPr>
-          <w:b/>
-        </w:rPr>
-        <w:t>Power</w:t>
-      </w:r>
-      <w:r>
-        <w:rPr>
-          <w:b w:val="0"/>
-        </w:rPr>
-        <w:t xml:space="preserve"> concerns detecting a declared effect under a specified model and test. Planning depends on effect size, variability, unit independence and budget.</w:t>
-      </w:r>
-    </w:p>
-    <w:p>
-      <w:pPr>
-        <w:spacing w:line="336" w:lineRule="auto" w:after="180"/>
-      </w:pPr>
-      <w:r>
-        <w:rPr>
-          <w:b w:val="0"/>
-        </w:rPr>
-        <w:t>Begin by writing the question the procedure is intended to answer. Identify the information already supplied, the information it will produce and the information still missing.</w:t>
-      </w:r>
-    </w:p>
-    <w:p>
-      <w:pPr>
-        <w:spacing w:line="336" w:lineRule="auto" w:after="180"/>
-      </w:pPr>
-      <w:r>
-        <w:rPr>
-          <w:b w:val="0"/>
-        </w:rPr>
-        <w:t>These are constructed classroom examples; they do not require live accounts, private records or an external service. Do not treat a plausible explanation as a measured outcome.</w:t>
-      </w:r>
-    </w:p>
-    <w:p>
-      <w:pPr>
-        <w:pStyle w:val="Heading3"/>
-      </w:pPr>
-      <w:r>
-        <w:t>List the given facts and one fact that is not supplied.</w:t>
-      </w:r>
-    </w:p>
-    <w:p>
-      <w:r>
-        <w:t>________________________________________________________________</w:t>
-      </w:r>
-    </w:p>
-    <w:p>
-      <w:r>
-        <w:t>________________________________________________________________</w:t>
-      </w:r>
-    </w:p>
-    <w:p>
-      <w:r>
-        <w:t>________________________________________________________________</w:t>
-      </w:r>
-    </w:p>
-    <w:p>
-      <w:pPr>
-        <w:pStyle w:val="Heading1"/>
-      </w:pPr>
-      <w:r>
-        <w:t>03. See how it works</w:t>
-      </w:r>
-    </w:p>
-    <w:p>
-      <w:r>
-        <w:t>Follow the mechanism for Power and resource tradeoffs. Connect each labelled input, deciding step and result.</w:t>
-      </w:r>
-    </w:p>
-    <w:p>
-      <w:pPr>
-        <w:spacing w:line="336" w:lineRule="auto" w:after="180"/>
-      </w:pPr>
-      <w:r>
-        <w:rPr>
-          <w:b w:val="0"/>
-        </w:rPr>
-        <w:t>Use supplied simulation results rather than an unsupported universal sample-size rule. Estimated detection frequency is detections/simulated alternative trials; false positives require null trials separately.</w:t>
+        <w:t>, the deciding step and the result in this week’s visual. Explain the same step in ordinary words. A picture helps when you can say what each part represents.</w:t>
+      </w:r>
+    </w:p>
+    <w:p>
+      <w:pPr>
+        <w:pStyle w:val="Heading2"/>
+      </w:pPr>
+      <w:r>
+        <w:t>Earlier wording, alternatives and picture transcripts · reference / check after trying</w:t>
       </w:r>
     </w:p>
     <w:p>
@@ -511,7 +1175,7 @@
           </w:tcPr>
           <w:p>
             <w:r>
-              <w:t>For a fixed alternative100 simulations detect62 times at n20 and83 at n40. Per-unit cost3 credits.</w:t>
+              <w:t>For a fixed alternative 100 simulations detect 62 times at n 20 and83 at n 40. Per-unit cost 3 credits.</w:t>
             </w:r>
           </w:p>
         </w:tc>
@@ -531,7 +1195,7 @@
           </w:tcPr>
           <w:p>
             <w:r>
-              <w:t>Estimated detection62% versus83%; cost60 versus120 credits per study. These simulation frequencies depend on the supplied model; null error is unmeasured.</w:t>
+              <w:t>Estimated detection 62% versus 83%; cost 60 versus 120 credits per study. These simulation frequencies depend on the supplied model; null error is unmeasured.</w:t>
             </w:r>
           </w:p>
         </w:tc>
@@ -544,13 +1208,226 @@
     </w:p>
     <w:p>
       <w:pPr>
+        <w:pStyle w:val="Heading3"/>
+      </w:pPr>
+      <w:r>
+        <w:t>Connect the picture and the explanation</w:t>
+      </w:r>
+    </w:p>
+    <w:p>
+      <w:pPr>
+        <w:pStyle w:val="Heading1"/>
+      </w:pPr>
+      <w:r>
+        <w:t>04. Predict the changed case before reading the explanation</w:t>
+      </w:r>
+    </w:p>
+    <w:p>
+      <w:r>
+        <w:t>Keep the rule and evidence boundary visible.</w:t>
+      </w:r>
+    </w:p>
+    <w:p>
+      <w:pPr>
+        <w:pStyle w:val="Heading2"/>
+      </w:pPr>
+      <w:r>
+        <w:t>Main task and response</w:t>
+      </w:r>
+    </w:p>
+    <w:p>
+      <w:pPr>
+        <w:pStyle w:val="ListBullet"/>
+      </w:pPr>
+      <w:r>
+        <w:t>For a fixed alternative 100 simulations detect 62 times at n 20 and83 at n 40. Per-unit cost 3 credits. Show the intermediate steps and give the conclusion with its scope.</w:t>
+      </w:r>
+    </w:p>
+    <w:p>
+      <w:pPr>
+        <w:pStyle w:val="Heading3"/>
+      </w:pPr>
+      <w:r>
+        <w:t>Keep the procedure fixed. Explain what changed in the inputs and result.</w:t>
+      </w:r>
+    </w:p>
+    <w:p>
+      <w:r>
+        <w:t>________________________________________________________________</w:t>
+      </w:r>
+    </w:p>
+    <w:p>
+      <w:r>
+        <w:t>________________________________________________________________</w:t>
+      </w:r>
+    </w:p>
+    <w:p>
+      <w:r>
+        <w:t>________________________________________________________________</w:t>
+      </w:r>
+    </w:p>
+    <w:p>
+      <w:r>
+        <w:t>________________________________________________________________</w:t>
+      </w:r>
+    </w:p>
+    <w:p>
+      <w:r>
+        <w:t>________________________________________________________________</w:t>
+      </w:r>
+    </w:p>
+    <w:p>
+      <w:pPr>
+        <w:pStyle w:val="Heading2"/>
+      </w:pPr>
+      <w:r>
+        <w:t>Predict the pictured change</w:t>
+      </w:r>
+    </w:p>
+    <w:p>
+      <w:pPr>
+        <w:pStyle w:val="ListBullet"/>
+      </w:pPr>
+      <w:r>
+        <w:t>Change: Change the assumed effect or variability but keep the sample sizes.</w:t>
+      </w:r>
+    </w:p>
+    <w:p>
+      <w:pPr>
+        <w:pStyle w:val="Heading2"/>
+      </w:pPr>
+      <w:r>
+        <w:t>Check after predicting · reference / check after trying</w:t>
+      </w:r>
+    </w:p>
+    <w:p>
+      <w:pPr>
         <w:spacing w:line="336" w:lineRule="auto" w:after="180"/>
       </w:pPr>
+      <w:r>
+        <w:rPr>
+          <w:b/>
+        </w:rPr>
+        <w:t>Prediction</w:t>
+      </w:r>
       <w:r>
         <w:rPr>
           <w:b w:val="0"/>
         </w:rPr>
-        <w:t xml:space="preserve">Before applying the procedure, write its units, denominator or decision boundary where relevant. A partner should be able to repeat each step using the same </w:t>
+        <w:t>: The detection fractions need new simulation; the resource costs stay 40 and 80.</w:t>
+      </w:r>
+    </w:p>
+    <w:p>
+      <w:pPr>
+        <w:spacing w:line="336" w:lineRule="auto" w:after="180"/>
+      </w:pPr>
+      <w:r>
+        <w:rPr>
+          <w:b w:val="0"/>
+        </w:rPr>
+        <w:t xml:space="preserve">Reason: </w:t>
+      </w:r>
+      <w:r>
+        <w:rPr>
+          <w:b/>
+        </w:rPr>
+        <w:t>Power</w:t>
+      </w:r>
+      <w:r>
+        <w:rPr>
+          <w:b w:val="0"/>
+        </w:rPr>
+        <w:t xml:space="preserve"> depends on the data-generating assumptions, while this stated unit-cost calculation does not.</w:t>
+      </w:r>
+    </w:p>
+    <w:p>
+      <w:pPr>
+        <w:pStyle w:val="Heading2"/>
+      </w:pPr>
+      <w:r>
+        <w:t>Earlier wording, alternatives and picture transcripts · reference / check after trying</w:t>
+      </w:r>
+    </w:p>
+    <w:p>
+      <w:pPr>
+        <w:pStyle w:val="Heading3"/>
+      </w:pPr>
+      <w:r>
+        <w:t>Compare a familiar case with a changed case</w:t>
+      </w:r>
+    </w:p>
+    <w:p>
+      <w:pPr>
+        <w:pStyle w:val="Heading3"/>
+      </w:pPr>
+      <w:r>
+        <w:t>Change one thing in the pictured case</w:t>
+      </w:r>
+    </w:p>
+    <w:p>
+      <w:pPr>
+        <w:pStyle w:val="Heading1"/>
+      </w:pPr>
+      <w:r>
+        <w:t>06. Connect the main result with the separate pictured case</w:t>
+      </w:r>
+    </w:p>
+    <w:p>
+      <w:r>
+        <w:t>Keep the two scenarios and their supplied evidence distinct.</w:t>
+      </w:r>
+    </w:p>
+    <w:p>
+      <w:pPr>
+        <w:pStyle w:val="Heading2"/>
+      </w:pPr>
+      <w:r>
+        <w:t>Main case and original checked reasoning</w:t>
+      </w:r>
+    </w:p>
+    <w:p>
+      <w:pPr>
+        <w:spacing w:line="336" w:lineRule="auto" w:after="180"/>
+      </w:pPr>
+      <w:r>
+        <w:rPr>
+          <w:b w:val="0"/>
+        </w:rPr>
+        <w:t>For a fixed alternative 100 simulations detect 62 times at n 20 and83 at n 40. Per-unit cost 3 credits.</w:t>
+      </w:r>
+    </w:p>
+    <w:p>
+      <w:pPr>
+        <w:spacing w:line="336" w:lineRule="auto" w:after="180"/>
+      </w:pPr>
+      <w:r>
+        <w:rPr>
+          <w:b w:val="0"/>
+        </w:rPr>
+        <w:t>Estimated detection 62% versus 83%; cost 60 versus 120 credits per study. These simulation frequencies depend on the supplied model; null error is unmeasured.</w:t>
+      </w:r>
+    </w:p>
+    <w:p>
+      <w:pPr>
+        <w:spacing w:line="336" w:lineRule="auto" w:after="180"/>
+      </w:pPr>
+      <w:r>
+        <w:rPr>
+          <w:b w:val="0"/>
+        </w:rPr>
+        <w:t xml:space="preserve">Compare the intermediate </w:t>
+      </w:r>
+      <w:r>
+        <w:rPr>
+          <w:b/>
+        </w:rPr>
+        <w:t>evidence</w:t>
+      </w:r>
+      <w:r>
+        <w:rPr>
+          <w:b w:val="0"/>
+        </w:rPr>
+        <w:t xml:space="preserve"> with the final statement. Explain why each number or decision follows from the stated </w:t>
       </w:r>
       <w:r>
         <w:rPr>
@@ -573,7 +1450,7 @@
         <w:rPr>
           <w:b w:val="0"/>
         </w:rPr>
-        <w:t xml:space="preserve">If a required </w:t>
+        <w:t xml:space="preserve">The conclusion belongs to this scenario and procedure; changing the </w:t>
       </w:r>
       <w:r>
         <w:rPr>
@@ -585,457 +1462,15 @@
         <w:rPr>
           <w:b w:val="0"/>
         </w:rPr>
-        <w:t xml:space="preserve"> is absent or violates the stated contract, record that condition explicitly instead of quietly replacing it with a convenient value.</w:t>
-      </w:r>
-    </w:p>
-    <w:p>
-      <w:pPr>
-        <w:pStyle w:val="Heading3"/>
-      </w:pPr>
-      <w:r>
-        <w:t>Connect the picture and the explanation</w:t>
-      </w:r>
-    </w:p>
-    <w:p>
-      <w:pPr>
-        <w:spacing w:line="336" w:lineRule="auto" w:after="180"/>
-      </w:pPr>
-      <w:r>
-        <w:rPr>
-          <w:b w:val="0"/>
-        </w:rPr>
-        <w:t xml:space="preserve">Point to the </w:t>
-      </w:r>
-      <w:r>
-        <w:rPr>
-          <w:b/>
-        </w:rPr>
-        <w:t>input</w:t>
-      </w:r>
-      <w:r>
-        <w:rPr>
-          <w:b w:val="0"/>
-        </w:rPr>
-        <w:t>, the deciding step and the result in this week’s visual. Explain the same step in ordinary words. A picture helps when you can say what each part represents.</w:t>
-      </w:r>
-    </w:p>
-    <w:p>
-      <w:pPr>
-        <w:pStyle w:val="Heading1"/>
-      </w:pPr>
-      <w:r>
-        <w:t>04. Compare the cases</w:t>
-      </w:r>
-    </w:p>
-    <w:p>
-      <w:r>
-        <w:t>Compare the supplied cases for Power and resource tradeoffs. Identify the detail that changes the conclusion.</w:t>
-      </w:r>
-    </w:p>
-    <w:p>
-      <w:pPr>
-        <w:pStyle w:val="Heading3"/>
-      </w:pPr>
-      <w:r>
-        <w:t>Compare a familiar case with a changed case</w:t>
-      </w:r>
-    </w:p>
-    <w:p>
-      <w:pPr>
-        <w:spacing w:line="336" w:lineRule="auto" w:after="180"/>
-      </w:pPr>
-      <w:r>
-        <w:rPr>
-          <w:b w:val="0"/>
-        </w:rPr>
-        <w:t>For a fixed alternative100 simulations detect62 times at n20 and83 at n40. Per-unit cost3 credits. Show the intermediate steps and give the conclusion with its scope.</w:t>
-      </w:r>
-    </w:p>
-    <w:p>
-      <w:pPr>
-        <w:pStyle w:val="Heading3"/>
-      </w:pPr>
-      <w:r>
-        <w:t>Keep the procedure fixed. Explain what changed in the inputs and result.</w:t>
-      </w:r>
-    </w:p>
-    <w:p>
-      <w:r>
-        <w:t>________________________________________________________________</w:t>
-      </w:r>
-    </w:p>
-    <w:p>
-      <w:r>
-        <w:t>________________________________________________________________</w:t>
-      </w:r>
-    </w:p>
-    <w:p>
-      <w:r>
-        <w:t>________________________________________________________________</w:t>
-      </w:r>
-    </w:p>
-    <w:p>
-      <w:r>
-        <w:t>________________________________________________________________</w:t>
-      </w:r>
-    </w:p>
-    <w:p>
-      <w:r>
-        <w:t>________________________________________________________________</w:t>
-      </w:r>
-    </w:p>
-    <w:p>
-      <w:pPr>
-        <w:pStyle w:val="Heading3"/>
-      </w:pPr>
-      <w:r>
-        <w:t>Change one thing in the pictured case</w:t>
-      </w:r>
-    </w:p>
-    <w:p>
-      <w:pPr>
-        <w:pStyle w:val="Heading3"/>
-      </w:pPr>
-      <w:r>
-        <w:t>Change one thing</w:t>
-      </w:r>
-    </w:p>
-    <w:p>
-      <w:pPr>
-        <w:spacing w:line="336" w:lineRule="auto" w:after="180"/>
-        <w:shd w:fill="F5F1FB"/>
-      </w:pPr>
-      <w:r>
-        <w:rPr>
-          <w:b w:val="0"/>
-        </w:rPr>
-        <w:t>Change: Change the assumed effect or variability but keep the sample sizes.</w:t>
-      </w:r>
-    </w:p>
-    <w:p>
-      <w:pPr>
-        <w:pStyle w:val="Heading3"/>
-      </w:pPr>
-      <w:r>
-        <w:t>Predicted result</w:t>
-      </w:r>
-    </w:p>
-    <w:p>
-      <w:pPr>
-        <w:spacing w:line="336" w:lineRule="auto" w:after="180"/>
-        <w:shd w:fill="F1F6FC"/>
-      </w:pPr>
-      <w:r>
-        <w:rPr>
-          <w:b/>
-        </w:rPr>
-        <w:t>Prediction</w:t>
-      </w:r>
-      <w:r>
-        <w:rPr>
-          <w:b w:val="0"/>
-        </w:rPr>
-        <w:t>: The detection fractions need new simulation; the resource costs stay 40 and 80.</w:t>
-      </w:r>
-    </w:p>
-    <w:p>
-      <w:pPr>
-        <w:pStyle w:val="Heading3"/>
-      </w:pPr>
-      <w:r>
-        <w:t>Why the result follows</w:t>
-      </w:r>
-    </w:p>
-    <w:p>
-      <w:pPr>
-        <w:spacing w:line="336" w:lineRule="auto" w:after="180"/>
-        <w:shd w:fill="F1F6FC"/>
-      </w:pPr>
-      <w:r>
-        <w:rPr>
-          <w:b w:val="0"/>
-        </w:rPr>
-        <w:t xml:space="preserve">Reason: </w:t>
-      </w:r>
-      <w:r>
-        <w:rPr>
-          <w:b/>
-        </w:rPr>
-        <w:t>Power</w:t>
-      </w:r>
-      <w:r>
-        <w:rPr>
-          <w:b w:val="0"/>
-        </w:rPr>
-        <w:t xml:space="preserve"> depends on the data-generating assumptions, while this stated unit-cost calculation does not.</w:t>
-      </w:r>
-    </w:p>
-    <w:p>
-      <w:pPr>
-        <w:pStyle w:val="Heading1"/>
-      </w:pPr>
-      <w:r>
-        <w:t>05. Words that unlock the idea</w:t>
-      </w:r>
-    </w:p>
-    <w:p>
-      <w:r>
-        <w:t>Use the vocabulary of Power and resource tradeoffs to explain a concrete decision, rather than only memorising definitions.</w:t>
-      </w:r>
-    </w:p>
-    <w:tbl>
-      <w:tblPr>
-        <w:tblStyle w:val="LightShading-Accent1"/>
-        <w:tblW w:type="auto" w:w="0"/>
-        <w:tblLook w:firstColumn="1" w:firstRow="1" w:lastColumn="0" w:lastRow="0" w:noHBand="0" w:noVBand="1" w:val="04A0"/>
-      </w:tblPr>
-      <w:tblGrid>
-        <w:gridCol w:w="5112"/>
-        <w:gridCol w:w="5112"/>
-      </w:tblGrid>
-      <w:tr>
-        <w:trPr>
-          <w:tblHeader/>
-        </w:trPr>
-        <w:tc>
-          <w:tcPr>
-            <w:tcW w:type="dxa" w:w="5112"/>
-          </w:tcPr>
-          <w:p>
-            <w:r>
-              <w:t>Word</w:t>
-            </w:r>
-          </w:p>
-        </w:tc>
-        <w:tc>
-          <w:tcPr>
-            <w:tcW w:type="dxa" w:w="5112"/>
-          </w:tcPr>
-          <w:p>
-            <w:r>
-              <w:t>Meaning</w:t>
-            </w:r>
-          </w:p>
-        </w:tc>
-      </w:tr>
-      <w:tr>
-        <w:tc>
-          <w:tcPr>
-            <w:tcW w:type="dxa" w:w="5112"/>
-          </w:tcPr>
-          <w:p>
-            <w:r>
-              <w:t>Power</w:t>
-            </w:r>
-          </w:p>
-        </w:tc>
-        <w:tc>
-          <w:tcPr>
-            <w:tcW w:type="dxa" w:w="5112"/>
-          </w:tcPr>
-          <w:p>
-            <w:r>
-              <w:t>The test's detection probability under a specified alternative</w:t>
-            </w:r>
-          </w:p>
-        </w:tc>
-      </w:tr>
-      <w:tr>
-        <w:tc>
-          <w:tcPr>
-            <w:tcW w:type="dxa" w:w="5112"/>
-          </w:tcPr>
-          <w:p>
-            <w:r>
-              <w:t>Simulation trial</w:t>
-            </w:r>
-          </w:p>
-        </w:tc>
-        <w:tc>
-          <w:tcPr>
-            <w:tcW w:type="dxa" w:w="5112"/>
-          </w:tcPr>
-          <w:p>
-            <w:r>
-              <w:t>A generated dataset under a declared model</w:t>
-            </w:r>
-          </w:p>
-        </w:tc>
-      </w:tr>
-      <w:tr>
-        <w:tc>
-          <w:tcPr>
-            <w:tcW w:type="dxa" w:w="5112"/>
-          </w:tcPr>
-          <w:p>
-            <w:r>
-              <w:t>Planning effect</w:t>
-            </w:r>
-          </w:p>
-        </w:tc>
-        <w:tc>
-          <w:tcPr>
-            <w:tcW w:type="dxa" w:w="5112"/>
-          </w:tcPr>
-          <w:p>
-            <w:r>
-              <w:t>The effect size used for design calculations</w:t>
-            </w:r>
-          </w:p>
-        </w:tc>
-      </w:tr>
-    </w:tbl>
-    <w:p>
-      <w:pPr>
-        <w:pStyle w:val="Heading3"/>
-      </w:pPr>
-      <w:r>
-        <w:t>Use two terms to explain a step in this week’s example.</w:t>
-      </w:r>
-    </w:p>
-    <w:p>
-      <w:r>
-        <w:t>________________________________________________________________</w:t>
-      </w:r>
-    </w:p>
-    <w:p>
-      <w:r>
-        <w:t>________________________________________________________________</w:t>
-      </w:r>
-    </w:p>
-    <w:p>
-      <w:r>
-        <w:t>________________________________________________________________</w:t>
-      </w:r>
-    </w:p>
-    <w:p>
-      <w:pPr>
-        <w:pStyle w:val="Heading1"/>
-      </w:pPr>
-      <w:r>
-        <w:t>06. Follow a worked example</w:t>
-      </w:r>
-    </w:p>
-    <w:p>
-      <w:r>
-        <w:t>Follow the worked trace for Power and resource tradeoffs, predict a step, then compare with its explanation.</w:t>
-      </w:r>
-    </w:p>
-    <w:p>
-      <w:pPr>
-        <w:spacing w:line="336" w:lineRule="auto" w:after="180"/>
-      </w:pPr>
-      <w:r>
-        <w:rPr>
-          <w:b w:val="0"/>
-        </w:rPr>
-        <w:t>For a fixed alternative100 simulations detect62 times at n20 and83 at n40. Per-unit cost3 credits.</w:t>
-      </w:r>
-    </w:p>
-    <w:p>
-      <w:pPr>
-        <w:spacing w:line="336" w:lineRule="auto" w:after="180"/>
-      </w:pPr>
-      <w:r>
-        <w:rPr>
-          <w:b w:val="0"/>
-        </w:rPr>
-        <w:t>Estimated detection62% versus83%; cost60 versus120 credits per study. These simulation frequencies depend on the supplied model; null error is unmeasured.</w:t>
-      </w:r>
-    </w:p>
-    <w:p>
-      <w:pPr>
-        <w:pStyle w:val="Heading3"/>
-      </w:pPr>
-      <w:r>
-        <w:t>Worked explanation · Power and resource tradeoffs</w:t>
-      </w:r>
-    </w:p>
-    <w:p>
-      <w:pPr>
-        <w:spacing w:line="336" w:lineRule="auto" w:after="180"/>
-        <w:shd w:fill="F1F6FC"/>
-      </w:pPr>
-      <w:r>
-        <w:rPr>
-          <w:b w:val="0"/>
-        </w:rPr>
-        <w:t xml:space="preserve">Compare the intermediate </w:t>
-      </w:r>
-      <w:r>
-        <w:rPr>
-          <w:b/>
-        </w:rPr>
-        <w:t>evidence</w:t>
-      </w:r>
-      <w:r>
-        <w:rPr>
-          <w:b w:val="0"/>
-        </w:rPr>
-        <w:t xml:space="preserve"> with the final statement. Explain why each number or decision follows from the stated </w:t>
-      </w:r>
-      <w:r>
-        <w:rPr>
-          <w:b/>
-        </w:rPr>
-        <w:t>input</w:t>
-      </w:r>
-      <w:r>
-        <w:rPr>
-          <w:b w:val="0"/>
-        </w:rPr>
-        <w:t>s.</w:t>
-      </w:r>
-    </w:p>
-    <w:p>
-      <w:pPr>
-        <w:spacing w:line="336" w:lineRule="auto" w:after="180"/>
-        <w:shd w:fill="F1F6FC"/>
-      </w:pPr>
-      <w:r>
-        <w:rPr>
-          <w:b w:val="0"/>
-        </w:rPr>
-        <w:t xml:space="preserve">The conclusion belongs to this scenario and procedure; changing the </w:t>
-      </w:r>
-      <w:r>
-        <w:rPr>
-          <w:b/>
-        </w:rPr>
-        <w:t>input</w:t>
-      </w:r>
-      <w:r>
-        <w:rPr>
-          <w:b w:val="0"/>
-        </w:rPr>
         <w:t>s, evaluation population or authority can change what it establishes. Retain the raw record so a later revision can be compared honestly.</w:t>
       </w:r>
     </w:p>
     <w:p>
       <w:pPr>
-        <w:pStyle w:val="Heading3"/>
-      </w:pPr>
-      <w:r>
-        <w:t>Learn from the worked case</w:t>
-      </w:r>
-    </w:p>
-    <w:p>
-      <w:pPr>
-        <w:spacing w:line="336" w:lineRule="auto" w:after="180"/>
-      </w:pPr>
-      <w:r>
-        <w:rPr>
-          <w:b w:val="0"/>
-        </w:rPr>
-        <w:t>Cover the result before checking it. Say what is given, choose the procedure, and follow one step at a time. Then uncover the result and explain your first mismatch. Ask why a step is allowed, not only what number it produces.</w:t>
-      </w:r>
-    </w:p>
-    <w:p>
-      <w:pPr>
-        <w:pStyle w:val="Heading3"/>
-      </w:pPr>
-      <w:r>
-        <w:t>A pictorial worked case: Power and resource tradeoffs</w:t>
+        <w:pStyle w:val="Heading2"/>
+      </w:pPr>
+      <w:r>
+        <w:t>Separate pictured inputs and complete explanation</w:t>
       </w:r>
     </w:p>
     <w:p>
@@ -1051,24 +1486,7 @@
     </w:p>
     <w:p>
       <w:pPr>
-        <w:pStyle w:val="Heading3"/>
-      </w:pPr>
-      <w:r>
-        <w:t>The facts we will use</w:t>
-      </w:r>
-    </w:p>
-    <w:p>
-      <w:pPr>
-        <w:pStyle w:val="Heading3"/>
-      </w:pPr>
-      <w:r>
-        <w:t>Supplied facts</w:t>
-      </w:r>
-    </w:p>
-    <w:p>
-      <w:pPr>
         <w:spacing w:line="336" w:lineRule="auto" w:after="180"/>
-        <w:shd w:fill="F1F6FC"/>
       </w:pPr>
       <w:r>
         <w:rPr>
@@ -1090,11 +1508,41 @@
       </w:r>
     </w:p>
     <w:p>
+      <w:pPr>
+        <w:spacing w:line="336" w:lineRule="auto" w:after="180"/>
+      </w:pPr>
+      <w:r>
+        <w:rPr>
+          <w:b w:val="0"/>
+        </w:rPr>
+        <w:t>The separate picture uses one hundred stipulated alternative trials per design, with sixty detections at n = 20 and eighty at n = 40. Its unit cost is two resource units, unlike the main example’s three credits. Estimated detection frequencies are 60% and 80%; per-study costs are forty and eighty resource units. The extra forty resource units accompany a twenty-percentage-point observed difference.</w:t>
+      </w:r>
+    </w:p>
+    <w:p>
+      <w:pPr>
+        <w:spacing w:line="336" w:lineRule="auto" w:after="180"/>
+      </w:pPr>
+      <w:r>
+        <w:rPr>
+          <w:b w:val="0"/>
+        </w:rPr>
+        <w:t>Neither is a measured effect on real pupils. Changing the assumed effect or variability may change power even at the same sample sizes, but no replacement detection counts are supplied. Null false-positive error needs separate null trials or appropriate theory.</w:t>
+      </w:r>
+    </w:p>
+    <w:p>
+      <w:pPr>
+        <w:pStyle w:val="Heading2"/>
+      </w:pPr>
+      <w:r>
+        <w:t>Read the labelled representation</w:t>
+      </w:r>
+    </w:p>
+    <w:p>
       <w:r>
         <w:drawing>
           <wp:inline xmlns:a="http://schemas.openxmlformats.org/drawingml/2006/main" xmlns:pic="http://schemas.openxmlformats.org/drawingml/2006/picture">
-            <wp:extent cx="5486400" cy="3077029"/>
-            <wp:docPr id="1" name="Picture 1" descr="Stipulated simulation and resource records"/>
+            <wp:extent cx="5486400" cy="2992582"/>
+            <wp:docPr id="1" name="Picture 1" descr="Main stipulated alternative simulations detect sixty-two of one hundred at twenty units and eighty-three of one hundred at forty units. Separate cost panel shows sixty versus one hundred twenty credits per study at three credits per unit. Detection differs by twenty-one percentage points; cost by sixty credits. Null error is unmeasured."/>
             <wp:cNvGraphicFramePr>
               <a:graphicFrameLocks noChangeAspect="1"/>
             </wp:cNvGraphicFramePr>
@@ -1102,7 +1550,7 @@
               <a:graphicData uri="http://schemas.openxmlformats.org/drawingml/2006/picture">
                 <pic:pic>
                   <pic:nvPicPr>
-                    <pic:cNvPr id="0" name="academy-detail-ai-7-23.png"/>
+                    <pic:cNvPr id="0" name="ai-7-23-power-cost.png"/>
                     <pic:cNvPicPr/>
                   </pic:nvPicPr>
                   <pic:blipFill>
@@ -1114,7 +1562,7 @@
                   <pic:spPr>
                     <a:xfrm>
                       <a:off x="0" y="0"/>
-                      <a:ext cx="5486400" cy="3077029"/>
+                      <a:ext cx="5486400" cy="2992582"/>
                     </a:xfrm>
                     <a:prstGeom prst="rect"/>
                   </pic:spPr>
@@ -1129,8 +1577,8 @@
       <w:r>
         <w:drawing>
           <wp:inline xmlns:a="http://schemas.openxmlformats.org/drawingml/2006/main" xmlns:pic="http://schemas.openxmlformats.org/drawingml/2006/picture">
-            <wp:extent cx="5486400" cy="5225143"/>
-            <wp:docPr id="2" name="Picture 2" descr="Power and resource tradeoffs. Estimate simulated detection: Observed detection fractions are 60/100=60% and 80/100=80%.. Calculate design cost: n=20 costs 40 resource units; n=40 costs 80 units.. Compare the trade-off: Doubling cost adds 20 percentage points of simulated detection under these assumptions."/>
+            <wp:extent cx="5486400" cy="3337560"/>
+            <wp:docPr id="2" name="Picture 2" descr="Estimate simulated detection: Observed detection fractions are 60/100=60% and 80/100=80%. → Calculate design cost: n=20 costs 40 resource units; n=40 costs 80 units. → Compare the trade-off: Doubling cost adds 20 percentage points of simulated detection under these assumptions."/>
             <wp:cNvGraphicFramePr>
               <a:graphicFrameLocks noChangeAspect="1"/>
             </wp:cNvGraphicFramePr>
@@ -1138,7 +1586,7 @@
               <a:graphicData uri="http://schemas.openxmlformats.org/drawingml/2006/picture">
                 <pic:pic>
                   <pic:nvPicPr>
-                    <pic:cNvPr id="0" name="academy-visual-ai-7-23.png"/>
+                    <pic:cNvPr id="0" name="academy-story-ai-7-23-02.png"/>
                     <pic:cNvPicPr/>
                   </pic:nvPicPr>
                   <pic:blipFill>
@@ -1150,7 +1598,7 @@
                   <pic:spPr>
                     <a:xfrm>
                       <a:off x="0" y="0"/>
-                      <a:ext cx="5486400" cy="5225143"/>
+                      <a:ext cx="5486400" cy="3337560"/>
                     </a:xfrm>
                     <a:prstGeom prst="rect"/>
                   </pic:spPr>
@@ -1278,24 +1726,7 @@
     </w:p>
     <w:p>
       <w:pPr>
-        <w:pStyle w:val="Heading3"/>
-      </w:pPr>
-      <w:r>
-        <w:t>Why this result follows</w:t>
-      </w:r>
-    </w:p>
-    <w:p>
-      <w:pPr>
-        <w:pStyle w:val="Heading3"/>
-      </w:pPr>
-      <w:r>
-        <w:t>Why the result follows</w:t>
-      </w:r>
-    </w:p>
-    <w:p>
-      <w:pPr>
         <w:spacing w:line="336" w:lineRule="auto" w:after="180"/>
-        <w:shd w:fill="F1F6FC"/>
       </w:pPr>
       <w:r>
         <w:rPr>
@@ -1313,7 +1744,6 @@
     <w:p>
       <w:pPr>
         <w:spacing w:line="336" w:lineRule="auto" w:after="180"/>
-        <w:shd w:fill="F1F6FC"/>
       </w:pPr>
       <w:r>
         <w:rPr>
@@ -1324,30 +1754,556 @@
     </w:p>
     <w:p>
       <w:pPr>
+        <w:pStyle w:val="Heading2"/>
+      </w:pPr>
+      <w:r>
+        <w:t>Complete picture evidence and limits</w:t>
+      </w:r>
+    </w:p>
+    <w:tbl>
+      <w:tblPr>
+        <w:tblStyle w:val="LightShading-Accent1"/>
+        <w:tblW w:type="auto" w:w="0"/>
+        <w:tblLook w:firstColumn="1" w:firstRow="1" w:lastColumn="0" w:lastRow="0" w:noHBand="0" w:noVBand="1" w:val="04A0"/>
+      </w:tblPr>
+      <w:tblGrid>
+        <w:gridCol w:w="3408"/>
+        <w:gridCol w:w="3408"/>
+        <w:gridCol w:w="3408"/>
+      </w:tblGrid>
+      <w:tr>
+        <w:trPr>
+          <w:tblHeader/>
+        </w:trPr>
+        <w:tc>
+          <w:tcPr>
+            <w:tcW w:type="dxa" w:w="3408"/>
+          </w:tcPr>
+          <w:p>
+            <w:r>
+              <w:t>Separate picture quantity</w:t>
+            </w:r>
+          </w:p>
+        </w:tc>
+        <w:tc>
+          <w:tcPr>
+            <w:tcW w:type="dxa" w:w="3408"/>
+          </w:tcPr>
+          <w:p>
+            <w:r>
+              <w:t>n = 20</w:t>
+            </w:r>
+          </w:p>
+        </w:tc>
+        <w:tc>
+          <w:tcPr>
+            <w:tcW w:type="dxa" w:w="3408"/>
+          </w:tcPr>
+          <w:p>
+            <w:r>
+              <w:t>n = 40</w:t>
+            </w:r>
+          </w:p>
+        </w:tc>
+      </w:tr>
+      <w:tr>
+        <w:tc>
+          <w:tcPr>
+            <w:tcW w:type="dxa" w:w="3408"/>
+          </w:tcPr>
+          <w:p>
+            <w:r>
+              <w:t>Detections / supplied trials</w:t>
+            </w:r>
+          </w:p>
+        </w:tc>
+        <w:tc>
+          <w:tcPr>
+            <w:tcW w:type="dxa" w:w="3408"/>
+          </w:tcPr>
+          <w:p>
+            <w:r>
+              <w:t>60/100</w:t>
+            </w:r>
+          </w:p>
+        </w:tc>
+        <w:tc>
+          <w:tcPr>
+            <w:tcW w:type="dxa" w:w="3408"/>
+          </w:tcPr>
+          <w:p>
+            <w:r>
+              <w:t>80/100</w:t>
+            </w:r>
+          </w:p>
+        </w:tc>
+      </w:tr>
+      <w:tr>
+        <w:tc>
+          <w:tcPr>
+            <w:tcW w:type="dxa" w:w="3408"/>
+          </w:tcPr>
+          <w:p>
+            <w:r>
+              <w:t>Detection frequency</w:t>
+            </w:r>
+          </w:p>
+        </w:tc>
+        <w:tc>
+          <w:tcPr>
+            <w:tcW w:type="dxa" w:w="3408"/>
+          </w:tcPr>
+          <w:p>
+            <w:r>
+              <w:t>60%</w:t>
+            </w:r>
+          </w:p>
+        </w:tc>
+        <w:tc>
+          <w:tcPr>
+            <w:tcW w:type="dxa" w:w="3408"/>
+          </w:tcPr>
+          <w:p>
+            <w:r>
+              <w:t>80%</w:t>
+            </w:r>
+          </w:p>
+        </w:tc>
+      </w:tr>
+      <w:tr>
+        <w:tc>
+          <w:tcPr>
+            <w:tcW w:type="dxa" w:w="3408"/>
+          </w:tcPr>
+          <w:p>
+            <w:r>
+              <w:t>Cost per independent unit</w:t>
+            </w:r>
+          </w:p>
+        </w:tc>
+        <w:tc>
+          <w:tcPr>
+            <w:tcW w:type="dxa" w:w="3408"/>
+          </w:tcPr>
+          <w:p>
+            <w:r>
+              <w:t>2 resource units</w:t>
+            </w:r>
+          </w:p>
+        </w:tc>
+        <w:tc>
+          <w:tcPr>
+            <w:tcW w:type="dxa" w:w="3408"/>
+          </w:tcPr>
+          <w:p>
+            <w:r>
+              <w:t>2 resource units</w:t>
+            </w:r>
+          </w:p>
+        </w:tc>
+      </w:tr>
+      <w:tr>
+        <w:tc>
+          <w:tcPr>
+            <w:tcW w:type="dxa" w:w="3408"/>
+          </w:tcPr>
+          <w:p>
+            <w:r>
+              <w:t>Per-study cost</w:t>
+            </w:r>
+          </w:p>
+        </w:tc>
+        <w:tc>
+          <w:tcPr>
+            <w:tcW w:type="dxa" w:w="3408"/>
+          </w:tcPr>
+          <w:p>
+            <w:r>
+              <w:t>40 resource units</w:t>
+            </w:r>
+          </w:p>
+        </w:tc>
+        <w:tc>
+          <w:tcPr>
+            <w:tcW w:type="dxa" w:w="3408"/>
+          </w:tcPr>
+          <w:p>
+            <w:r>
+              <w:t>80 resource units</w:t>
+            </w:r>
+          </w:p>
+        </w:tc>
+      </w:tr>
+      <w:tr>
+        <w:tc>
+          <w:tcPr>
+            <w:tcW w:type="dxa" w:w="3408"/>
+          </w:tcPr>
+          <w:p>
+            <w:r>
+              <w:t>Large minus small</w:t>
+            </w:r>
+          </w:p>
+        </w:tc>
+        <w:tc>
+          <w:tcPr>
+            <w:tcW w:type="dxa" w:w="3408"/>
+          </w:tcPr>
+          <w:p>
+            <w:r>
+              <w:t>20 percentage points more detection</w:t>
+            </w:r>
+          </w:p>
+        </w:tc>
+        <w:tc>
+          <w:tcPr>
+            <w:tcW w:type="dxa" w:w="3408"/>
+          </w:tcPr>
+          <w:p>
+            <w:r>
+              <w:t>40 extra resource units</w:t>
+            </w:r>
+          </w:p>
+        </w:tc>
+      </w:tr>
+      <w:tr>
+        <w:tc>
+          <w:tcPr>
+            <w:tcW w:type="dxa" w:w="3408"/>
+          </w:tcPr>
+          <w:p>
+            <w:r>
+              <w:t>Changed effect/variability</w:t>
+            </w:r>
+          </w:p>
+        </w:tc>
+        <w:tc>
+          <w:tcPr>
+            <w:tcW w:type="dxa" w:w="3408"/>
+          </w:tcPr>
+          <w:p>
+            <w:r>
+              <w:t>New frequency unknown</w:t>
+            </w:r>
+          </w:p>
+        </w:tc>
+        <w:tc>
+          <w:tcPr>
+            <w:tcW w:type="dxa" w:w="3408"/>
+          </w:tcPr>
+          <w:p>
+            <w:r>
+              <w:t>New frequency unknown</w:t>
+            </w:r>
+          </w:p>
+        </w:tc>
+      </w:tr>
+      <w:tr>
+        <w:tc>
+          <w:tcPr>
+            <w:tcW w:type="dxa" w:w="3408"/>
+          </w:tcPr>
+          <w:p>
+            <w:r>
+              <w:t>What was actually run here</w:t>
+            </w:r>
+          </w:p>
+        </w:tc>
+        <w:tc>
+          <w:tcPr>
+            <w:tcW w:type="dxa" w:w="3408"/>
+          </w:tcPr>
+          <w:p>
+            <w:r>
+              <w:t>No simulations</w:t>
+            </w:r>
+          </w:p>
+        </w:tc>
+        <w:tc>
+          <w:tcPr>
+            <w:tcW w:type="dxa" w:w="3408"/>
+          </w:tcPr>
+          <w:p>
+            <w:r>
+              <w:t>No real study</w:t>
+            </w:r>
+          </w:p>
+        </w:tc>
+      </w:tr>
+    </w:tbl>
+    <w:p>
+      <w:pPr>
+        <w:pStyle w:val="Heading2"/>
+      </w:pPr>
+      <w:r>
+        <w:t>Predict the changed condition</w:t>
+      </w:r>
+    </w:p>
+    <w:p>
+      <w:pPr>
+        <w:pStyle w:val="ListBullet"/>
+      </w:pPr>
+      <w:r>
+        <w:t>Change one thing: Change the assumed effect or variability but keep the sample sizes. Predict the result before checking the explanation. What remains the same?</w:t>
+      </w:r>
+    </w:p>
+    <w:p>
+      <w:pPr>
+        <w:pStyle w:val="Heading2"/>
+      </w:pPr>
+      <w:r>
+        <w:t>Check after predicting · reference / check after trying</w:t>
+      </w:r>
+    </w:p>
+    <w:p>
+      <w:r>
+        <w:drawing>
+          <wp:inline xmlns:a="http://schemas.openxmlformats.org/drawingml/2006/main" xmlns:pic="http://schemas.openxmlformats.org/drawingml/2006/picture">
+            <wp:extent cx="5486400" cy="3191256"/>
+            <wp:docPr id="3" name="Picture 3" descr="Original case: Doubling cost adds 20 percentage points of simulated detection under these assumptions. Changed condition: Change the assumed effect or variability but keep the sample sizes. Expected result: The detection fractions need new simulation; the resource costs stay 40 and 80. Reason: Power depends on the data-generating assumptions, while this stated unit-cost calculation does not."/>
+            <wp:cNvGraphicFramePr>
+              <a:graphicFrameLocks noChangeAspect="1"/>
+            </wp:cNvGraphicFramePr>
+            <a:graphic>
+              <a:graphicData uri="http://schemas.openxmlformats.org/drawingml/2006/picture">
+                <pic:pic>
+                  <pic:nvPicPr>
+                    <pic:cNvPr id="0" name="academy-story-ai-7-23-04.png"/>
+                    <pic:cNvPicPr/>
+                  </pic:nvPicPr>
+                  <pic:blipFill>
+                    <a:blip r:embed="rId11"/>
+                    <a:stretch>
+                      <a:fillRect/>
+                    </a:stretch>
+                  </pic:blipFill>
+                  <pic:spPr>
+                    <a:xfrm>
+                      <a:off x="0" y="0"/>
+                      <a:ext cx="5486400" cy="3191256"/>
+                    </a:xfrm>
+                    <a:prstGeom prst="rect"/>
+                  </pic:spPr>
+                </pic:pic>
+              </a:graphicData>
+            </a:graphic>
+          </wp:inline>
+        </w:drawing>
+      </w:r>
+    </w:p>
+    <w:p>
+      <w:pPr>
+        <w:pStyle w:val="Heading2"/>
+      </w:pPr>
+      <w:r>
+        <w:t>Explain what remains unknown</w:t>
+      </w:r>
+    </w:p>
+    <w:p>
+      <w:pPr>
+        <w:pStyle w:val="ListBullet"/>
+      </w:pPr>
+      <w:r>
+        <w:t>Only 100 trials per design produce noisy estimates. They are fictional stipulated results, not executed simulation or evidence about pupils.</w:t>
+      </w:r>
+    </w:p>
+    <w:p>
+      <w:pPr>
+        <w:pStyle w:val="ListBullet"/>
+      </w:pPr>
+      <w:r>
+        <w:t>Read the labelled picture: Calculate both simulated detection fractions and resource costs. What additional detection is observed for the extra forty units, and does that establish power for an actual classroom study?</w:t>
+      </w:r>
+    </w:p>
+    <w:p>
+      <w:pPr>
+        <w:pStyle w:val="Heading2"/>
+      </w:pPr>
+      <w:r>
+        <w:t>Earlier wording, alternatives and picture transcripts · reference / check after trying</w:t>
+      </w:r>
+    </w:p>
+    <w:p>
+      <w:pPr>
         <w:pStyle w:val="Heading3"/>
       </w:pPr>
       <w:r>
-        <w:t>What this example does not establish</w:t>
-      </w:r>
-    </w:p>
-    <w:p>
-      <w:pPr>
-        <w:pStyle w:val="Heading3"/>
-      </w:pPr>
-      <w:r>
-        <w:t>Keep the stated limit</w:t>
+        <w:t>Learn from the worked case</w:t>
       </w:r>
     </w:p>
     <w:p>
       <w:pPr>
         <w:spacing w:line="336" w:lineRule="auto" w:after="180"/>
-        <w:shd w:fill="FFF5E6"/>
       </w:pPr>
       <w:r>
         <w:rPr>
           <w:b w:val="0"/>
         </w:rPr>
-        <w:t xml:space="preserve">Only 100 trials per design produce noisy estimates. They are fictional stipulated results, not executed simulation or </w:t>
+        <w:t>Cover the result before checking it. Say what is given, choose the procedure, and follow one step at a time. Then uncover the result and explain your first mismatch. Ask why a step is allowed, not only what number it produces.</w:t>
+      </w:r>
+    </w:p>
+    <w:p>
+      <w:pPr>
+        <w:pStyle w:val="Heading3"/>
+      </w:pPr>
+      <w:r>
+        <w:t>A pictorial worked case: Power and resource tradeoffs</w:t>
+      </w:r>
+    </w:p>
+    <w:p>
+      <w:pPr>
+        <w:pStyle w:val="Heading3"/>
+      </w:pPr>
+      <w:r>
+        <w:t>The facts we will use</w:t>
+      </w:r>
+    </w:p>
+    <w:p>
+      <w:r>
+        <w:drawing>
+          <wp:inline xmlns:a="http://schemas.openxmlformats.org/drawingml/2006/main" xmlns:pic="http://schemas.openxmlformats.org/drawingml/2006/picture">
+            <wp:extent cx="5486400" cy="3077029"/>
+            <wp:docPr id="4" name="Picture 4" descr="Stipulated simulation and resource records"/>
+            <wp:cNvGraphicFramePr>
+              <a:graphicFrameLocks noChangeAspect="1"/>
+            </wp:cNvGraphicFramePr>
+            <a:graphic>
+              <a:graphicData uri="http://schemas.openxmlformats.org/drawingml/2006/picture">
+                <pic:pic>
+                  <pic:nvPicPr>
+                    <pic:cNvPr id="0" name="academy-detail-ai-7-23.png"/>
+                    <pic:cNvPicPr/>
+                  </pic:nvPicPr>
+                  <pic:blipFill>
+                    <a:blip r:embed="rId12"/>
+                    <a:stretch>
+                      <a:fillRect/>
+                    </a:stretch>
+                  </pic:blipFill>
+                  <pic:spPr>
+                    <a:xfrm>
+                      <a:off x="0" y="0"/>
+                      <a:ext cx="5486400" cy="3077029"/>
+                    </a:xfrm>
+                    <a:prstGeom prst="rect"/>
+                  </pic:spPr>
+                </pic:pic>
+              </a:graphicData>
+            </a:graphic>
+          </wp:inline>
+        </w:drawing>
+      </w:r>
+    </w:p>
+    <w:p>
+      <w:r>
+        <w:drawing>
+          <wp:inline xmlns:a="http://schemas.openxmlformats.org/drawingml/2006/main" xmlns:pic="http://schemas.openxmlformats.org/drawingml/2006/picture">
+            <wp:extent cx="5486400" cy="5225143"/>
+            <wp:docPr id="5" name="Picture 5" descr="Power and resource tradeoffs. Estimate simulated detection: Observed detection fractions are 60/100=60% and 80/100=80%.. Calculate design cost: n=20 costs 40 resource units; n=40 costs 80 units.. Compare the trade-off: Doubling cost adds 20 percentage points of simulated detection under these assumptions."/>
+            <wp:cNvGraphicFramePr>
+              <a:graphicFrameLocks noChangeAspect="1"/>
+            </wp:cNvGraphicFramePr>
+            <a:graphic>
+              <a:graphicData uri="http://schemas.openxmlformats.org/drawingml/2006/picture">
+                <pic:pic>
+                  <pic:nvPicPr>
+                    <pic:cNvPr id="0" name="academy-visual-ai-7-23.png"/>
+                    <pic:cNvPicPr/>
+                  </pic:nvPicPr>
+                  <pic:blipFill>
+                    <a:blip r:embed="rId13"/>
+                    <a:stretch>
+                      <a:fillRect/>
+                    </a:stretch>
+                  </pic:blipFill>
+                  <pic:spPr>
+                    <a:xfrm>
+                      <a:off x="0" y="0"/>
+                      <a:ext cx="5486400" cy="5225143"/>
+                    </a:xfrm>
+                    <a:prstGeom prst="rect"/>
+                  </pic:spPr>
+                </pic:pic>
+              </a:graphicData>
+            </a:graphic>
+          </wp:inline>
+        </w:drawing>
+      </w:r>
+    </w:p>
+    <w:p>
+      <w:pPr>
+        <w:pStyle w:val="Heading3"/>
+      </w:pPr>
+      <w:r>
+        <w:t>Why this result follows</w:t>
+      </w:r>
+    </w:p>
+    <w:p>
+      <w:pPr>
+        <w:pStyle w:val="Heading3"/>
+      </w:pPr>
+      <w:r>
+        <w:t>What this example does not establish</w:t>
+      </w:r>
+    </w:p>
+    <w:p>
+      <w:pPr>
+        <w:pStyle w:val="Heading1"/>
+      </w:pPr>
+      <w:r>
+        <w:t>07. Find the first unsupported inference and repair it</w:t>
+      </w:r>
+    </w:p>
+    <w:p>
+      <w:r>
+        <w:t>Use the supplied conditions rather than inventing missing evidence.</w:t>
+      </w:r>
+    </w:p>
+    <w:p>
+      <w:pPr>
+        <w:pStyle w:val="Heading2"/>
+      </w:pPr>
+      <w:r>
+        <w:t>Original qualification and repair setup</w:t>
+      </w:r>
+    </w:p>
+    <w:p>
+      <w:pPr>
+        <w:spacing w:line="336" w:lineRule="auto" w:after="180"/>
+      </w:pPr>
+      <w:r>
+        <w:rPr>
+          <w:b/>
+        </w:rPr>
+        <w:t>Power</w:t>
+      </w:r>
+      <w:r>
+        <w:rPr>
+          <w:b w:val="0"/>
+        </w:rPr>
+        <w:t xml:space="preserve"> estimates do not repair biased sampling or establish the probability a particular hypothesis is true.</w:t>
+      </w:r>
+    </w:p>
+    <w:p>
+      <w:pPr>
+        <w:spacing w:line="336" w:lineRule="auto" w:after="180"/>
+      </w:pPr>
+      <w:r>
+        <w:rPr>
+          <w:b w:val="0"/>
+        </w:rPr>
+        <w:t>A useful check asks what would make the reasoning fail. Distinguish a failure to execute the declared procedure from a weakness in the procedure itself.</w:t>
+      </w:r>
+    </w:p>
+    <w:p>
+      <w:pPr>
+        <w:spacing w:line="336" w:lineRule="auto" w:after="180"/>
+      </w:pPr>
+      <w:r>
+        <w:rPr>
+          <w:b w:val="0"/>
+        </w:rPr>
+        <w:t xml:space="preserve">The first may require a correction; the second requires an explicitly revised method and new </w:t>
       </w:r>
       <w:r>
         <w:rPr>
@@ -1359,7 +2315,235 @@
         <w:rPr>
           <w:b w:val="0"/>
         </w:rPr>
-        <w:t xml:space="preserve"> about pupils.</w:t>
+        <w:t>. Preserve unsuccessful cases so an improved result cannot hide the original problem.</w:t>
+      </w:r>
+    </w:p>
+    <w:p>
+      <w:pPr>
+        <w:pStyle w:val="Heading2"/>
+      </w:pPr>
+      <w:r>
+        <w:t>Complete boundary and misconception probes</w:t>
+      </w:r>
+    </w:p>
+    <w:tbl>
+      <w:tblPr>
+        <w:tblStyle w:val="LightShading-Accent1"/>
+        <w:tblW w:type="auto" w:w="0"/>
+        <w:tblLook w:firstColumn="1" w:firstRow="1" w:lastColumn="0" w:lastRow="0" w:noHBand="0" w:noVBand="1" w:val="04A0"/>
+      </w:tblPr>
+      <w:tblGrid>
+        <w:gridCol w:w="5112"/>
+        <w:gridCol w:w="5112"/>
+      </w:tblGrid>
+      <w:tr>
+        <w:trPr>
+          <w:tblHeader/>
+        </w:trPr>
+        <w:tc>
+          <w:tcPr>
+            <w:tcW w:type="dxa" w:w="5112"/>
+          </w:tcPr>
+          <w:p>
+            <w:r>
+              <w:t>Power/budget probe</w:t>
+            </w:r>
+          </w:p>
+        </w:tc>
+        <w:tc>
+          <w:tcPr>
+            <w:tcW w:type="dxa" w:w="5112"/>
+          </w:tcPr>
+          <w:p>
+            <w:r>
+              <w:t>Checked interpretation</w:t>
+            </w:r>
+          </w:p>
+        </w:tc>
+      </w:tr>
+      <w:tr>
+        <w:tc>
+          <w:tcPr>
+            <w:tcW w:type="dxa" w:w="5112"/>
+          </w:tcPr>
+          <w:p>
+            <w:r>
+              <w:t>62 detections out of 100 alternative trials</w:t>
+            </w:r>
+          </w:p>
+        </w:tc>
+        <w:tc>
+          <w:tcPr>
+            <w:tcW w:type="dxa" w:w="5112"/>
+          </w:tcPr>
+          <w:p>
+            <w:r>
+              <w:t>62% estimate, not known exact power</w:t>
+            </w:r>
+          </w:p>
+        </w:tc>
+      </w:tr>
+      <w:tr>
+        <w:tc>
+          <w:tcPr>
+            <w:tcW w:type="dxa" w:w="5112"/>
+          </w:tcPr>
+          <w:p>
+            <w:r>
+              <w:t>No null trials</w:t>
+            </w:r>
+          </w:p>
+        </w:tc>
+        <w:tc>
+          <w:tcPr>
+            <w:tcW w:type="dxa" w:w="5112"/>
+          </w:tcPr>
+          <w:p>
+            <w:r>
+              <w:t>False-positive frequency is unmeasured</w:t>
+            </w:r>
+          </w:p>
+        </w:tc>
+      </w:tr>
+      <w:tr>
+        <w:tc>
+          <w:tcPr>
+            <w:tcW w:type="dxa" w:w="5112"/>
+          </w:tcPr>
+          <w:p>
+            <w:r>
+              <w:t>Per-study cost versus all simulation work</w:t>
+            </w:r>
+          </w:p>
+        </w:tc>
+        <w:tc>
+          <w:tcPr>
+            <w:tcW w:type="dxa" w:w="5112"/>
+          </w:tcPr>
+          <w:p>
+            <w:r>
+              <w:t>Different denominators; do not confuse them</w:t>
+            </w:r>
+          </w:p>
+        </w:tc>
+      </w:tr>
+      <w:tr>
+        <w:tc>
+          <w:tcPr>
+            <w:tcW w:type="dxa" w:w="5112"/>
+          </w:tcPr>
+          <w:p>
+            <w:r>
+              <w:t>More units under fixed assumptions</w:t>
+            </w:r>
+          </w:p>
+        </w:tc>
+        <w:tc>
+          <w:tcPr>
+            <w:tcW w:type="dxa" w:w="5112"/>
+          </w:tcPr>
+          <w:p>
+            <w:r>
+              <w:t>Compare supplied frequencies and cost; no universal rule</w:t>
+            </w:r>
+          </w:p>
+        </w:tc>
+      </w:tr>
+      <w:tr>
+        <w:tc>
+          <w:tcPr>
+            <w:tcW w:type="dxa" w:w="5112"/>
+          </w:tcPr>
+          <w:p>
+            <w:r>
+              <w:t>Effect or variability changes</w:t>
+            </w:r>
+          </w:p>
+        </w:tc>
+        <w:tc>
+          <w:tcPr>
+            <w:tcW w:type="dxa" w:w="5112"/>
+          </w:tcPr>
+          <w:p>
+            <w:r>
+              <w:t>Recompute under the new model; old power need not transfer</w:t>
+            </w:r>
+          </w:p>
+        </w:tc>
+      </w:tr>
+      <w:tr>
+        <w:tc>
+          <w:tcPr>
+            <w:tcW w:type="dxa" w:w="5112"/>
+          </w:tcPr>
+          <w:p>
+            <w:r>
+              <w:t>Different unit IDs</w:t>
+            </w:r>
+          </w:p>
+        </w:tc>
+        <w:tc>
+          <w:tcPr>
+            <w:tcW w:type="dxa" w:w="5112"/>
+          </w:tcPr>
+          <w:p>
+            <w:r>
+              <w:t>Does not itself establish independent sampling</w:t>
+            </w:r>
+          </w:p>
+        </w:tc>
+      </w:tr>
+      <w:tr>
+        <w:tc>
+          <w:tcPr>
+            <w:tcW w:type="dxa" w:w="5112"/>
+          </w:tcPr>
+          <w:p>
+            <w:r>
+              <w:t>Higher observed detection rate</w:t>
+            </w:r>
+          </w:p>
+        </w:tc>
+        <w:tc>
+          <w:tcPr>
+            <w:tcW w:type="dxa" w:w="5112"/>
+          </w:tcPr>
+          <w:p>
+            <w:r>
+              <w:t>Not a guarantee the next study succeeds</w:t>
+            </w:r>
+          </w:p>
+        </w:tc>
+      </w:tr>
+      <w:tr>
+        <w:tc>
+          <w:tcPr>
+            <w:tcW w:type="dxa" w:w="5112"/>
+          </w:tcPr>
+          <w:p>
+            <w:r>
+              <w:t>Simulation model unspecified</w:t>
+            </w:r>
+          </w:p>
+        </w:tc>
+        <w:tc>
+          <w:tcPr>
+            <w:tcW w:type="dxa" w:w="5112"/>
+          </w:tcPr>
+          <w:p>
+            <w:r>
+              <w:t>Do not pretend supplied counts can reproduce the simulation</w:t>
+            </w:r>
+          </w:p>
+        </w:tc>
+      </w:tr>
+    </w:tbl>
+    <w:p>
+      <w:pPr>
+        <w:pStyle w:val="Heading2"/>
+      </w:pPr>
+      <w:r>
+        <w:t>Write and justify the repair</w:t>
       </w:r>
     </w:p>
     <w:p>
@@ -1367,31 +2551,40 @@
         <w:pStyle w:val="Heading3"/>
       </w:pPr>
       <w:r>
-        <w:t>Keep the stated limit</w:t>
-      </w:r>
-    </w:p>
-    <w:p>
-      <w:pPr>
-        <w:spacing w:line="336" w:lineRule="auto" w:after="180"/>
-        <w:shd w:fill="FFF5E6"/>
-      </w:pPr>
-      <w:r>
-        <w:rPr>
-          <w:b w:val="0"/>
-        </w:rPr>
-        <w:t xml:space="preserve">Read the labelled picture: Calculate both simulated detection fractions and resource costs. What additional detection is observed for the extra forty units, and does that establish </w:t>
-      </w:r>
-      <w:r>
-        <w:rPr>
-          <w:b/>
-        </w:rPr>
-        <w:t>power</w:t>
-      </w:r>
-      <w:r>
-        <w:rPr>
-          <w:b w:val="0"/>
-        </w:rPr>
-        <w:t xml:space="preserve"> for an actual classroom study?</w:t>
+        <w:t>Guided: restate the worked result, then name the assumption or limitation that prevents a broader conclusion.</w:t>
+      </w:r>
+    </w:p>
+    <w:p>
+      <w:r>
+        <w:t>________________________________________________________________</w:t>
+      </w:r>
+    </w:p>
+    <w:p>
+      <w:r>
+        <w:t>________________________________________________________________</w:t>
+      </w:r>
+    </w:p>
+    <w:p>
+      <w:r>
+        <w:t>________________________________________________________________</w:t>
+      </w:r>
+    </w:p>
+    <w:p>
+      <w:r>
+        <w:t>________________________________________________________________</w:t>
+      </w:r>
+    </w:p>
+    <w:p>
+      <w:r>
+        <w:t>________________________________________________________________</w:t>
+      </w:r>
+    </w:p>
+    <w:p>
+      <w:pPr>
+        <w:pStyle w:val="ListBullet"/>
+      </w:pPr>
+      <w:r>
+        <w:t>A report omits this qualification: Power estimates do not repair biased sampling or establish the probability a particular hypothesis is true. Explain how omitting it could change a reader's interpretation, and write an accurate replacement.</w:t>
       </w:r>
     </w:p>
     <w:p>
@@ -1399,19 +2592,53 @@
         <w:pStyle w:val="Heading3"/>
       </w:pPr>
       <w:r>
-        <w:t>Keep the stated limit</w:t>
-      </w:r>
-    </w:p>
-    <w:p>
-      <w:pPr>
-        <w:spacing w:line="336" w:lineRule="auto" w:after="180"/>
-        <w:shd w:fill="FFF5E6"/>
-      </w:pPr>
-      <w:r>
-        <w:rPr>
-          <w:b w:val="0"/>
-        </w:rPr>
-        <w:t>Change one thing: Change the assumed effect or variability but keep the sample sizes. Predict the result before checking the explanation. What remains the same?</w:t>
+        <w:t>State one repair and the checks you would rerun.</w:t>
+      </w:r>
+    </w:p>
+    <w:p>
+      <w:r>
+        <w:t>________________________________________________________________</w:t>
+      </w:r>
+    </w:p>
+    <w:p>
+      <w:r>
+        <w:t>________________________________________________________________</w:t>
+      </w:r>
+    </w:p>
+    <w:p>
+      <w:r>
+        <w:t>________________________________________________________________</w:t>
+      </w:r>
+    </w:p>
+    <w:p>
+      <w:r>
+        <w:t>________________________________________________________________</w:t>
+      </w:r>
+    </w:p>
+    <w:p>
+      <w:r>
+        <w:t>________________________________________________________________</w:t>
+      </w:r>
+    </w:p>
+    <w:p>
+      <w:r>
+        <w:t>________________________________________________________________</w:t>
+      </w:r>
+    </w:p>
+    <w:p>
+      <w:pPr>
+        <w:pStyle w:val="Heading2"/>
+      </w:pPr>
+      <w:r>
+        <w:t>Earlier wording, alternatives and picture transcripts · reference / check after trying</w:t>
+      </w:r>
+    </w:p>
+    <w:p>
+      <w:pPr>
+        <w:pStyle w:val="Heading3"/>
+      </w:pPr>
+      <w:r>
+        <w:t>Locate the earliest unsupported step</w:t>
       </w:r>
     </w:p>
     <w:p>
@@ -1419,29 +2646,28 @@
         <w:pStyle w:val="Heading1"/>
       </w:pPr>
       <w:r>
-        <w:t>07. Find and repair a mistake</w:t>
-      </w:r>
-    </w:p>
-    <w:p>
-      <w:r>
-        <w:t>Find the unsupported step in the Power and resource tradeoffs claim and explain a repair using the supplied evidence.</w:t>
-      </w:r>
-    </w:p>
-    <w:p>
-      <w:pPr>
-        <w:spacing w:line="336" w:lineRule="auto" w:after="180"/>
-      </w:pPr>
-      <w:r>
-        <w:rPr>
-          <w:b/>
-        </w:rPr>
-        <w:t>Power</w:t>
-      </w:r>
-      <w:r>
-        <w:rPr>
-          <w:b w:val="0"/>
-        </w:rPr>
-        <w:t xml:space="preserve"> estimates do not repair biased sampling or establish the probability a particular hypothesis is true.</w:t>
+        <w:t>08. Practise the mechanism with progressively less help</w:t>
+      </w:r>
+    </w:p>
+    <w:p>
+      <w:r>
+        <w:t>Keep the selected independent case for a first attempt.</w:t>
+      </w:r>
+    </w:p>
+    <w:p>
+      <w:pPr>
+        <w:pStyle w:val="Heading2"/>
+      </w:pPr>
+      <w:r>
+        <w:t>Shared explanation</w:t>
+      </w:r>
+    </w:p>
+    <w:p>
+      <w:pPr>
+        <w:pStyle w:val="ListBullet"/>
+      </w:pPr>
+      <w:r>
+        <w:t>Explain the weekly mechanism in your own words. Use the worked scenario to name its input, decision rule and output.</w:t>
       </w:r>
     </w:p>
     <w:p>
@@ -1449,43 +2675,32 @@
         <w:pStyle w:val="Heading3"/>
       </w:pPr>
       <w:r>
-        <w:t>Check the claim against the facts</w:t>
-      </w:r>
-    </w:p>
-    <w:p>
-      <w:pPr>
-        <w:spacing w:line="336" w:lineRule="auto" w:after="180"/>
-        <w:shd w:fill="FFF5E6"/>
-      </w:pPr>
-      <w:r>
-        <w:rPr>
-          <w:b w:val="0"/>
-        </w:rPr>
-        <w:t>A useful check asks what would make the reasoning fail. Distinguish a failure to execute the declared procedure from a weakness in the procedure itself.</w:t>
-      </w:r>
-    </w:p>
-    <w:p>
-      <w:pPr>
-        <w:spacing w:line="336" w:lineRule="auto" w:after="180"/>
-        <w:shd w:fill="FFF5E6"/>
-      </w:pPr>
-      <w:r>
-        <w:rPr>
-          <w:b w:val="0"/>
-        </w:rPr>
-        <w:t xml:space="preserve">The first may require a correction; the second requires an explicitly revised method and new </w:t>
-      </w:r>
-      <w:r>
-        <w:rPr>
-          <w:b/>
-        </w:rPr>
-        <w:t>evidence</w:t>
-      </w:r>
-      <w:r>
-        <w:rPr>
-          <w:b w:val="0"/>
-        </w:rPr>
-        <w:t>. Preserve unsuccessful cases so an improved result cannot hide the original problem.</w:t>
+        <w:t>Guided: restate the worked result, then name the assumption or limitation that prevents a broader conclusion.</w:t>
+      </w:r>
+    </w:p>
+    <w:p>
+      <w:r>
+        <w:t>________________________________________________________________</w:t>
+      </w:r>
+    </w:p>
+    <w:p>
+      <w:r>
+        <w:t>________________________________________________________________</w:t>
+      </w:r>
+    </w:p>
+    <w:p>
+      <w:r>
+        <w:t>________________________________________________________________</w:t>
+      </w:r>
+    </w:p>
+    <w:p>
+      <w:r>
+        <w:t>________________________________________________________________</w:t>
+      </w:r>
+    </w:p>
+    <w:p>
+      <w:r>
+        <w:t>________________________________________________________________</w:t>
       </w:r>
     </w:p>
     <w:p>
@@ -1493,7 +2708,7 @@
         <w:pStyle w:val="Heading3"/>
       </w:pPr>
       <w:r>
-        <w:t>Guided: restate the worked result, then name the assumption or limitation that prevents a broader conclusion.</w:t>
+        <w:t>Explain your prediction to a partner before comparing results.</w:t>
       </w:r>
     </w:p>
     <w:p>
@@ -1517,217 +2732,11 @@
       </w:r>
     </w:p>
     <w:p>
-      <w:r>
-        <w:t>________________________________________________________________</w:t>
-      </w:r>
-    </w:p>
-    <w:p>
-      <w:pPr>
-        <w:pStyle w:val="Heading3"/>
-      </w:pPr>
-      <w:r>
-        <w:t>Locate the earliest unsupported step</w:t>
-      </w:r>
-    </w:p>
-    <w:p>
-      <w:pPr>
-        <w:spacing w:line="336" w:lineRule="auto" w:after="180"/>
-      </w:pPr>
-      <w:r>
-        <w:rPr>
-          <w:b w:val="0"/>
-        </w:rPr>
-        <w:t xml:space="preserve">A report omits this qualification: </w:t>
-      </w:r>
-      <w:r>
-        <w:rPr>
-          <w:b/>
-        </w:rPr>
-        <w:t>Power</w:t>
-      </w:r>
-      <w:r>
-        <w:rPr>
-          <w:b w:val="0"/>
-        </w:rPr>
-        <w:t xml:space="preserve"> estimates do not repair biased sampling or establish the probability a particular hypothesis is true.</w:t>
-      </w:r>
-    </w:p>
-    <w:p>
-      <w:pPr>
-        <w:spacing w:line="336" w:lineRule="auto" w:after="180"/>
-      </w:pPr>
-      <w:r>
-        <w:rPr>
-          <w:b w:val="0"/>
-        </w:rPr>
-        <w:t>Explain how omitting it could change a reader's interpretation, and write an accurate replacement.</w:t>
-      </w:r>
-    </w:p>
-    <w:p>
-      <w:pPr>
-        <w:pStyle w:val="Heading3"/>
-      </w:pPr>
-      <w:r>
-        <w:t>State one repair and the checks you would rerun.</w:t>
-      </w:r>
-    </w:p>
-    <w:p>
-      <w:r>
-        <w:t>________________________________________________________________</w:t>
-      </w:r>
-    </w:p>
-    <w:p>
-      <w:r>
-        <w:t>________________________________________________________________</w:t>
-      </w:r>
-    </w:p>
-    <w:p>
-      <w:r>
-        <w:t>________________________________________________________________</w:t>
-      </w:r>
-    </w:p>
-    <w:p>
-      <w:r>
-        <w:t>________________________________________________________________</w:t>
-      </w:r>
-    </w:p>
-    <w:p>
-      <w:r>
-        <w:t>________________________________________________________________</w:t>
-      </w:r>
-    </w:p>
-    <w:p>
-      <w:r>
-        <w:t>________________________________________________________________</w:t>
-      </w:r>
-    </w:p>
-    <w:p>
-      <w:pPr>
-        <w:pStyle w:val="Heading1"/>
-      </w:pPr>
-      <w:r>
-        <w:t>08. Practise together</w:t>
-      </w:r>
-    </w:p>
-    <w:p>
-      <w:r>
-        <w:t>Practise Power and resource tradeoffs with support, then explain the deciding step in your own words.</w:t>
-      </w:r>
-    </w:p>
-    <w:p>
-      <w:pPr>
-        <w:spacing w:line="336" w:lineRule="auto" w:after="180"/>
-      </w:pPr>
-      <w:r>
-        <w:rPr>
-          <w:b w:val="0"/>
-        </w:rPr>
-        <w:t xml:space="preserve">Explain the weekly </w:t>
-      </w:r>
-      <w:r>
-        <w:rPr>
-          <w:b/>
-        </w:rPr>
-        <w:t>mechanism</w:t>
-      </w:r>
-      <w:r>
-        <w:rPr>
-          <w:b w:val="0"/>
-        </w:rPr>
-        <w:t xml:space="preserve"> in your own words. Use the worked scenario to name its </w:t>
-      </w:r>
-      <w:r>
-        <w:rPr>
-          <w:b/>
-        </w:rPr>
-        <w:t>input</w:t>
-      </w:r>
-      <w:r>
-        <w:rPr>
-          <w:b w:val="0"/>
-        </w:rPr>
-        <w:t xml:space="preserve">, decision rule and </w:t>
-      </w:r>
-      <w:r>
-        <w:rPr>
-          <w:b/>
-        </w:rPr>
-        <w:t>output</w:t>
-      </w:r>
-      <w:r>
-        <w:rPr>
-          <w:b w:val="0"/>
-        </w:rPr>
-        <w:t>.</w:t>
-      </w:r>
-    </w:p>
-    <w:p>
-      <w:pPr>
-        <w:pStyle w:val="Heading3"/>
-      </w:pPr>
-      <w:r>
-        <w:t>Guided: restate the worked result, then name the assumption or limitation that prevents a broader conclusion.</w:t>
-      </w:r>
-    </w:p>
-    <w:p>
-      <w:r>
-        <w:t>________________________________________________________________</w:t>
-      </w:r>
-    </w:p>
-    <w:p>
-      <w:r>
-        <w:t>________________________________________________________________</w:t>
-      </w:r>
-    </w:p>
-    <w:p>
-      <w:r>
-        <w:t>________________________________________________________________</w:t>
-      </w:r>
-    </w:p>
-    <w:p>
-      <w:r>
-        <w:t>________________________________________________________________</w:t>
-      </w:r>
-    </w:p>
-    <w:p>
-      <w:r>
-        <w:t>________________________________________________________________</w:t>
-      </w:r>
-    </w:p>
-    <w:p>
-      <w:pPr>
-        <w:pStyle w:val="Heading3"/>
-      </w:pPr>
-      <w:r>
-        <w:t>Explain your prediction to a partner before comparing results.</w:t>
-      </w:r>
-    </w:p>
-    <w:p>
-      <w:r>
-        <w:t>________________________________________________________________</w:t>
-      </w:r>
-    </w:p>
-    <w:p>
-      <w:r>
-        <w:t>________________________________________________________________</w:t>
-      </w:r>
-    </w:p>
-    <w:p>
-      <w:r>
-        <w:t>________________________________________________________________</w:t>
-      </w:r>
-    </w:p>
-    <w:p>
-      <w:r>
-        <w:t>________________________________________________________________</w:t>
-      </w:r>
-    </w:p>
-    <w:p>
-      <w:pPr>
-        <w:pStyle w:val="Heading3"/>
-      </w:pPr>
-      <w:r>
-        <w:t>Practise with less help: Trace the worked case</w:t>
+      <w:pPr>
+        <w:pStyle w:val="Heading2"/>
+      </w:pPr>
+      <w:r>
+        <w:t>Supported workbook trace</w:t>
       </w:r>
     </w:p>
     <w:p>
@@ -1857,94 +2866,49 @@
     </w:p>
     <w:p>
       <w:pPr>
+        <w:pStyle w:val="Heading2"/>
+      </w:pPr>
+      <w:r>
+        <w:t>Individual scope check</w:t>
+      </w:r>
+    </w:p>
+    <w:p>
+      <w:pPr>
+        <w:pStyle w:val="ListBullet"/>
+      </w:pPr>
+      <w:r>
+        <w:t>Use the worked case for Power and resource tradeoffs. Proposed explanation: “The worked result establishes every future case”. Decide whether this explanation is supported. Point to the step or supplied fact that decides; explain your repair if needed.</w:t>
+      </w:r>
+    </w:p>
+    <w:p>
+      <w:pPr>
+        <w:pStyle w:val="ListBullet"/>
+      </w:pPr>
+      <w:r>
+        <w:t>Answer on your own before discussion. If you are unsure, say which step you need help with.</w:t>
+      </w:r>
+    </w:p>
+    <w:p>
+      <w:pPr>
+        <w:pStyle w:val="Heading2"/>
+      </w:pPr>
+      <w:r>
+        <w:t>Picture response</w:t>
+      </w:r>
+    </w:p>
+    <w:p>
+      <w:pPr>
+        <w:pStyle w:val="ListBullet"/>
+      </w:pPr>
+      <w:r>
+        <w:t>Calculate both simulated detection fractions and resource costs. What additional detection is observed for the extra forty units, and does that establish power for an actual classroom study?</w:t>
+      </w:r>
+    </w:p>
+    <w:p>
+      <w:pPr>
         <w:pStyle w:val="Heading3"/>
       </w:pPr>
       <w:r>
-        <w:t>Check your reasoning</w:t>
-      </w:r>
-    </w:p>
-    <w:p>
-      <w:pPr>
-        <w:spacing w:line="336" w:lineRule="auto" w:after="180"/>
-      </w:pPr>
-      <w:r>
-        <w:rPr>
-          <w:b w:val="0"/>
-        </w:rPr>
-        <w:t xml:space="preserve">Use the worked case for </w:t>
-      </w:r>
-      <w:r>
-        <w:rPr>
-          <w:b/>
-        </w:rPr>
-        <w:t>Power</w:t>
-      </w:r>
-      <w:r>
-        <w:rPr>
-          <w:b w:val="0"/>
-        </w:rPr>
-        <w:t xml:space="preserve"> and resource tradeoffs. Proposed explanation: “The worked result establishes every future case”. Decide whether this explanation is supported.</w:t>
-      </w:r>
-    </w:p>
-    <w:p>
-      <w:pPr>
-        <w:spacing w:line="336" w:lineRule="auto" w:after="180"/>
-      </w:pPr>
-      <w:r>
-        <w:rPr>
-          <w:b w:val="0"/>
-        </w:rPr>
-        <w:t>Point to the step or supplied fact that decides; explain your repair if needed.</w:t>
-      </w:r>
-    </w:p>
-    <w:p>
-      <w:pPr>
-        <w:spacing w:line="336" w:lineRule="auto" w:after="180"/>
-      </w:pPr>
-      <w:r>
-        <w:rPr>
-          <w:b w:val="0"/>
-        </w:rPr>
-        <w:t>Answer on your own before discussion. If you are unsure, say which step you need help with.</w:t>
-      </w:r>
-    </w:p>
-    <w:p>
-      <w:pPr>
-        <w:pStyle w:val="Heading3"/>
-      </w:pPr>
-      <w:r>
-        <w:t>Explain the picture</w:t>
-      </w:r>
-    </w:p>
-    <w:p>
-      <w:pPr>
-        <w:spacing w:line="336" w:lineRule="auto" w:after="180"/>
-        <w:shd w:fill="F5F1FB"/>
-      </w:pPr>
-      <w:r>
-        <w:rPr>
-          <w:b w:val="0"/>
-        </w:rPr>
-        <w:t xml:space="preserve">Calculate both simulated detection fractions and resource costs. What additional detection is observed for the extra forty units, and does that establish </w:t>
-      </w:r>
-      <w:r>
-        <w:rPr>
-          <w:b/>
-        </w:rPr>
-        <w:t>power</w:t>
-      </w:r>
-      <w:r>
-        <w:rPr>
-          <w:b w:val="0"/>
-        </w:rPr>
-        <w:t xml:space="preserve"> for an actual classroom study?</w:t>
-      </w:r>
-    </w:p>
-    <w:p>
-      <w:pPr>
-        <w:pStyle w:val="Heading3"/>
-      </w:pPr>
-      <w:r>
         <w:t>My explanation using a pictured step and the given facts</w:t>
       </w:r>
     </w:p>
@@ -1966,6 +2930,14 @@
     <w:p>
       <w:r>
         <w:t>________________________________________________________________</w:t>
+      </w:r>
+    </w:p>
+    <w:p>
+      <w:pPr>
+        <w:pStyle w:val="Heading2"/>
+      </w:pPr>
+      <w:r>
+        <w:t>Reserve the independent task</w:t>
       </w:r>
     </w:p>
     <w:p>
@@ -1981,23 +2953,55 @@
     </w:p>
     <w:p>
       <w:pPr>
+        <w:pStyle w:val="Heading2"/>
+      </w:pPr>
+      <w:r>
+        <w:t>Earlier wording, alternatives and picture transcripts · reference / check after trying</w:t>
+      </w:r>
+    </w:p>
+    <w:p>
+      <w:pPr>
+        <w:pStyle w:val="Heading3"/>
+      </w:pPr>
+      <w:r>
+        <w:t>Practise with less help: Trace the worked case</w:t>
+      </w:r>
+    </w:p>
+    <w:p>
+      <w:pPr>
+        <w:pStyle w:val="Heading3"/>
+      </w:pPr>
+      <w:r>
+        <w:t>Check your reasoning</w:t>
+      </w:r>
+    </w:p>
+    <w:p>
+      <w:pPr>
+        <w:pStyle w:val="Heading3"/>
+      </w:pPr>
+      <w:r>
+        <w:t>Explain the picture</w:t>
+      </w:r>
+    </w:p>
+    <w:p>
+      <w:pPr>
         <w:pStyle w:val="Heading1"/>
       </w:pPr>
       <w:r>
-        <w:t>09. Run the investigation</w:t>
-      </w:r>
-    </w:p>
-    <w:p>
-      <w:r>
-        <w:t>Investigate Power and resource tradeoffs. Record the prediction, actual observation or labelled paper trace, explanation and next test separately.</w:t>
-      </w:r>
-    </w:p>
-    <w:p>
-      <w:pPr>
-        <w:pStyle w:val="Heading3"/>
-      </w:pPr>
-      <w:r>
-        <w:t>Predict, investigate and preserve the evidence</w:t>
+        <w:t>09. Investigate, record the evidence and check the limits</w:t>
+      </w:r>
+    </w:p>
+    <w:p>
+      <w:r>
+        <w:t>Distinguish a prediction, a paper trace and an actual local execution.</w:t>
+      </w:r>
+    </w:p>
+    <w:p>
+      <w:pPr>
+        <w:pStyle w:val="Heading2"/>
+      </w:pPr>
+      <w:r>
+        <w:t>Current investigation</w:t>
       </w:r>
     </w:p>
     <w:p>
@@ -2008,7 +3012,76 @@
         <w:rPr>
           <w:b w:val="0"/>
         </w:rPr>
-        <w:t>For a fixed alternative100 simulations detect62 times at n20 and83 at n40. Per-unit cost3 credits. Show the intermediate steps and give the conclusion with its scope.</w:t>
+        <w:t>For a fixed alternative 100 simulations detect 62 times at n 20 and83 at n 40. Per-unit cost 3 credits. Show the intermediate steps and give the conclusion with its scope.</w:t>
+      </w:r>
+    </w:p>
+    <w:p>
+      <w:pPr>
+        <w:pStyle w:val="Heading2"/>
+      </w:pPr>
+      <w:r>
+        <w:t>Complete investigation instructions</w:t>
+      </w:r>
+    </w:p>
+    <w:p>
+      <w:r>
+        <w:rPr>
+          <w:rFonts w:ascii="Courier New" w:hAnsi="Courier New"/>
+          <w:sz w:val="18"/>
+        </w:rPr>
+        <w:t>"""Summarize stipulated alternative-model simulation counts; do not simulate trials."""</w:t>
+        <w:br/>
+        <w:t>from fractions import Fraction</w:t>
+        <w:br/>
+        <w:br/>
+        <w:t>def summarize(detections,trials,n,cost_per_unit):</w:t>
+        <w:br/>
+        <w:t xml:space="preserve"> if any(type(x) is not int for x in (detections,trials,n,cost_per_unit)) or trials&lt;1 or n&lt;1 or cost_per_unit&lt;1 or not 0&lt;=detections&lt;=trials:</w:t>
+        <w:br/>
+        <w:t xml:space="preserve">  raise ValueError('valid integer trial counts, sample size and positive unit cost required')</w:t>
+        <w:br/>
+        <w:t xml:space="preserve"> return {'detection_fraction':Fraction(detections,trials),'per_study_cost':n*cost_per_unit,</w:t>
+        <w:br/>
+        <w:t xml:space="preserve">         'stated_simulation_work_cost':trials*n*cost_per_unit}</w:t>
+        <w:br/>
+        <w:t>main_small=summarize(62,100,20,3);main_large=summarize(83,100,40,3)</w:t>
+        <w:br/>
+        <w:t>picture_small=summarize(60,100,20,2);picture_large=summarize(80,100,40,2)</w:t>
+        <w:br/>
+        <w:t>assert main_small['per_study_cost']==60 and main_large['per_study_cost']==120</w:t>
+        <w:br/>
+        <w:t>assert 100*(main_large['detection_fraction']-main_small['detection_fraction'])==21</w:t>
+        <w:br/>
+        <w:t>assert picture_small['per_study_cost']==40 and picture_large['per_study_cost']==80</w:t>
+        <w:br/>
+        <w:t>assert picture_large['detection_fraction']-picture_small['detection_fraction']==Fraction(1,5)</w:t>
+        <w:br/>
+        <w:t>print('Main summaries:',main_small,main_large)</w:t>
+        <w:br/>
+        <w:t>print('Separate picture summaries:',picture_small,picture_large)</w:t>
+        <w:br/>
+        <w:t>print('Per-study cost differs from total hypothetical work across 100 simulation trials; the latter is arithmetic, not measured compute or billing.')</w:t>
+        <w:br/>
+        <w:t>print('These are supplied finite-trial detection frequencies under a fixed alternative, not executed simulations, exact known power or guaranteed real-study success.')</w:t>
+        <w:br/>
+        <w:t>print('No null trials are supplied: false-positive rate is unknown. Changed effect/variability requires new model-specific planning; no new detection frequency is invented.')</w:t>
+        <w:br/>
+      </w:r>
+    </w:p>
+    <w:p>
+      <w:pPr>
+        <w:pStyle w:val="ListNumber"/>
+      </w:pPr>
+      <w:r>
+        <w:t>Predict main detection fractions 62/100 and 83/100 and costs 20 × 3 and 40 × 3. The complete code summarizes supplied counts with exact fractions; it does not generate trials. Compare with the separate picture’s 60/100 and 80/100 at unit cost two. Distinguish the per-study budget from hypothetical total work across one hundred trials; no actual billing or compute use is measured. Record missing model details, null trials and uncertainty rather than inventing them. Keep the independent n = 30 versus n = 60 task for a first attempt.</w:t>
+      </w:r>
+    </w:p>
+    <w:p>
+      <w:pPr>
+        <w:pStyle w:val="Heading2"/>
+      </w:pPr>
+      <w:r>
+        <w:t>Evidence record and reflection</w:t>
       </w:r>
     </w:p>
     <w:tbl>
@@ -2160,14 +3233,6 @@
     </w:p>
     <w:p>
       <w:pPr>
-        <w:pStyle w:val="Heading3"/>
-      </w:pPr>
-      <w:r>
-        <w:t>Plan → try → check</w:t>
-      </w:r>
-    </w:p>
-    <w:p>
-      <w:pPr>
         <w:spacing w:line="336" w:lineRule="auto" w:after="180"/>
       </w:pPr>
       <w:r>
@@ -2179,23 +3244,47 @@
     </w:p>
     <w:p>
       <w:pPr>
+        <w:pStyle w:val="Heading2"/>
+      </w:pPr>
+      <w:r>
+        <w:t>Earlier wording, alternatives and picture transcripts · reference / check after trying</w:t>
+      </w:r>
+    </w:p>
+    <w:p>
+      <w:pPr>
+        <w:pStyle w:val="Heading3"/>
+      </w:pPr>
+      <w:r>
+        <w:t>Predict, investigate and preserve the evidence</w:t>
+      </w:r>
+    </w:p>
+    <w:p>
+      <w:pPr>
+        <w:pStyle w:val="Heading3"/>
+      </w:pPr>
+      <w:r>
+        <w:t>Plan → try → check</w:t>
+      </w:r>
+    </w:p>
+    <w:p>
+      <w:pPr>
         <w:pStyle w:val="Heading1"/>
       </w:pPr>
       <w:r>
-        <w:t>10. Build your understanding</w:t>
-      </w:r>
-    </w:p>
-    <w:p>
-      <w:r>
-        <w:t>Move from recall to tracing, diagnosis and transfer in Power and resource tradeoffs. Explain why each step is justified.</w:t>
-      </w:r>
-    </w:p>
-    <w:p>
-      <w:pPr>
-        <w:pStyle w:val="Heading3"/>
-      </w:pPr>
-      <w:r>
-        <w:t>Explain → apply → challenge</w:t>
+        <w:t>14. Try the selected new case independently</w:t>
+      </w:r>
+    </w:p>
+    <w:p>
+      <w:r>
+        <w:t>Compare both supplied detection fractions and per-study costs, then state the model and null-error limitations.</w:t>
+      </w:r>
+    </w:p>
+    <w:p>
+      <w:pPr>
+        <w:pStyle w:val="Heading2"/>
+      </w:pPr>
+      <w:r>
+        <w:t>Complete independent task</w:t>
       </w:r>
     </w:p>
     <w:p>
@@ -2206,43 +3295,123 @@
         <w:rPr>
           <w:b w:val="0"/>
         </w:rPr>
-        <w:t xml:space="preserve">Explain the weekly </w:t>
-      </w:r>
-      <w:r>
-        <w:rPr>
-          <w:b/>
-        </w:rPr>
-        <w:t>mechanism</w:t>
-      </w:r>
+        <w:t>One hundred alternative trials detect 70 at n 30 and85 at n 60; unit cost 2. Compare.</w:t>
+      </w:r>
+    </w:p>
+    <w:p>
+      <w:pPr>
+        <w:pStyle w:val="Heading2"/>
+      </w:pPr>
+      <w:r>
+        <w:t>First attempt and support record</w:t>
+      </w:r>
+    </w:p>
+    <w:p>
+      <w:pPr>
+        <w:pStyle w:val="Heading3"/>
+      </w:pPr>
+      <w:r>
+        <w:t>My independent explanation, trace and limits</w:t>
+      </w:r>
+    </w:p>
+    <w:p>
+      <w:r>
+        <w:t>________________________________________________________________</w:t>
+      </w:r>
+    </w:p>
+    <w:p>
+      <w:r>
+        <w:t>________________________________________________________________</w:t>
+      </w:r>
+    </w:p>
+    <w:p>
+      <w:r>
+        <w:t>________________________________________________________________</w:t>
+      </w:r>
+    </w:p>
+    <w:p>
+      <w:r>
+        <w:t>________________________________________________________________</w:t>
+      </w:r>
+    </w:p>
+    <w:p>
+      <w:r>
+        <w:t>________________________________________________________________</w:t>
+      </w:r>
+    </w:p>
+    <w:p>
+      <w:r>
+        <w:t>________________________________________________________________</w:t>
+      </w:r>
+    </w:p>
+    <w:p>
+      <w:r>
+        <w:t>________________________________________________________________</w:t>
+      </w:r>
+    </w:p>
+    <w:p>
+      <w:pPr>
+        <w:spacing w:line="336" w:lineRule="auto" w:after="180"/>
+      </w:pPr>
       <w:r>
         <w:rPr>
           <w:b w:val="0"/>
         </w:rPr>
-        <w:t xml:space="preserve"> in your own words. Use the worked scenario to name its </w:t>
-      </w:r>
-      <w:r>
-        <w:rPr>
-          <w:b/>
-        </w:rPr>
-        <w:t>input</w:t>
-      </w:r>
+        <w:t>Attempt this case before feedback. Record any help. Earlier examples below are further practice; a case already practised with feedback cannot establish fresh transfer.</w:t>
+      </w:r>
+    </w:p>
+    <w:p>
+      <w:pPr>
+        <w:pStyle w:val="Heading2"/>
+      </w:pPr>
+      <w:r>
+        <w:t>Feedback after trying</w:t>
+      </w:r>
+    </w:p>
+    <w:p>
+      <w:pPr>
+        <w:spacing w:line="336" w:lineRule="auto" w:after="180"/>
+      </w:pPr>
       <w:r>
         <w:rPr>
           <w:b w:val="0"/>
         </w:rPr>
-        <w:t xml:space="preserve">, decision rule and </w:t>
-      </w:r>
-      <w:r>
-        <w:rPr>
-          <w:b/>
-        </w:rPr>
-        <w:t>output</w:t>
-      </w:r>
+        <w:t>Attempt the independent case before hints. Record whether you worked alone, used a hint or followed a model. After feedback, fix the first unsupported step and explain why it changed.</w:t>
+      </w:r>
+    </w:p>
+    <w:p>
+      <w:pPr>
+        <w:spacing w:line="336" w:lineRule="auto" w:after="180"/>
+      </w:pPr>
       <w:r>
         <w:rPr>
           <w:b w:val="0"/>
         </w:rPr>
-        <w:t>.</w:t>
+        <w:t>A later check uses a changed case, not a copied answer.</w:t>
+      </w:r>
+    </w:p>
+    <w:p>
+      <w:pPr>
+        <w:pStyle w:val="Heading2"/>
+      </w:pPr>
+      <w:r>
+        <w:t>Earlier wording, alternatives and picture transcripts · reference / check after trying</w:t>
+      </w:r>
+    </w:p>
+    <w:p>
+      <w:pPr>
+        <w:pStyle w:val="Heading3"/>
+      </w:pPr>
+      <w:r>
+        <w:t>Independent case: Apply a new case independently</w:t>
+      </w:r>
+    </w:p>
+    <w:p>
+      <w:pPr>
+        <w:pStyle w:val="Heading3"/>
+      </w:pPr>
+      <w:r>
+        <w:t>Attempt this without hints</w:t>
       </w:r>
     </w:p>
     <w:p>
@@ -2253,52 +3422,66 @@
         <w:rPr>
           <w:b w:val="0"/>
         </w:rPr>
-        <w:t xml:space="preserve">A report omits this qualification: </w:t>
-      </w:r>
-      <w:r>
-        <w:rPr>
-          <w:b/>
-        </w:rPr>
-        <w:t>Power</w:t>
-      </w:r>
+        <w:t>One hundred alternative trials detect 70 at n 30 and85 at n 60; unit cost 2. Compare.</w:t>
+      </w:r>
+    </w:p>
+    <w:p>
+      <w:pPr>
+        <w:pStyle w:val="Heading3"/>
+      </w:pPr>
+      <w:r>
+        <w:t>My independent procedure, result and limitation</w:t>
+      </w:r>
+    </w:p>
+    <w:p>
+      <w:r>
+        <w:t>________________________________________________________________</w:t>
+      </w:r>
+    </w:p>
+    <w:p>
+      <w:r>
+        <w:t>________________________________________________________________</w:t>
+      </w:r>
+    </w:p>
+    <w:p>
+      <w:r>
+        <w:t>________________________________________________________________</w:t>
+      </w:r>
+    </w:p>
+    <w:p>
+      <w:r>
+        <w:t>________________________________________________________________</w:t>
+      </w:r>
+    </w:p>
+    <w:p>
+      <w:r>
+        <w:t>________________________________________________________________</w:t>
+      </w:r>
+    </w:p>
+    <w:p>
+      <w:r>
+        <w:t>________________________________________________________________</w:t>
+      </w:r>
+    </w:p>
+    <w:p>
+      <w:r>
+        <w:t>________________________________________________________________</w:t>
+      </w:r>
+    </w:p>
+    <w:p>
+      <w:r>
+        <w:t>________________________________________________________________</w:t>
+      </w:r>
+    </w:p>
+    <w:p>
+      <w:pPr>
+        <w:spacing w:line="336" w:lineRule="auto" w:after="180"/>
+      </w:pPr>
       <w:r>
         <w:rPr>
           <w:b w:val="0"/>
         </w:rPr>
-        <w:t xml:space="preserve"> estimates do not repair biased sampling or establish the probability a particular hypothesis is true.</w:t>
-      </w:r>
-    </w:p>
-    <w:p>
-      <w:pPr>
-        <w:spacing w:line="336" w:lineRule="auto" w:after="180"/>
-      </w:pPr>
-      <w:r>
-        <w:rPr>
-          <w:b w:val="0"/>
-        </w:rPr>
-        <w:t>Explain how omitting it could change a reader's interpretation, and write an accurate replacement.</w:t>
-      </w:r>
-    </w:p>
-    <w:p>
-      <w:pPr>
-        <w:spacing w:line="336" w:lineRule="auto" w:after="180"/>
-      </w:pPr>
-      <w:r>
-        <w:rPr>
-          <w:b w:val="0"/>
-        </w:rPr>
-        <w:t>For the worked scenario, propose one additional case that could reveal a failure, describe its expected outcome before running it, and explain what would need to remain fixed for a fair comparison.</w:t>
-      </w:r>
-    </w:p>
-    <w:p>
-      <w:pPr>
-        <w:spacing w:line="336" w:lineRule="auto" w:after="180"/>
-      </w:pPr>
-      <w:r>
-        <w:rPr>
-          <w:b w:val="0"/>
-        </w:rPr>
-        <w:t>Do not reuse W4 as a new final test after receiving feedback.</w:t>
+        <w:t>Record support used: none, hint or teacher explanation. After feedback, a different case is needed to demonstrate independence.</w:t>
       </w:r>
     </w:p>
     <w:p>
@@ -2306,32 +3489,7 @@
         <w:pStyle w:val="Heading3"/>
       </w:pPr>
       <w:r>
-        <w:t>Explain which evidence supports your conclusion and which claim remains unproved.</w:t>
-      </w:r>
-    </w:p>
-    <w:p>
-      <w:r>
-        <w:t>________________________________________________________________</w:t>
-      </w:r>
-    </w:p>
-    <w:p>
-      <w:r>
-        <w:t>________________________________________________________________</w:t>
-      </w:r>
-    </w:p>
-    <w:p>
-      <w:r>
-        <w:t>________________________________________________________________</w:t>
-      </w:r>
-    </w:p>
-    <w:p>
-      <w:r>
-        <w:t>________________________________________________________________</w:t>
-      </w:r>
-    </w:p>
-    <w:p>
-      <w:r>
-        <w:t>________________________________________________________________</w:t>
+        <w:t>Use feedback to improve</w:t>
       </w:r>
     </w:p>
     <w:p>
@@ -2339,12 +3497,20 @@
         <w:pStyle w:val="Heading1"/>
       </w:pPr>
       <w:r>
-        <w:t>11. Connect your project</w:t>
-      </w:r>
-    </w:p>
-    <w:p>
-      <w:r>
-        <w:t>Apply this week’s idea to Reproducible AI Research Study. Keep an annotated decision and the evidence supporting it.</w:t>
+        <w:t>11. Save the research artifact and unresolved conditions</w:t>
+      </w:r>
+    </w:p>
+    <w:p>
+      <w:r>
+        <w:t>Keep supplied evidence, proposed revisions and actual work distinct.</w:t>
+      </w:r>
+    </w:p>
+    <w:p>
+      <w:pPr>
+        <w:pStyle w:val="Heading2"/>
+      </w:pPr>
+      <w:r>
+        <w:t>Project task and artifact</w:t>
       </w:r>
     </w:p>
     <w:p>
@@ -2559,10 +3725,10 @@
     </w:tbl>
     <w:p>
       <w:pPr>
-        <w:pStyle w:val="Heading3"/>
-      </w:pPr>
-      <w:r>
-        <w:t>Evidence for your project</w:t>
+        <w:pStyle w:val="Heading2"/>
+      </w:pPr>
+      <w:r>
+        <w:t>Evidence and limitations</w:t>
       </w:r>
     </w:p>
     <w:p>
@@ -2578,15 +3744,88 @@
     </w:p>
     <w:p>
       <w:pPr>
+        <w:pStyle w:val="Heading2"/>
+      </w:pPr>
+      <w:r>
+        <w:t>Earlier wording, alternatives and picture transcripts · reference / check after trying</w:t>
+      </w:r>
+    </w:p>
+    <w:p>
+      <w:pPr>
+        <w:pStyle w:val="Heading3"/>
+      </w:pPr>
+      <w:r>
+        <w:t>Evidence for your project</w:t>
+      </w:r>
+    </w:p>
+    <w:p>
+      <w:pPr>
         <w:pStyle w:val="Heading1"/>
       </w:pPr>
       <w:r>
-        <w:t>12. Show what you know</w:t>
-      </w:r>
-    </w:p>
-    <w:p>
-      <w:r>
-        <w:t>Use a genuinely new case for independent evidence. Previously discussed examples remain practice; use the separately named independent case before feedback.</w:t>
+        <w:t>16. Retrieve the mechanism and state the evidence boundary</w:t>
+      </w:r>
+    </w:p>
+    <w:p>
+      <w:r>
+        <w:t>Explain what follows and what would require new evidence.</w:t>
+      </w:r>
+    </w:p>
+    <w:p>
+      <w:pPr>
+        <w:pStyle w:val="Heading2"/>
+      </w:pPr>
+      <w:r>
+        <w:t>Retrieve and explain</w:t>
+      </w:r>
+    </w:p>
+    <w:p>
+      <w:pPr>
+        <w:pStyle w:val="ListBullet"/>
+      </w:pPr>
+      <w:r>
+        <w:t>Close your notes. Explain this goal in your own words: Explain the mechanism and terminology of power and resource tradeoffs</w:t>
+      </w:r>
+    </w:p>
+    <w:p>
+      <w:pPr>
+        <w:pStyle w:val="Heading3"/>
+      </w:pPr>
+      <w:r>
+        <w:t>My deciding step, evidence and one remaining question</w:t>
+      </w:r>
+    </w:p>
+    <w:p>
+      <w:r>
+        <w:t>________________________________________________________________</w:t>
+      </w:r>
+    </w:p>
+    <w:p>
+      <w:r>
+        <w:t>________________________________________________________________</w:t>
+      </w:r>
+    </w:p>
+    <w:p>
+      <w:r>
+        <w:t>________________________________________________________________</w:t>
+      </w:r>
+    </w:p>
+    <w:p>
+      <w:r>
+        <w:t>________________________________________________________________</w:t>
+      </w:r>
+    </w:p>
+    <w:p>
+      <w:r>
+        <w:t>________________________________________________________________</w:t>
+      </w:r>
+    </w:p>
+    <w:p>
+      <w:pPr>
+        <w:pStyle w:val="Heading2"/>
+      </w:pPr>
+      <w:r>
+        <w:t>Plan a changed-case return</w:t>
       </w:r>
     </w:p>
     <w:p>
@@ -2597,62 +3836,31 @@
         <w:rPr>
           <w:b w:val="0"/>
         </w:rPr>
-        <w:t>Complete the supported workbook tasks before attempting W4 independently. Record any hints or help used. After feedback, use the teacher's fresh retry rather than copying the earlier answer.</w:t>
-      </w:r>
-    </w:p>
-    <w:p>
-      <w:pPr>
-        <w:spacing w:line="336" w:lineRule="auto" w:after="180"/>
-      </w:pPr>
+        <w:t xml:space="preserve">If you are unsure, return to the worked picture and explain one arrow. If you are ready, change an </w:t>
+      </w:r>
+      <w:r>
+        <w:rPr>
+          <w:b/>
+        </w:rPr>
+        <w:t>input</w:t>
+      </w:r>
       <w:r>
         <w:rPr>
           <w:b w:val="0"/>
         </w:rPr>
-        <w:t>For a project, select a relevant new case, predict the outcome from the declared rule and preserve the result alongside any revision.</w:t>
-      </w:r>
-    </w:p>
-    <w:p>
-      <w:pPr>
-        <w:pStyle w:val="Heading3"/>
-      </w:pPr>
-      <w:r>
-        <w:t>Exit: propose one revealing change to the worked scenario. State the expected outcome and the evidence that would make you revise your explanation.</w:t>
-      </w:r>
-    </w:p>
-    <w:p>
-      <w:r>
-        <w:t>________________________________________________________________</w:t>
-      </w:r>
-    </w:p>
-    <w:p>
-      <w:r>
-        <w:t>________________________________________________________________</w:t>
-      </w:r>
-    </w:p>
-    <w:p>
-      <w:r>
-        <w:t>________________________________________________________________</w:t>
-      </w:r>
-    </w:p>
-    <w:p>
-      <w:r>
-        <w:t>________________________________________________________________</w:t>
-      </w:r>
-    </w:p>
-    <w:p>
-      <w:r>
-        <w:t>________________________________________________________________</w:t>
-      </w:r>
-    </w:p>
-    <w:p>
-      <w:pPr>
-        <w:spacing w:line="336" w:lineRule="auto" w:after="180"/>
-      </w:pPr>
+        <w:t xml:space="preserve"> or assumption and justify your </w:t>
+      </w:r>
+      <w:r>
+        <w:rPr>
+          <w:b/>
+        </w:rPr>
+        <w:t>prediction</w:t>
+      </w:r>
       <w:r>
         <w:rPr>
           <w:b w:val="0"/>
         </w:rPr>
-        <w:t>For the worked scenario, propose one additional case that could reveal a failure, describe its expected outcome before running it, and explain what would need to remain fixed for a fair comparison.</w:t>
+        <w:t>.</w:t>
       </w:r>
     </w:p>
     <w:p>
@@ -2663,14 +3871,336 @@
         <w:rPr>
           <w:b w:val="0"/>
         </w:rPr>
-        <w:t>Do not reuse W4 as a new final test after receiving feedback.</w:t>
-      </w:r>
-    </w:p>
+        <w:t xml:space="preserve">Save your workbook </w:t>
+      </w:r>
+      <w:r>
+        <w:rPr>
+          <w:b/>
+        </w:rPr>
+        <w:t>evidence</w:t>
+      </w:r>
+      <w:r>
+        <w:rPr>
+          <w:b w:val="0"/>
+        </w:rPr>
+        <w:t>. At the next review, try a different case before opening your old answer.</w:t>
+      </w:r>
+    </w:p>
+    <w:p>
+      <w:pPr>
+        <w:pStyle w:val="Heading1"/>
+      </w:pPr>
+      <w:r>
+        <w:t>Reference bank and extra practice</w:t>
+      </w:r>
+    </w:p>
+    <w:p>
+      <w:pPr>
+        <w:pStyle w:val="Heading1"/>
+      </w:pPr>
+      <w:r>
+        <w:t>05. Reference · Use research vocabulary precisely</w:t>
+      </w:r>
+    </w:p>
+    <w:p>
+      <w:r>
+        <w:t>Connect each term to the question, comparison, measurement or evidence.</w:t>
+      </w:r>
+    </w:p>
+    <w:p>
+      <w:pPr>
+        <w:pStyle w:val="Heading2"/>
+      </w:pPr>
+      <w:r>
+        <w:t>Vocabulary and your explanation</w:t>
+      </w:r>
+    </w:p>
+    <w:tbl>
+      <w:tblPr>
+        <w:tblStyle w:val="LightShading-Accent1"/>
+        <w:tblW w:type="auto" w:w="0"/>
+        <w:tblLook w:firstColumn="1" w:firstRow="1" w:lastColumn="0" w:lastRow="0" w:noHBand="0" w:noVBand="1" w:val="04A0"/>
+      </w:tblPr>
+      <w:tblGrid>
+        <w:gridCol w:w="5112"/>
+        <w:gridCol w:w="5112"/>
+      </w:tblGrid>
+      <w:tr>
+        <w:trPr>
+          <w:tblHeader/>
+        </w:trPr>
+        <w:tc>
+          <w:tcPr>
+            <w:tcW w:type="dxa" w:w="5112"/>
+          </w:tcPr>
+          <w:p>
+            <w:r>
+              <w:t>Word</w:t>
+            </w:r>
+          </w:p>
+        </w:tc>
+        <w:tc>
+          <w:tcPr>
+            <w:tcW w:type="dxa" w:w="5112"/>
+          </w:tcPr>
+          <w:p>
+            <w:r>
+              <w:t>Meaning</w:t>
+            </w:r>
+          </w:p>
+        </w:tc>
+      </w:tr>
+      <w:tr>
+        <w:tc>
+          <w:tcPr>
+            <w:tcW w:type="dxa" w:w="5112"/>
+          </w:tcPr>
+          <w:p>
+            <w:r>
+              <w:t>Power</w:t>
+            </w:r>
+          </w:p>
+        </w:tc>
+        <w:tc>
+          <w:tcPr>
+            <w:tcW w:type="dxa" w:w="5112"/>
+          </w:tcPr>
+          <w:p>
+            <w:r>
+              <w:t>The test's detection probability under a specified alternative</w:t>
+            </w:r>
+          </w:p>
+        </w:tc>
+      </w:tr>
+      <w:tr>
+        <w:tc>
+          <w:tcPr>
+            <w:tcW w:type="dxa" w:w="5112"/>
+          </w:tcPr>
+          <w:p>
+            <w:r>
+              <w:t>Simulation trial</w:t>
+            </w:r>
+          </w:p>
+        </w:tc>
+        <w:tc>
+          <w:tcPr>
+            <w:tcW w:type="dxa" w:w="5112"/>
+          </w:tcPr>
+          <w:p>
+            <w:r>
+              <w:t>A generated dataset under a declared model</w:t>
+            </w:r>
+          </w:p>
+        </w:tc>
+      </w:tr>
+      <w:tr>
+        <w:tc>
+          <w:tcPr>
+            <w:tcW w:type="dxa" w:w="5112"/>
+          </w:tcPr>
+          <w:p>
+            <w:r>
+              <w:t>Planning effect</w:t>
+            </w:r>
+          </w:p>
+        </w:tc>
+        <w:tc>
+          <w:tcPr>
+            <w:tcW w:type="dxa" w:w="5112"/>
+          </w:tcPr>
+          <w:p>
+            <w:r>
+              <w:t>The effect size used for design calculations</w:t>
+            </w:r>
+          </w:p>
+        </w:tc>
+      </w:tr>
+    </w:tbl>
     <w:p>
       <w:pPr>
         <w:pStyle w:val="Heading3"/>
       </w:pPr>
       <w:r>
+        <w:t>Use two terms to explain a step in this week’s example.</w:t>
+      </w:r>
+    </w:p>
+    <w:p>
+      <w:r>
+        <w:t>________________________________________________________________</w:t>
+      </w:r>
+    </w:p>
+    <w:p>
+      <w:r>
+        <w:t>________________________________________________________________</w:t>
+      </w:r>
+    </w:p>
+    <w:p>
+      <w:r>
+        <w:t>________________________________________________________________</w:t>
+      </w:r>
+    </w:p>
+    <w:p>
+      <w:pPr>
+        <w:pStyle w:val="Heading1"/>
+      </w:pPr>
+      <w:r>
+        <w:t>10. Extra challenge · Explain a stronger case</w:t>
+      </w:r>
+    </w:p>
+    <w:p>
+      <w:r>
+        <w:t>Choose the next challenge after the main route.</w:t>
+      </w:r>
+    </w:p>
+    <w:p>
+      <w:pPr>
+        <w:pStyle w:val="Heading2"/>
+      </w:pPr>
+      <w:r>
+        <w:t>Explain,repair and extend</w:t>
+      </w:r>
+    </w:p>
+    <w:p>
+      <w:pPr>
+        <w:pStyle w:val="Heading3"/>
+      </w:pPr>
+      <w:r>
+        <w:t>Explain → apply → challenge</w:t>
+      </w:r>
+    </w:p>
+    <w:p>
+      <w:pPr>
+        <w:pStyle w:val="ListBullet"/>
+      </w:pPr>
+      <w:r>
+        <w:t>Explain the weekly mechanism in your own words. Use the worked scenario to name its input, decision rule and output.</w:t>
+      </w:r>
+    </w:p>
+    <w:p>
+      <w:pPr>
+        <w:pStyle w:val="ListBullet"/>
+      </w:pPr>
+      <w:r>
+        <w:t>A report omits this qualification: Power estimates do not repair biased sampling or establish the probability a particular hypothesis is true. Explain how omitting it could change a reader's interpretation, and write an accurate replacement.</w:t>
+      </w:r>
+    </w:p>
+    <w:p>
+      <w:pPr>
+        <w:pStyle w:val="ListBullet"/>
+      </w:pPr>
+      <w:r>
+        <w:t>For the worked scenario, propose one additional case that could reveal a failure, describe its expected outcome before running it, and explain what would need to remain fixed for a fair comparison. Do not reuse W4 as a new final test after receiving feedback.</w:t>
+      </w:r>
+    </w:p>
+    <w:p>
+      <w:pPr>
+        <w:pStyle w:val="Heading3"/>
+      </w:pPr>
+      <w:r>
+        <w:t>Explain which evidence supports your conclusion and which claim remains unproved.</w:t>
+      </w:r>
+    </w:p>
+    <w:p>
+      <w:r>
+        <w:t>________________________________________________________________</w:t>
+      </w:r>
+    </w:p>
+    <w:p>
+      <w:r>
+        <w:t>________________________________________________________________</w:t>
+      </w:r>
+    </w:p>
+    <w:p>
+      <w:r>
+        <w:t>________________________________________________________________</w:t>
+      </w:r>
+    </w:p>
+    <w:p>
+      <w:r>
+        <w:t>________________________________________________________________</w:t>
+      </w:r>
+    </w:p>
+    <w:p>
+      <w:r>
+        <w:t>________________________________________________________________</w:t>
+      </w:r>
+    </w:p>
+    <w:p>
+      <w:pPr>
+        <w:pStyle w:val="Heading1"/>
+      </w:pPr>
+      <w:r>
+        <w:t>12. Reference · Check the research reasoning and its limits</w:t>
+      </w:r>
+    </w:p>
+    <w:p>
+      <w:r>
+        <w:t>Use after practice; reserve the selected independent case for its first attempt.</w:t>
+      </w:r>
+    </w:p>
+    <w:p>
+      <w:pPr>
+        <w:pStyle w:val="Heading2"/>
+      </w:pPr>
+      <w:r>
+        <w:t>Current explanation and response</w:t>
+      </w:r>
+    </w:p>
+    <w:p>
+      <w:pPr>
+        <w:pStyle w:val="ListBullet"/>
+      </w:pPr>
+      <w:r>
+        <w:t>Complete the supported workbook tasks before attempting W4 independently. Record any hints or help used. After feedback, use the teacher's fresh retry rather than copying the earlier answer. For a project, select a relevant new case, predict the outcome from the declared rule and preserve the result alongside any revision.</w:t>
+      </w:r>
+    </w:p>
+    <w:p>
+      <w:pPr>
+        <w:pStyle w:val="Heading3"/>
+      </w:pPr>
+      <w:r>
+        <w:t>Exit: propose one revealing change to the worked scenario. State the expected outcome and the evidence that would make you revise your explanation.</w:t>
+      </w:r>
+    </w:p>
+    <w:p>
+      <w:r>
+        <w:t>________________________________________________________________</w:t>
+      </w:r>
+    </w:p>
+    <w:p>
+      <w:r>
+        <w:t>________________________________________________________________</w:t>
+      </w:r>
+    </w:p>
+    <w:p>
+      <w:r>
+        <w:t>________________________________________________________________</w:t>
+      </w:r>
+    </w:p>
+    <w:p>
+      <w:r>
+        <w:t>________________________________________________________________</w:t>
+      </w:r>
+    </w:p>
+    <w:p>
+      <w:r>
+        <w:t>________________________________________________________________</w:t>
+      </w:r>
+    </w:p>
+    <w:p>
+      <w:pPr>
+        <w:pStyle w:val="ListBullet"/>
+      </w:pPr>
+      <w:r>
+        <w:t>For the worked scenario, propose one additional case that could reveal a failure, describe its expected outcome before running it, and explain what would need to remain fixed for a fair comparison. Do not reuse W4 as a new final test after receiving feedback.</w:t>
+      </w:r>
+    </w:p>
+    <w:p>
+      <w:pPr>
+        <w:pStyle w:val="Heading3"/>
+      </w:pPr>
+      <w:r>
         <w:t>My limited claim and a useful next check</w:t>
       </w:r>
     </w:p>
@@ -2699,12 +4229,20 @@
         <w:pStyle w:val="Heading1"/>
       </w:pPr>
       <w:r>
-        <w:t>13. Study a complete case</w:t>
-      </w:r>
-    </w:p>
-    <w:p>
-      <w:r>
-        <w:t>Revisit the complete Power and resource tradeoffs case for supported practice. Repeated examples do not become fresh assessments.</w:t>
+        <w:t>13. Extra practice · Revisit the complete trace</w:t>
+      </w:r>
+    </w:p>
+    <w:p>
+      <w:r>
+        <w:t>Predict before reading the supplied steps.</w:t>
+      </w:r>
+    </w:p>
+    <w:p>
+      <w:pPr>
+        <w:pStyle w:val="Heading2"/>
+      </w:pPr>
+      <w:r>
+        <w:t>Complete trace and evidence</w:t>
       </w:r>
     </w:p>
     <w:p>
@@ -2776,7 +4314,7 @@
           </w:tcPr>
           <w:p>
             <w:r>
-              <w:t>For a fixed alternative100 simulations detect62 times at n20 and83 at n40. Per-unit cost3 credits.</w:t>
+              <w:t>For a fixed alternative 100 simulations detect 62 times at n 20 and83 at n 40. Per-unit cost 3 credits.</w:t>
             </w:r>
           </w:p>
         </w:tc>
@@ -2796,7 +4334,7 @@
           </w:tcPr>
           <w:p>
             <w:r>
-              <w:t>Estimated detection62% versus83%; cost60 versus120 credits per study. These simulation frequencies depend on the supplied model; null error is unmeasured.</w:t>
+              <w:t>Estimated detection 62% versus 83%; cost 60 versus 120 credits per study. These simulation frequencies depend on the supplied model; null error is unmeasured.</w:t>
             </w:r>
           </w:p>
         </w:tc>
@@ -2873,206 +4411,20 @@
         <w:pStyle w:val="Heading1"/>
       </w:pPr>
       <w:r>
-        <w:t>14. Try a new case independently</w:t>
-      </w:r>
-    </w:p>
-    <w:p>
-      <w:r>
-        <w:t>Attempt the reserved new case before feedback. Record support; the earlier examples below remain additional practice.</w:t>
-      </w:r>
-    </w:p>
-    <w:p>
-      <w:pPr>
-        <w:pStyle w:val="Heading3"/>
-      </w:pPr>
-      <w:r>
-        <w:t>Independent case: Apply a new case independently</w:t>
-      </w:r>
-    </w:p>
-    <w:p>
-      <w:pPr>
-        <w:spacing w:line="336" w:lineRule="auto" w:after="180"/>
-      </w:pPr>
-      <w:r>
-        <w:rPr>
-          <w:b w:val="0"/>
-        </w:rPr>
-        <w:t>One hundred alternative trials detect70 at n30 and85 at n60; unit cost2. Compare.</w:t>
-      </w:r>
-    </w:p>
-    <w:p>
-      <w:pPr>
-        <w:pStyle w:val="Heading3"/>
-      </w:pPr>
-      <w:r>
-        <w:t>My independent explanation, trace and limits</w:t>
-      </w:r>
-    </w:p>
-    <w:p>
-      <w:r>
-        <w:t>________________________________________________________________</w:t>
-      </w:r>
-    </w:p>
-    <w:p>
-      <w:r>
-        <w:t>________________________________________________________________</w:t>
-      </w:r>
-    </w:p>
-    <w:p>
-      <w:r>
-        <w:t>________________________________________________________________</w:t>
-      </w:r>
-    </w:p>
-    <w:p>
-      <w:r>
-        <w:t>________________________________________________________________</w:t>
-      </w:r>
-    </w:p>
-    <w:p>
-      <w:r>
-        <w:t>________________________________________________________________</w:t>
-      </w:r>
-    </w:p>
-    <w:p>
-      <w:r>
-        <w:t>________________________________________________________________</w:t>
-      </w:r>
-    </w:p>
-    <w:p>
-      <w:r>
-        <w:t>________________________________________________________________</w:t>
-      </w:r>
-    </w:p>
-    <w:p>
-      <w:pPr>
-        <w:spacing w:line="336" w:lineRule="auto" w:after="180"/>
-      </w:pPr>
-      <w:r>
-        <w:rPr>
-          <w:b w:val="0"/>
-        </w:rPr>
-        <w:t>Attempt this case before feedback. Record any help. Earlier examples below are further practice; a case already practised with feedback cannot establish fresh transfer.</w:t>
-      </w:r>
-    </w:p>
-    <w:p>
-      <w:pPr>
-        <w:pStyle w:val="Heading3"/>
-      </w:pPr>
-      <w:r>
-        <w:t>Attempt this without hints</w:t>
-      </w:r>
-    </w:p>
-    <w:p>
-      <w:pPr>
-        <w:spacing w:line="336" w:lineRule="auto" w:after="180"/>
-      </w:pPr>
-      <w:r>
-        <w:rPr>
-          <w:b w:val="0"/>
-        </w:rPr>
-        <w:t>One hundred alternative trials detect70 at n30 and85 at n60; unit cost2. Compare.</w:t>
-      </w:r>
-    </w:p>
-    <w:p>
-      <w:pPr>
-        <w:pStyle w:val="Heading3"/>
-      </w:pPr>
-      <w:r>
-        <w:t>My independent procedure, result and limitation</w:t>
-      </w:r>
-    </w:p>
-    <w:p>
-      <w:r>
-        <w:t>________________________________________________________________</w:t>
-      </w:r>
-    </w:p>
-    <w:p>
-      <w:r>
-        <w:t>________________________________________________________________</w:t>
-      </w:r>
-    </w:p>
-    <w:p>
-      <w:r>
-        <w:t>________________________________________________________________</w:t>
-      </w:r>
-    </w:p>
-    <w:p>
-      <w:r>
-        <w:t>________________________________________________________________</w:t>
-      </w:r>
-    </w:p>
-    <w:p>
-      <w:r>
-        <w:t>________________________________________________________________</w:t>
-      </w:r>
-    </w:p>
-    <w:p>
-      <w:r>
-        <w:t>________________________________________________________________</w:t>
-      </w:r>
-    </w:p>
-    <w:p>
-      <w:r>
-        <w:t>________________________________________________________________</w:t>
-      </w:r>
-    </w:p>
-    <w:p>
-      <w:r>
-        <w:t>________________________________________________________________</w:t>
-      </w:r>
-    </w:p>
-    <w:p>
-      <w:pPr>
-        <w:spacing w:line="336" w:lineRule="auto" w:after="180"/>
-      </w:pPr>
-      <w:r>
-        <w:rPr>
-          <w:b w:val="0"/>
-        </w:rPr>
-        <w:t>Record support used: none, hint or teacher explanation. After feedback, a different case is needed to demonstrate independence.</w:t>
-      </w:r>
-    </w:p>
-    <w:p>
-      <w:pPr>
-        <w:pStyle w:val="Heading3"/>
-      </w:pPr>
-      <w:r>
-        <w:t>Use feedback to improve</w:t>
-      </w:r>
-    </w:p>
-    <w:p>
-      <w:pPr>
-        <w:spacing w:line="336" w:lineRule="auto" w:after="180"/>
-      </w:pPr>
-      <w:r>
-        <w:rPr>
-          <w:b w:val="0"/>
-        </w:rPr>
-        <w:t>Attempt the independent case before hints. Record whether you worked alone, used a hint or followed a model. After feedback, fix the first unsupported step and explain why it changed.</w:t>
-      </w:r>
-    </w:p>
-    <w:p>
-      <w:pPr>
-        <w:spacing w:line="336" w:lineRule="auto" w:after="180"/>
-      </w:pPr>
-      <w:r>
-        <w:rPr>
-          <w:b w:val="0"/>
-        </w:rPr>
-        <w:t>A later check uses a changed case, not a copied answer.</w:t>
-      </w:r>
-    </w:p>
-    <w:p>
-      <w:pPr>
-        <w:pStyle w:val="Heading1"/>
-      </w:pPr>
-      <w:r>
-        <w:t>15. Your lesson route</w:t>
-      </w:r>
-    </w:p>
-    <w:p>
-      <w:r>
-        <w:t>Use this map to navigate Power and resource tradeoffs, connect the goals to tasks and keep one evidence record for each attempt.</w:t>
+        <w:t>15. Reference · The earlier route checklist</w:t>
+      </w:r>
+    </w:p>
+    <w:p>
+      <w:r>
+        <w:t>Use one main route rather than repeating the lesson.</w:t>
+      </w:r>
+    </w:p>
+    <w:p>
+      <w:pPr>
+        <w:pStyle w:val="Heading2"/>
+      </w:pPr>
+      <w:r>
+        <w:t>Targets,route and first prediction</w:t>
       </w:r>
     </w:p>
     <w:p>
@@ -3251,12 +4603,117 @@
         <w:pStyle w:val="Heading1"/>
       </w:pPr>
       <w:r>
-        <w:t>16. Finish and return</w:t>
-      </w:r>
-    </w:p>
-    <w:p>
-      <w:r>
-        <w:t>Explain Power and resource tradeoffs without notes, identify a remaining question and plan a later check with a changed case.</w:t>
+        <w:t>17. Extra practice · Predict,check and repair</w:t>
+      </w:r>
+    </w:p>
+    <w:p>
+      <w:r>
+        <w:t>Keep supported feedback separate from the independent case.</w:t>
+      </w:r>
+    </w:p>
+    <w:p>
+      <w:pPr>
+        <w:pStyle w:val="Heading2"/>
+      </w:pPr>
+      <w:r>
+        <w:t>First supported question and optional hint</w:t>
+      </w:r>
+    </w:p>
+    <w:p>
+      <w:pPr>
+        <w:pStyle w:val="ListBullet"/>
+      </w:pPr>
+      <w:r>
+        <w:t>A simulated detection-and-resource trade-off. A fictional simulation repeats a study under the same assumed alternative effect, using two independent-unit sample sizes.</w:t>
+      </w:r>
+    </w:p>
+    <w:p>
+      <w:pPr>
+        <w:pStyle w:val="Heading3"/>
+      </w:pPr>
+      <w:r>
+        <w:t>Practice 1: explain the deciding evidence</w:t>
+      </w:r>
+    </w:p>
+    <w:p>
+      <w:pPr>
+        <w:pStyle w:val="ListBullet"/>
+      </w:pPr>
+      <w:r>
+        <w:t>Which labelled step matches this detail? Doubling cost adds 20 percentage points of simulated detection under these assumptions.</w:t>
+      </w:r>
+    </w:p>
+    <w:p>
+      <w:pPr>
+        <w:pStyle w:val="ListBullet"/>
+      </w:pPr>
+      <w:r>
+        <w:t>1. Compare the trade-off</w:t>
+      </w:r>
+    </w:p>
+    <w:p>
+      <w:pPr>
+        <w:pStyle w:val="ListBullet"/>
+      </w:pPr>
+      <w:r>
+        <w:t>2. Estimate simulated detection</w:t>
+      </w:r>
+    </w:p>
+    <w:p>
+      <w:pPr>
+        <w:pStyle w:val="ListBullet"/>
+      </w:pPr>
+      <w:r>
+        <w:t>3. Calculate design cost</w:t>
+      </w:r>
+    </w:p>
+    <w:p>
+      <w:pPr>
+        <w:pStyle w:val="Heading3"/>
+      </w:pPr>
+      <w:r>
+        <w:t>My selected conclusion, deciding fact and explanation</w:t>
+      </w:r>
+    </w:p>
+    <w:p>
+      <w:r>
+        <w:t>________________________________________________________________</w:t>
+      </w:r>
+    </w:p>
+    <w:p>
+      <w:r>
+        <w:t>________________________________________________________________</w:t>
+      </w:r>
+    </w:p>
+    <w:p>
+      <w:r>
+        <w:t>________________________________________________________________</w:t>
+      </w:r>
+    </w:p>
+    <w:p>
+      <w:r>
+        <w:t>________________________________________________________________</w:t>
+      </w:r>
+    </w:p>
+    <w:p>
+      <w:r>
+        <w:t>________________________________________________________________</w:t>
+      </w:r>
+    </w:p>
+    <w:p>
+      <w:pPr>
+        <w:pStyle w:val="ListBullet"/>
+      </w:pPr>
+      <w:r>
+        <w:t>Hint if needed: Read the steps in the pictorial case. Match the supplied detail to the stage that performs or records it.</w:t>
+      </w:r>
+    </w:p>
+    <w:p>
+      <w:pPr>
+        <w:pStyle w:val="Heading2"/>
+      </w:pPr>
+      <w:r>
+        <w:t>Check after the first attempt · reference / check after trying</w:t>
       </w:r>
     </w:p>
     <w:p>
@@ -3267,7 +4724,179 @@
         <w:rPr>
           <w:b w:val="0"/>
         </w:rPr>
-        <w:t xml:space="preserve">Close your notes. Explain this goal in your own words: Explain the </w:t>
+        <w:t>After your attempt, compare with the supported explanation: Compare the trade-off Doubling cost adds 20 percentage points of simulated detection under these assumptions.</w:t>
+      </w:r>
+    </w:p>
+    <w:p>
+      <w:pPr>
+        <w:spacing w:line="336" w:lineRule="auto" w:after="180"/>
+      </w:pPr>
+      <w:r>
+        <w:rPr>
+          <w:b/>
+        </w:rPr>
+        <w:t>Power</w:t>
+      </w:r>
+      <w:r>
+        <w:rPr>
+          <w:b w:val="0"/>
+        </w:rPr>
+        <w:t xml:space="preserve"> is the probability of detecting a specified effect under a specified model and decision rule.</w:t>
+      </w:r>
+    </w:p>
+    <w:p>
+      <w:pPr>
+        <w:spacing w:line="336" w:lineRule="auto" w:after="180"/>
+      </w:pPr>
+      <w:r>
+        <w:rPr>
+          <w:b w:val="0"/>
+        </w:rPr>
+        <w:t>Repeated simulation can estimate it; the estimate depends on effect size, variability, design and test assumptions, not sample size alone.</w:t>
+      </w:r>
+    </w:p>
+    <w:p>
+      <w:pPr>
+        <w:pStyle w:val="Heading2"/>
+      </w:pPr>
+      <w:r>
+        <w:t>Changed-case question and optional hint</w:t>
+      </w:r>
+    </w:p>
+    <w:p>
+      <w:pPr>
+        <w:pStyle w:val="Heading3"/>
+      </w:pPr>
+      <w:r>
+        <w:t>Practice 2: explain the deciding evidence</w:t>
+      </w:r>
+    </w:p>
+    <w:p>
+      <w:pPr>
+        <w:pStyle w:val="ListBullet"/>
+      </w:pPr>
+      <w:r>
+        <w:t>Changed-case practice: Change the assumed effect or variability but keep the sample sizes. Which conclusion is supported by the supplied facts?</w:t>
+      </w:r>
+    </w:p>
+    <w:p>
+      <w:pPr>
+        <w:pStyle w:val="ListBullet"/>
+      </w:pPr>
+      <w:r>
+        <w:t>1. This one example guarantees correct results for every future input.</w:t>
+      </w:r>
+    </w:p>
+    <w:p>
+      <w:pPr>
+        <w:pStyle w:val="ListBullet"/>
+      </w:pPr>
+      <w:r>
+        <w:t>2. We can decide the result without examining the changed input or the procedure.</w:t>
+      </w:r>
+    </w:p>
+    <w:p>
+      <w:pPr>
+        <w:pStyle w:val="ListBullet"/>
+      </w:pPr>
+      <w:r>
+        <w:t>3. The detection fractions need new simulation; the resource costs stay 40 and 80.</w:t>
+      </w:r>
+    </w:p>
+    <w:p>
+      <w:pPr>
+        <w:pStyle w:val="Heading3"/>
+      </w:pPr>
+      <w:r>
+        <w:t>My selected conclusion, deciding fact and explanation</w:t>
+      </w:r>
+    </w:p>
+    <w:p>
+      <w:r>
+        <w:t>________________________________________________________________</w:t>
+      </w:r>
+    </w:p>
+    <w:p>
+      <w:r>
+        <w:t>________________________________________________________________</w:t>
+      </w:r>
+    </w:p>
+    <w:p>
+      <w:r>
+        <w:t>________________________________________________________________</w:t>
+      </w:r>
+    </w:p>
+    <w:p>
+      <w:r>
+        <w:t>________________________________________________________________</w:t>
+      </w:r>
+    </w:p>
+    <w:p>
+      <w:r>
+        <w:t>________________________________________________________________</w:t>
+      </w:r>
+    </w:p>
+    <w:p>
+      <w:pPr>
+        <w:pStyle w:val="ListBullet"/>
+      </w:pPr>
+      <w:r>
+        <w:t>Hint if needed: Use the changed condition and the deciding step in the pictorial trace. The answer must say what follows from those facts.</w:t>
+      </w:r>
+    </w:p>
+    <w:p>
+      <w:pPr>
+        <w:pStyle w:val="Heading2"/>
+      </w:pPr>
+      <w:r>
+        <w:t>Check after the changed attempt · reference / check after trying</w:t>
+      </w:r>
+    </w:p>
+    <w:p>
+      <w:pPr>
+        <w:spacing w:line="336" w:lineRule="auto" w:after="180"/>
+      </w:pPr>
+      <w:r>
+        <w:rPr>
+          <w:b w:val="0"/>
+        </w:rPr>
+        <w:t>After your attempt, compare with the supported explanation: The detection fractions need new simulation; the resource costs stay 40 and 80.</w:t>
+      </w:r>
+    </w:p>
+    <w:p>
+      <w:pPr>
+        <w:spacing w:line="336" w:lineRule="auto" w:after="180"/>
+      </w:pPr>
+      <w:r>
+        <w:rPr>
+          <w:b/>
+        </w:rPr>
+        <w:t>Power</w:t>
+      </w:r>
+      <w:r>
+        <w:rPr>
+          <w:b w:val="0"/>
+        </w:rPr>
+        <w:t xml:space="preserve"> depends on the data-generating assumptions, while this stated unit-cost calculation does not.</w:t>
+      </w:r>
+    </w:p>
+    <w:p>
+      <w:pPr>
+        <w:pStyle w:val="Heading2"/>
+      </w:pPr>
+      <w:r>
+        <w:t>Repair and retain the record</w:t>
+      </w:r>
+    </w:p>
+    <w:p>
+      <w:pPr>
+        <w:spacing w:line="336" w:lineRule="auto" w:after="180"/>
+      </w:pPr>
+      <w:r>
+        <w:rPr>
+          <w:b w:val="0"/>
+        </w:rPr>
+        <w:t xml:space="preserve">Review Pilot experiments (ai-7/22). Goal: Explain the </w:t>
       </w:r>
       <w:r>
         <w:rPr>
@@ -3279,98 +4908,18 @@
         <w:rPr>
           <w:b w:val="0"/>
         </w:rPr>
-        <w:t xml:space="preserve"> and terminology of </w:t>
-      </w:r>
-      <w:r>
-        <w:rPr>
-          <w:b/>
-        </w:rPr>
-        <w:t>power</w:t>
-      </w:r>
+        <w:t xml:space="preserve"> and terminology of pilot experiments. Short practice: Calculate reviewer agreement on the four pilot answers.</w:t>
+      </w:r>
+    </w:p>
+    <w:p>
+      <w:pPr>
+        <w:spacing w:line="336" w:lineRule="auto" w:after="180"/>
+      </w:pPr>
       <w:r>
         <w:rPr>
           <w:b w:val="0"/>
         </w:rPr>
-        <w:t xml:space="preserve"> and resource tradeoffs</w:t>
-      </w:r>
-    </w:p>
-    <w:p>
-      <w:pPr>
-        <w:pStyle w:val="Heading3"/>
-      </w:pPr>
-      <w:r>
-        <w:t>My deciding step, evidence and one remaining question</w:t>
-      </w:r>
-    </w:p>
-    <w:p>
-      <w:r>
-        <w:t>________________________________________________________________</w:t>
-      </w:r>
-    </w:p>
-    <w:p>
-      <w:r>
-        <w:t>________________________________________________________________</w:t>
-      </w:r>
-    </w:p>
-    <w:p>
-      <w:r>
-        <w:t>________________________________________________________________</w:t>
-      </w:r>
-    </w:p>
-    <w:p>
-      <w:r>
-        <w:t>________________________________________________________________</w:t>
-      </w:r>
-    </w:p>
-    <w:p>
-      <w:r>
-        <w:t>________________________________________________________________</w:t>
-      </w:r>
-    </w:p>
-    <w:p>
-      <w:pPr>
-        <w:spacing w:line="336" w:lineRule="auto" w:after="180"/>
-      </w:pPr>
-      <w:r>
-        <w:rPr>
-          <w:b w:val="0"/>
-        </w:rPr>
-        <w:t xml:space="preserve">If you are unsure, return to the worked picture and explain one arrow. If you are ready, change an </w:t>
-      </w:r>
-      <w:r>
-        <w:rPr>
-          <w:b/>
-        </w:rPr>
-        <w:t>input</w:t>
-      </w:r>
-      <w:r>
-        <w:rPr>
-          <w:b w:val="0"/>
-        </w:rPr>
-        <w:t xml:space="preserve"> or assumption and justify your </w:t>
-      </w:r>
-      <w:r>
-        <w:rPr>
-          <w:b/>
-        </w:rPr>
-        <w:t>prediction</w:t>
-      </w:r>
-      <w:r>
-        <w:rPr>
-          <w:b w:val="0"/>
-        </w:rPr>
-        <w:t>.</w:t>
-      </w:r>
-    </w:p>
-    <w:p>
-      <w:pPr>
-        <w:spacing w:line="336" w:lineRule="auto" w:after="180"/>
-      </w:pPr>
-      <w:r>
-        <w:rPr>
-          <w:b w:val="0"/>
-        </w:rPr>
-        <w:t xml:space="preserve">Save your workbook </w:t>
+        <w:t xml:space="preserve">What can the disagreement improve, and why are those revised practice answers not untouched final </w:t>
       </w:r>
       <w:r>
         <w:rPr>
@@ -3382,20 +4931,117 @@
         <w:rPr>
           <w:b w:val="0"/>
         </w:rPr>
-        <w:t>. At the next review, try a different case before opening your old answer.</w:t>
-      </w:r>
-    </w:p>
-    <w:p>
-      <w:pPr>
-        <w:pStyle w:val="Heading1"/>
-      </w:pPr>
-      <w:r>
-        <w:t>17. Supported practice, repair and portfolio</w:t>
-      </w:r>
-    </w:p>
-    <w:p>
-      <w:r>
-        <w:t>Attempt supported questions before using hints or feedback. Review a missing building block, then keep the completed work.</w:t>
+        <w:t>?. Return to this week and explain what you changed.</w:t>
+      </w:r>
+    </w:p>
+    <w:p>
+      <w:pPr>
+        <w:spacing w:line="336" w:lineRule="auto" w:after="180"/>
+      </w:pPr>
+      <w:r>
+        <w:rPr>
+          <w:b w:val="0"/>
+        </w:rPr>
+        <w:t xml:space="preserve">Review Privacy and data governance (ai-7/20). Goal: Explain the </w:t>
+      </w:r>
+      <w:r>
+        <w:rPr>
+          <w:b/>
+        </w:rPr>
+        <w:t>mechanism</w:t>
+      </w:r>
+      <w:r>
+        <w:rPr>
+          <w:b w:val="0"/>
+        </w:rPr>
+        <w:t xml:space="preserve"> and terminology of privacy and data governance. Short practice: Point to the analysis table and the restricted identity key.</w:t>
+      </w:r>
+    </w:p>
+    <w:p>
+      <w:pPr>
+        <w:spacing w:line="336" w:lineRule="auto" w:after="180"/>
+      </w:pPr>
+      <w:r>
+        <w:rPr>
+          <w:b w:val="0"/>
+        </w:rPr>
+        <w:t>Why are the codes pseudonymous rather than guaranteed anonymous, and what changes if the key is published?. Return to this week and explain what you changed.</w:t>
+      </w:r>
+    </w:p>
+    <w:p>
+      <w:pPr>
+        <w:spacing w:line="336" w:lineRule="auto" w:after="180"/>
+      </w:pPr>
+      <w:r>
+        <w:rPr>
+          <w:b w:val="0"/>
+        </w:rPr>
+        <w:t xml:space="preserve">Review Sensitivity analysis (ai-7/17). Goal: Explain the </w:t>
+      </w:r>
+      <w:r>
+        <w:rPr>
+          <w:b/>
+        </w:rPr>
+        <w:t>mechanism</w:t>
+      </w:r>
+      <w:r>
+        <w:rPr>
+          <w:b w:val="0"/>
+        </w:rPr>
+        <w:t xml:space="preserve"> and terminology of sensitivity analysis. Short practice: Classify 0.4, 0.6 and 0.8 at cutoffs 0.5, 0.7 and exactly 0.6.</w:t>
+      </w:r>
+    </w:p>
+    <w:p>
+      <w:pPr>
+        <w:spacing w:line="336" w:lineRule="auto" w:after="180"/>
+      </w:pPr>
+      <w:r>
+        <w:rPr>
+          <w:b w:val="0"/>
+        </w:rPr>
+        <w:t>Which equality rule decides the boundary, and can these unlabelled scores identify the best cutoff?. Return to this week and explain what you changed.</w:t>
+      </w:r>
+    </w:p>
+    <w:p>
+      <w:pPr>
+        <w:spacing w:line="336" w:lineRule="auto" w:after="180"/>
+      </w:pPr>
+      <w:r>
+        <w:rPr>
+          <w:b w:val="0"/>
+        </w:rPr>
+        <w:t xml:space="preserve">Use Download completed work in the hosted lesson to export your answers, reflections, practice feedback and code-run </w:t>
+      </w:r>
+      <w:r>
+        <w:rPr>
+          <w:b/>
+        </w:rPr>
+        <w:t>evidence</w:t>
+      </w:r>
+      <w:r>
+        <w:rPr>
+          <w:b w:val="0"/>
+        </w:rPr>
+        <w:t>. Open the HTML copy to read or print it.</w:t>
+      </w:r>
+    </w:p>
+    <w:p>
+      <w:pPr>
+        <w:spacing w:line="336" w:lineRule="auto" w:after="180"/>
+      </w:pPr>
+      <w:r>
+        <w:rPr>
+          <w:b w:val="0"/>
+        </w:rPr>
+        <w:t>Drafts stay in this browser when storage is available; clear drafts on a shared device.</w:t>
+      </w:r>
+    </w:p>
+    <w:p>
+      <w:pPr>
+        <w:pStyle w:val="Heading2"/>
+      </w:pPr>
+      <w:r>
+        <w:t>Earlier wording, alternatives and picture transcripts · reference / check after trying</w:t>
       </w:r>
     </w:p>
     <w:p>
@@ -3411,68 +5057,10 @@
     </w:p>
     <w:p>
       <w:pPr>
-        <w:spacing w:line="336" w:lineRule="auto" w:after="180"/>
-      </w:pPr>
-      <w:r>
-        <w:rPr>
-          <w:b w:val="0"/>
-        </w:rPr>
-        <w:t>A simulated detection-and-resource trade-off. A fictional simulation repeats a study under the same assumed alternative effect, using two independent-unit sample sizes.</w:t>
-      </w:r>
-    </w:p>
-    <w:p>
-      <w:pPr>
         <w:pStyle w:val="Heading3"/>
       </w:pPr>
       <w:r>
-        <w:t>Practice 1: explain the deciding evidence</w:t>
-      </w:r>
-    </w:p>
-    <w:p>
-      <w:pPr>
-        <w:spacing w:line="336" w:lineRule="auto" w:after="180"/>
-      </w:pPr>
-      <w:r>
-        <w:rPr>
-          <w:b w:val="0"/>
-        </w:rPr>
-        <w:t>Which labelled step matches this detail? Doubling cost adds 20 percentage points of simulated detection under these assumptions.</w:t>
-      </w:r>
-    </w:p>
-    <w:p>
-      <w:pPr>
-        <w:spacing w:line="336" w:lineRule="auto" w:after="180"/>
-        <w:shd w:fill="F4F9FC"/>
-      </w:pPr>
-      <w:r>
-        <w:rPr>
-          <w:b w:val="0"/>
-        </w:rPr>
-        <w:t>1. Compare the trade-off</w:t>
-      </w:r>
-    </w:p>
-    <w:p>
-      <w:pPr>
-        <w:spacing w:line="336" w:lineRule="auto" w:after="180"/>
-        <w:shd w:fill="F4F9FC"/>
-      </w:pPr>
-      <w:r>
-        <w:rPr>
-          <w:b w:val="0"/>
-        </w:rPr>
-        <w:t>2. Estimate simulated detection</w:t>
-      </w:r>
-    </w:p>
-    <w:p>
-      <w:pPr>
-        <w:spacing w:line="336" w:lineRule="auto" w:after="180"/>
-        <w:shd w:fill="F4F9FC"/>
-      </w:pPr>
-      <w:r>
-        <w:rPr>
-          <w:b w:val="0"/>
-        </w:rPr>
-        <w:t>3. Calculate design cost</w:t>
+        <w:t>Repair a missing building block</w:t>
       </w:r>
     </w:p>
     <w:p>
@@ -3480,463 +5068,25 @@
         <w:pStyle w:val="Heading3"/>
       </w:pPr>
       <w:r>
-        <w:t>My selected conclusion, deciding fact and explanation</w:t>
-      </w:r>
-    </w:p>
-    <w:p>
-      <w:r>
-        <w:t>________________________________________________________________</w:t>
-      </w:r>
-    </w:p>
-    <w:p>
-      <w:r>
-        <w:t>________________________________________________________________</w:t>
-      </w:r>
-    </w:p>
-    <w:p>
-      <w:r>
-        <w:t>________________________________________________________________</w:t>
-      </w:r>
-    </w:p>
-    <w:p>
-      <w:r>
-        <w:t>________________________________________________________________</w:t>
-      </w:r>
-    </w:p>
-    <w:p>
-      <w:r>
-        <w:t>________________________________________________________________</w:t>
-      </w:r>
-    </w:p>
-    <w:p>
-      <w:pPr>
-        <w:pStyle w:val="Heading3"/>
-      </w:pPr>
-      <w:r>
-        <w:t>Hint · try first</w:t>
-      </w:r>
-    </w:p>
-    <w:p>
-      <w:pPr>
-        <w:spacing w:line="336" w:lineRule="auto" w:after="180"/>
-        <w:shd w:fill="F1F6F8"/>
-      </w:pPr>
-      <w:r>
-        <w:rPr>
-          <w:b w:val="0"/>
-        </w:rPr>
-        <w:t>Hint if needed: Read the steps in the pictorial case. Match the supplied detail to the stage that performs or records it.</w:t>
-      </w:r>
-    </w:p>
-    <w:p>
-      <w:pPr>
-        <w:pStyle w:val="Heading3"/>
-      </w:pPr>
-      <w:r>
-        <w:t>Feedback · compare after trying</w:t>
-      </w:r>
-    </w:p>
-    <w:p>
-      <w:pPr>
-        <w:spacing w:line="336" w:lineRule="auto" w:after="180"/>
-        <w:shd w:fill="F1F6FC"/>
-      </w:pPr>
-      <w:r>
-        <w:rPr>
-          <w:b w:val="0"/>
-        </w:rPr>
-        <w:t>After your attempt, compare with the supported explanation: Compare the trade-off Doubling cost adds 20 percentage points of simulated detection under these assumptions.</w:t>
-      </w:r>
-    </w:p>
-    <w:p>
-      <w:pPr>
-        <w:spacing w:line="336" w:lineRule="auto" w:after="180"/>
-        <w:shd w:fill="F1F6FC"/>
-      </w:pPr>
-      <w:r>
-        <w:rPr>
-          <w:b/>
-        </w:rPr>
-        <w:t>Power</w:t>
-      </w:r>
-      <w:r>
-        <w:rPr>
-          <w:b w:val="0"/>
-        </w:rPr>
-        <w:t xml:space="preserve"> is the probability of detecting a specified effect under a specified model and decision rule.</w:t>
-      </w:r>
-    </w:p>
-    <w:p>
-      <w:pPr>
-        <w:spacing w:line="336" w:lineRule="auto" w:after="180"/>
-        <w:shd w:fill="F1F6FC"/>
-      </w:pPr>
-      <w:r>
-        <w:rPr>
-          <w:b w:val="0"/>
-        </w:rPr>
-        <w:t>Repeated simulation can estimate it; the estimate depends on effect size, variability, design and test assumptions, not sample size alone.</w:t>
-      </w:r>
-    </w:p>
-    <w:p>
-      <w:pPr>
-        <w:pStyle w:val="Heading3"/>
-      </w:pPr>
-      <w:r>
-        <w:t>Practice 2: explain the deciding evidence</w:t>
-      </w:r>
-    </w:p>
-    <w:p>
-      <w:pPr>
-        <w:pStyle w:val="Heading3"/>
-      </w:pPr>
-      <w:r>
-        <w:t>Changed case · predict first</w:t>
-      </w:r>
-    </w:p>
-    <w:p>
-      <w:pPr>
-        <w:spacing w:line="336" w:lineRule="auto" w:after="180"/>
-        <w:shd w:fill="F5F1FB"/>
-      </w:pPr>
-      <w:r>
-        <w:rPr>
-          <w:b w:val="0"/>
-        </w:rPr>
-        <w:t>Changed-case practice: Change the assumed effect or variability but keep the sample sizes. Which conclusion is supported by the supplied facts?</w:t>
-      </w:r>
-    </w:p>
-    <w:p>
-      <w:pPr>
-        <w:spacing w:line="336" w:lineRule="auto" w:after="180"/>
-        <w:shd w:fill="F4F9FC"/>
-      </w:pPr>
-      <w:r>
-        <w:rPr>
-          <w:b w:val="0"/>
-        </w:rPr>
-        <w:t xml:space="preserve">1. This one example guarantees correct results for every future </w:t>
-      </w:r>
-      <w:r>
-        <w:rPr>
-          <w:b/>
-        </w:rPr>
-        <w:t>input</w:t>
-      </w:r>
-      <w:r>
-        <w:rPr>
-          <w:b w:val="0"/>
-        </w:rPr>
-        <w:t>.</w:t>
-      </w:r>
-    </w:p>
-    <w:p>
-      <w:pPr>
-        <w:spacing w:line="336" w:lineRule="auto" w:after="180"/>
-        <w:shd w:fill="F4F9FC"/>
-      </w:pPr>
-      <w:r>
-        <w:rPr>
-          <w:b w:val="0"/>
-        </w:rPr>
-        <w:t xml:space="preserve">2. We can decide the result without examining the changed </w:t>
-      </w:r>
-      <w:r>
-        <w:rPr>
-          <w:b/>
-        </w:rPr>
-        <w:t>input</w:t>
-      </w:r>
-      <w:r>
-        <w:rPr>
-          <w:b w:val="0"/>
-        </w:rPr>
-        <w:t xml:space="preserve"> or the procedure.</w:t>
-      </w:r>
-    </w:p>
-    <w:p>
-      <w:pPr>
-        <w:spacing w:line="336" w:lineRule="auto" w:after="180"/>
-        <w:shd w:fill="F4F9FC"/>
-      </w:pPr>
-      <w:r>
-        <w:rPr>
-          <w:b w:val="0"/>
-        </w:rPr>
-        <w:t>3. The detection fractions need new simulation; the resource costs stay 40 and 80.</w:t>
-      </w:r>
-    </w:p>
-    <w:p>
-      <w:pPr>
-        <w:pStyle w:val="Heading3"/>
-      </w:pPr>
-      <w:r>
-        <w:t>My selected conclusion, deciding fact and explanation</w:t>
-      </w:r>
-    </w:p>
-    <w:p>
-      <w:r>
-        <w:t>________________________________________________________________</w:t>
-      </w:r>
-    </w:p>
-    <w:p>
-      <w:r>
-        <w:t>________________________________________________________________</w:t>
-      </w:r>
-    </w:p>
-    <w:p>
-      <w:r>
-        <w:t>________________________________________________________________</w:t>
-      </w:r>
-    </w:p>
-    <w:p>
-      <w:r>
-        <w:t>________________________________________________________________</w:t>
-      </w:r>
-    </w:p>
-    <w:p>
-      <w:r>
-        <w:t>________________________________________________________________</w:t>
-      </w:r>
-    </w:p>
-    <w:p>
-      <w:pPr>
-        <w:pStyle w:val="Heading3"/>
-      </w:pPr>
-      <w:r>
-        <w:t>Hint · try first</w:t>
-      </w:r>
-    </w:p>
-    <w:p>
-      <w:pPr>
-        <w:spacing w:line="336" w:lineRule="auto" w:after="180"/>
-        <w:shd w:fill="F1F6F8"/>
-      </w:pPr>
-      <w:r>
-        <w:rPr>
-          <w:b w:val="0"/>
-        </w:rPr>
-        <w:t>Hint if needed: Use the changed condition and the deciding step in the pictorial trace. The answer must say what follows from those facts.</w:t>
-      </w:r>
-    </w:p>
-    <w:p>
-      <w:pPr>
-        <w:pStyle w:val="Heading3"/>
-      </w:pPr>
-      <w:r>
-        <w:t>Feedback · compare after trying</w:t>
-      </w:r>
-    </w:p>
-    <w:p>
-      <w:pPr>
-        <w:spacing w:line="336" w:lineRule="auto" w:after="180"/>
-        <w:shd w:fill="F1F6FC"/>
-      </w:pPr>
-      <w:r>
-        <w:rPr>
-          <w:b w:val="0"/>
-        </w:rPr>
-        <w:t>After your attempt, compare with the supported explanation: The detection fractions need new simulation; the resource costs stay 40 and 80.</w:t>
-      </w:r>
-    </w:p>
-    <w:p>
-      <w:pPr>
-        <w:spacing w:line="336" w:lineRule="auto" w:after="180"/>
-        <w:shd w:fill="F1F6FC"/>
-      </w:pPr>
-      <w:r>
-        <w:rPr>
-          <w:b/>
-        </w:rPr>
-        <w:t>Power</w:t>
-      </w:r>
-      <w:r>
-        <w:rPr>
-          <w:b w:val="0"/>
-        </w:rPr>
-        <w:t xml:space="preserve"> depends on the data-generating assumptions, while this stated unit-cost calculation does not.</w:t>
-      </w:r>
-    </w:p>
-    <w:p>
-      <w:pPr>
-        <w:pStyle w:val="Heading3"/>
-      </w:pPr>
-      <w:r>
-        <w:t>Repair a missing building block</w:t>
-      </w:r>
-    </w:p>
-    <w:p>
-      <w:pPr>
-        <w:spacing w:line="336" w:lineRule="auto" w:after="180"/>
-      </w:pPr>
-      <w:r>
-        <w:rPr>
-          <w:b w:val="0"/>
-        </w:rPr>
-        <w:t xml:space="preserve">Review Pilot experiments (ai-7/22). Goal: Explain the </w:t>
-      </w:r>
-      <w:r>
-        <w:rPr>
-          <w:b/>
-        </w:rPr>
-        <w:t>mechanism</w:t>
-      </w:r>
-      <w:r>
-        <w:rPr>
-          <w:b w:val="0"/>
-        </w:rPr>
-        <w:t xml:space="preserve"> and terminology of pilot experiments. Short practice: Calculate reviewer agreement on the four pilot answers.</w:t>
-      </w:r>
-    </w:p>
-    <w:p>
-      <w:pPr>
-        <w:spacing w:line="336" w:lineRule="auto" w:after="180"/>
-      </w:pPr>
-      <w:r>
-        <w:rPr>
-          <w:b w:val="0"/>
-        </w:rPr>
-        <w:t xml:space="preserve">What can the disagreement improve, and why are those revised practice answers not untouched final </w:t>
-      </w:r>
-      <w:r>
-        <w:rPr>
-          <w:b/>
-        </w:rPr>
-        <w:t>evidence</w:t>
-      </w:r>
-      <w:r>
-        <w:rPr>
-          <w:b w:val="0"/>
-        </w:rPr>
-        <w:t>?. Return to this week and explain what you changed.</w:t>
-      </w:r>
-    </w:p>
-    <w:p>
-      <w:pPr>
-        <w:spacing w:line="336" w:lineRule="auto" w:after="180"/>
-      </w:pPr>
-      <w:r>
-        <w:rPr>
-          <w:b w:val="0"/>
-        </w:rPr>
-        <w:t xml:space="preserve">Review Privacy and data governance (ai-7/20). Goal: Explain the </w:t>
-      </w:r>
-      <w:r>
-        <w:rPr>
-          <w:b/>
-        </w:rPr>
-        <w:t>mechanism</w:t>
-      </w:r>
-      <w:r>
-        <w:rPr>
-          <w:b w:val="0"/>
-        </w:rPr>
-        <w:t xml:space="preserve"> and terminology of privacy and data governance. Short practice: Point to the analysis table and the restricted identity key.</w:t>
-      </w:r>
-    </w:p>
-    <w:p>
-      <w:pPr>
-        <w:spacing w:line="336" w:lineRule="auto" w:after="180"/>
-      </w:pPr>
-      <w:r>
-        <w:rPr>
-          <w:b w:val="0"/>
-        </w:rPr>
-        <w:t>Why are the codes pseudonymous rather than guaranteed anonymous, and what changes if the key is published?. Return to this week and explain what you changed.</w:t>
-      </w:r>
-    </w:p>
-    <w:p>
-      <w:pPr>
-        <w:spacing w:line="336" w:lineRule="auto" w:after="180"/>
-      </w:pPr>
-      <w:r>
-        <w:rPr>
-          <w:b w:val="0"/>
-        </w:rPr>
-        <w:t xml:space="preserve">Review Sensitivity analysis (ai-7/17). Goal: Explain the </w:t>
-      </w:r>
-      <w:r>
-        <w:rPr>
-          <w:b/>
-        </w:rPr>
-        <w:t>mechanism</w:t>
-      </w:r>
-      <w:r>
-        <w:rPr>
-          <w:b w:val="0"/>
-        </w:rPr>
-        <w:t xml:space="preserve"> and terminology of sensitivity analysis. Short practice: Classify 0.4, 0.6 and 0.8 at cutoffs 0.5, 0.7 and exactly 0.6.</w:t>
-      </w:r>
-    </w:p>
-    <w:p>
-      <w:pPr>
-        <w:spacing w:line="336" w:lineRule="auto" w:after="180"/>
-      </w:pPr>
-      <w:r>
-        <w:rPr>
-          <w:b w:val="0"/>
-        </w:rPr>
-        <w:t>Which equality rule decides the boundary, and can these unlabelled scores identify the best cutoff?. Return to this week and explain what you changed.</w:t>
-      </w:r>
-    </w:p>
-    <w:p>
-      <w:pPr>
-        <w:pStyle w:val="Heading3"/>
-      </w:pPr>
-      <w:r>
         <w:t>Keep your completed work</w:t>
       </w:r>
     </w:p>
     <w:p>
       <w:pPr>
-        <w:spacing w:line="336" w:lineRule="auto" w:after="180"/>
-      </w:pPr>
-      <w:r>
-        <w:rPr>
-          <w:b w:val="0"/>
-        </w:rPr>
-        <w:t xml:space="preserve">Use Download completed work in the hosted lesson to export your answers, reflections, practice feedback and code-run </w:t>
-      </w:r>
-      <w:r>
-        <w:rPr>
-          <w:b/>
-        </w:rPr>
-        <w:t>evidence</w:t>
-      </w:r>
-      <w:r>
-        <w:rPr>
-          <w:b w:val="0"/>
-        </w:rPr>
-        <w:t>. Open the HTML copy to read or print it.</w:t>
-      </w:r>
-    </w:p>
-    <w:p>
-      <w:pPr>
-        <w:spacing w:line="336" w:lineRule="auto" w:after="180"/>
-      </w:pPr>
-      <w:r>
-        <w:rPr>
-          <w:b w:val="0"/>
-        </w:rPr>
-        <w:t>Drafts stay in this browser when storage is available; clear drafts on a shared device.</w:t>
-      </w:r>
-    </w:p>
-    <w:p>
-      <w:pPr>
         <w:pStyle w:val="Heading1"/>
       </w:pPr>
       <w:r>
-        <w:t>18. Visual concept journey</w:t>
-      </w:r>
-    </w:p>
-    <w:p>
-      <w:r>
-        <w:t>Explain each Power and resource tradeoffs graphic using its labels, deciding evidence and relevant limitation.</w:t>
-      </w:r>
-    </w:p>
-    <w:p>
-      <w:pPr>
-        <w:pStyle w:val="Heading3"/>
+        <w:t>18. Reference · Six-picture concept journey</w:t>
+      </w:r>
+    </w:p>
+    <w:p>
+      <w:r>
+        <w:t>Choose the picture that supports the current explanation.</w:t>
+      </w:r>
+    </w:p>
+    <w:p>
+      <w:pPr>
+        <w:pStyle w:val="Heading2"/>
       </w:pPr>
       <w:r>
         <w:t>01. Power and resource tradeoffs: the case</w:t>
@@ -3947,7 +5097,7 @@
         <w:drawing>
           <wp:inline xmlns:a="http://schemas.openxmlformats.org/drawingml/2006/main" xmlns:pic="http://schemas.openxmlformats.org/drawingml/2006/picture">
             <wp:extent cx="5486400" cy="2843784"/>
-            <wp:docPr id="3" name="Picture 3" descr="A simulated detection-and-resource trade-off. A fictional simulation repeats a study under the same assumed alternative effect, using two independent-unit sample sizes. Supplied facts: There are 100 simulation trials per design. At n=20, 60 detect the specified effect; at n=40, 80 detect it. Each independent unit costs 2 resource units. Same test and effect assumptions are used."/>
+            <wp:docPr id="6" name="Picture 6" descr="A simulated detection-and-resource trade-off. A fictional simulation repeats a study under the same assumed alternative effect, using two independent-unit sample sizes. Supplied facts: There are 100 simulation trials per design. At n=20, 60 detect the specified effect; at n=40, 80 detect it. Each independent unit costs 2 resource units. Same test and effect assumptions are used."/>
             <wp:cNvGraphicFramePr>
               <a:graphicFrameLocks noChangeAspect="1"/>
             </wp:cNvGraphicFramePr>
@@ -3959,7 +5109,7 @@
                     <pic:cNvPicPr/>
                   </pic:nvPicPr>
                   <pic:blipFill>
-                    <a:blip r:embed="rId11"/>
+                    <a:blip r:embed="rId14"/>
                     <a:stretch>
                       <a:fillRect/>
                     </a:stretch>
@@ -4015,7 +5165,6 @@
     <w:p>
       <w:pPr>
         <w:spacing w:line="336" w:lineRule="auto" w:after="180"/>
-        <w:shd w:fill="F5F1FB"/>
       </w:pPr>
       <w:r>
         <w:rPr>
@@ -4026,7 +5175,7 @@
     </w:p>
     <w:p>
       <w:pPr>
-        <w:pStyle w:val="Heading3"/>
+        <w:pStyle w:val="Heading2"/>
       </w:pPr>
       <w:r>
         <w:t>02. Follow the deciding steps</w:t>
@@ -4037,7 +5186,7 @@
         <w:drawing>
           <wp:inline xmlns:a="http://schemas.openxmlformats.org/drawingml/2006/main" xmlns:pic="http://schemas.openxmlformats.org/drawingml/2006/picture">
             <wp:extent cx="5486400" cy="3337560"/>
-            <wp:docPr id="4" name="Picture 4" descr="Estimate simulated detection: Observed detection fractions are 60/100=60% and 80/100=80%. → Calculate design cost: n=20 costs 40 resource units; n=40 costs 80 units. → Compare the trade-off: Doubling cost adds 20 percentage points of simulated detection under these assumptions."/>
+            <wp:docPr id="7" name="Picture 7" descr="Estimate simulated detection: Observed detection fractions are 60/100=60% and 80/100=80%. → Calculate design cost: n=20 costs 40 resource units; n=40 costs 80 units. → Compare the trade-off: Doubling cost adds 20 percentage points of simulated detection under these assumptions."/>
             <wp:cNvGraphicFramePr>
               <a:graphicFrameLocks noChangeAspect="1"/>
             </wp:cNvGraphicFramePr>
@@ -4049,7 +5198,7 @@
                     <pic:cNvPicPr/>
                   </pic:nvPicPr>
                   <pic:blipFill>
-                    <a:blip r:embed="rId12"/>
+                    <a:blip r:embed="rId10"/>
                     <a:stretch>
                       <a:fillRect/>
                     </a:stretch>
@@ -4106,7 +5255,6 @@
     <w:p>
       <w:pPr>
         <w:spacing w:line="336" w:lineRule="auto" w:after="180"/>
-        <w:shd w:fill="F5F1FB"/>
       </w:pPr>
       <w:r>
         <w:rPr>
@@ -4129,7 +5277,7 @@
     </w:p>
     <w:p>
       <w:pPr>
-        <w:pStyle w:val="Heading3"/>
+        <w:pStyle w:val="Heading2"/>
       </w:pPr>
       <w:r>
         <w:t>03. Stipulated simulation and resource records</w:t>
@@ -4140,7 +5288,7 @@
         <w:drawing>
           <wp:inline xmlns:a="http://schemas.openxmlformats.org/drawingml/2006/main" xmlns:pic="http://schemas.openxmlformats.org/drawingml/2006/picture">
             <wp:extent cx="5486400" cy="3096768"/>
-            <wp:docPr id="5" name="Picture 5" descr="Stipulated simulation and resource records. Smaller design: Independent units = 20, Detections = 60, Trials = 100, Cost units = 40. Larger design: Independent units = 40, Detections = 80, Trials = 100, Cost units = 80."/>
+            <wp:docPr id="8" name="Picture 8" descr="Stipulated simulation and resource records. Smaller design: Independent units = 20, Detections = 60, Trials = 100, Cost units = 40. Larger design: Independent units = 40, Detections = 80, Trials = 100, Cost units = 80."/>
             <wp:cNvGraphicFramePr>
               <a:graphicFrameLocks noChangeAspect="1"/>
             </wp:cNvGraphicFramePr>
@@ -4152,7 +5300,7 @@
                     <pic:cNvPicPr/>
                   </pic:nvPicPr>
                   <pic:blipFill>
-                    <a:blip r:embed="rId13"/>
+                    <a:blip r:embed="rId15"/>
                     <a:stretch>
                       <a:fillRect/>
                     </a:stretch>
@@ -4185,7 +5333,6 @@
     <w:p>
       <w:pPr>
         <w:spacing w:line="336" w:lineRule="auto" w:after="180"/>
-        <w:shd w:fill="F5F1FB"/>
       </w:pPr>
       <w:r>
         <w:rPr>
@@ -4196,7 +5343,7 @@
     </w:p>
     <w:p>
       <w:pPr>
-        <w:pStyle w:val="Heading3"/>
+        <w:pStyle w:val="Heading2"/>
       </w:pPr>
       <w:r>
         <w:t>04. Change one thing. Trace what follows.</w:t>
@@ -4207,7 +5354,7 @@
         <w:drawing>
           <wp:inline xmlns:a="http://schemas.openxmlformats.org/drawingml/2006/main" xmlns:pic="http://schemas.openxmlformats.org/drawingml/2006/picture">
             <wp:extent cx="5486400" cy="3191256"/>
-            <wp:docPr id="6" name="Picture 6" descr="Original case: Doubling cost adds 20 percentage points of simulated detection under these assumptions. Changed condition: Change the assumed effect or variability but keep the sample sizes. Expected result: The detection fractions need new simulation; the resource costs stay 40 and 80. Reason: Power depends on the data-generating assumptions, while this stated unit-cost calculation does not."/>
+            <wp:docPr id="9" name="Picture 9" descr="Original case: Doubling cost adds 20 percentage points of simulated detection under these assumptions. Changed condition: Change the assumed effect or variability but keep the sample sizes. Expected result: The detection fractions need new simulation; the resource costs stay 40 and 80. Reason: Power depends on the data-generating assumptions, while this stated unit-cost calculation does not."/>
             <wp:cNvGraphicFramePr>
               <a:graphicFrameLocks noChangeAspect="1"/>
             </wp:cNvGraphicFramePr>
@@ -4219,7 +5366,7 @@
                     <pic:cNvPicPr/>
                   </pic:nvPicPr>
                   <pic:blipFill>
-                    <a:blip r:embed="rId14"/>
+                    <a:blip r:embed="rId11"/>
                     <a:stretch>
                       <a:fillRect/>
                     </a:stretch>
@@ -4275,7 +5422,6 @@
     <w:p>
       <w:pPr>
         <w:spacing w:line="336" w:lineRule="auto" w:after="180"/>
-        <w:shd w:fill="F5F1FB"/>
       </w:pPr>
       <w:r>
         <w:rPr>
@@ -4286,7 +5432,7 @@
     </w:p>
     <w:p>
       <w:pPr>
-        <w:pStyle w:val="Heading3"/>
+        <w:pStyle w:val="Heading2"/>
       </w:pPr>
       <w:r>
         <w:t>05. Connect the explanation to its limit</w:t>
@@ -4297,7 +5443,7 @@
         <w:drawing>
           <wp:inline xmlns:a="http://schemas.openxmlformats.org/drawingml/2006/main" xmlns:pic="http://schemas.openxmlformats.org/drawingml/2006/picture">
             <wp:extent cx="5486400" cy="2834640"/>
-            <wp:docPr id="7" name="Picture 7" descr="Power is the probability of detecting a specified effect under a specified model and decision rule. Repeated simulation can estimate it; the estimate depends on effect size, variability, design and test assumptions, not sample size alone. Limit: Only 100 trials per design produce noisy estimates. They are fictional stipulated results, not executed simulation or evidence about pupils."/>
+            <wp:docPr id="10" name="Picture 10" descr="Power is the probability of detecting a specified effect under a specified model and decision rule. Repeated simulation can estimate it; the estimate depends on effect size, variability, design and test assumptions, not sample size alone. Limit: Only 100 trials per design produce noisy estimates. They are fictional stipulated results, not executed simulation or evidence about pupils."/>
             <wp:cNvGraphicFramePr>
               <a:graphicFrameLocks noChangeAspect="1"/>
             </wp:cNvGraphicFramePr>
@@ -4309,7 +5455,7 @@
                     <pic:cNvPicPr/>
                   </pic:nvPicPr>
                   <pic:blipFill>
-                    <a:blip r:embed="rId15"/>
+                    <a:blip r:embed="rId16"/>
                     <a:stretch>
                       <a:fillRect/>
                     </a:stretch>
@@ -4382,7 +5528,6 @@
     <w:p>
       <w:pPr>
         <w:spacing w:line="336" w:lineRule="auto" w:after="180"/>
-        <w:shd w:fill="F5F1FB"/>
       </w:pPr>
       <w:r>
         <w:rPr>
@@ -4393,7 +5538,7 @@
     </w:p>
     <w:p>
       <w:pPr>
-        <w:pStyle w:val="Heading3"/>
+        <w:pStyle w:val="Heading2"/>
       </w:pPr>
       <w:r>
         <w:t>06. Make the idea visible in your project</w:t>
@@ -4404,7 +5549,7 @@
         <w:drawing>
           <wp:inline xmlns:a="http://schemas.openxmlformats.org/drawingml/2006/main" xmlns:pic="http://schemas.openxmlformats.org/drawingml/2006/picture">
             <wp:extent cx="5486400" cy="3681984"/>
-            <wp:docPr id="8" name="Picture 8" descr="For the Reproducible AI Research Study, retain an annotated worked trace and the changed-case reasoning. Connect the claim to its records, units and assumptions so another investigator can challenge or reproduce it. Draw your input, deciding step, result and limit. Supported question: Calculate both simulated detection fractions and resource costs. What additional detection is observed for the extra forty units, and does that establish power for an actual classroom study?"/>
+            <wp:docPr id="11" name="Picture 11" descr="For the Reproducible AI Research Study, retain an annotated worked trace and the changed-case reasoning. Connect the claim to its records, units and assumptions so another investigator can challenge or reproduce it. Draw your input, deciding step, result and limit. Supported question: Calculate both simulated detection fractions and resource costs. What additional detection is observed for the extra forty units, and does that establish power for an actual classroom study?"/>
             <wp:cNvGraphicFramePr>
               <a:graphicFrameLocks noChangeAspect="1"/>
             </wp:cNvGraphicFramePr>
@@ -4416,7 +5561,7 @@
                     <pic:cNvPicPr/>
                   </pic:nvPicPr>
                   <pic:blipFill>
-                    <a:blip r:embed="rId16"/>
+                    <a:blip r:embed="rId17"/>
                     <a:stretch>
                       <a:fillRect/>
                     </a:stretch>
@@ -4495,7 +5640,6 @@
     <w:p>
       <w:pPr>
         <w:spacing w:line="336" w:lineRule="auto" w:after="180"/>
-        <w:shd w:fill="F5F1FB"/>
       </w:pPr>
       <w:r>
         <w:rPr>
@@ -4514,6 +5658,62 @@
           <w:b w:val="0"/>
         </w:rPr>
         <w:t>.</w:t>
+      </w:r>
+    </w:p>
+    <w:p>
+      <w:pPr>
+        <w:pStyle w:val="Heading2"/>
+      </w:pPr>
+      <w:r>
+        <w:t>Earlier wording, alternatives and picture transcripts · reference / check after trying</w:t>
+      </w:r>
+    </w:p>
+    <w:p>
+      <w:pPr>
+        <w:pStyle w:val="Heading3"/>
+      </w:pPr>
+      <w:r>
+        <w:t>01. Power and resource tradeoffs: the case</w:t>
+      </w:r>
+    </w:p>
+    <w:p>
+      <w:pPr>
+        <w:pStyle w:val="Heading3"/>
+      </w:pPr>
+      <w:r>
+        <w:t>02. Follow the deciding steps</w:t>
+      </w:r>
+    </w:p>
+    <w:p>
+      <w:pPr>
+        <w:pStyle w:val="Heading3"/>
+      </w:pPr>
+      <w:r>
+        <w:t>03. Stipulated simulation and resource records</w:t>
+      </w:r>
+    </w:p>
+    <w:p>
+      <w:pPr>
+        <w:pStyle w:val="Heading3"/>
+      </w:pPr>
+      <w:r>
+        <w:t>04. Change one thing. Trace what follows.</w:t>
+      </w:r>
+    </w:p>
+    <w:p>
+      <w:pPr>
+        <w:pStyle w:val="Heading3"/>
+      </w:pPr>
+      <w:r>
+        <w:t>05. Connect the explanation to its limit</w:t>
+      </w:r>
+    </w:p>
+    <w:p>
+      <w:pPr>
+        <w:pStyle w:val="Heading3"/>
+      </w:pPr>
+      <w:r>
+        <w:t>06. Make the idea visible in your project</w:t>
       </w:r>
     </w:p>
     <w:sectPr>
